--- a/docs/20260409/4.결과리포트.docx
+++ b/docs/20260409/4.결과리포트.docx
@@ -6,74 +6,87 @@
       <w:pPr>
         <w:rPr>
           <w:rFonts w:ascii="맑은 고딕" w:eastAsia="맑은 고딕" w:hAnsi="맑은 고딕" w:cs="맑은 고딕"/>
-          <w:lang w:eastAsia="ko-KR"/>
-        </w:rPr>
-      </w:pPr>
-      <w:r>
-        <w:rPr>
-          <w:rFonts w:ascii="맑은 고딕" w:eastAsia="맑은 고딕" w:hAnsi="맑은 고딕" w:cs="맑은 고딕"/>
-          <w:b/>
-          <w:bCs/>
-          <w:lang w:eastAsia="ko-KR"/>
-        </w:rPr>
-        <w:t>타겟(Target)의 자체 의류 브랜드: 가격 압박에 따른 2026-2028년 전망</w:t>
-      </w:r>
-      <w:r>
-        <w:rPr>
-          <w:rFonts w:ascii="맑은 고딕" w:eastAsia="맑은 고딕" w:hAnsi="맑은 고딕" w:cs="맑은 고딕"/>
-          <w:lang w:eastAsia="ko-KR"/>
-        </w:rPr>
-        <w:t xml:space="preserve"> 타겟의 '</w:t>
-      </w:r>
-      <w:proofErr w:type="spellStart"/>
-      <w:r>
-        <w:rPr>
-          <w:rFonts w:ascii="맑은 고딕" w:eastAsia="맑은 고딕" w:hAnsi="맑은 고딕" w:cs="맑은 고딕"/>
-          <w:lang w:eastAsia="ko-KR"/>
-        </w:rPr>
-        <w:t>굿펠로우</w:t>
-      </w:r>
-      <w:proofErr w:type="spellEnd"/>
-      <w:r>
-        <w:rPr>
-          <w:rFonts w:ascii="맑은 고딕" w:eastAsia="맑은 고딕" w:hAnsi="맑은 고딕" w:cs="맑은 고딕"/>
-          <w:lang w:eastAsia="ko-KR"/>
-        </w:rPr>
-        <w:t>(Goodfellow &amp; Co)'와 '</w:t>
-      </w:r>
-      <w:proofErr w:type="spellStart"/>
-      <w:r>
-        <w:rPr>
-          <w:rFonts w:ascii="맑은 고딕" w:eastAsia="맑은 고딕" w:hAnsi="맑은 고딕" w:cs="맑은 고딕"/>
-          <w:lang w:eastAsia="ko-KR"/>
-        </w:rPr>
-        <w:t>캣앤잭</w:t>
-      </w:r>
-      <w:proofErr w:type="spellEnd"/>
-      <w:r>
-        <w:rPr>
-          <w:rFonts w:ascii="맑은 고딕" w:eastAsia="맑은 고딕" w:hAnsi="맑은 고딕" w:cs="맑은 고딕"/>
-          <w:lang w:eastAsia="ko-KR"/>
-        </w:rPr>
-        <w:t>(Cat &amp; Jack)'은 2028년까지 상당한 수요 탄력성과 대체 위험에 직면해 있으며, 심화되는 경쟁 속에서 브랜드 자산을 유지하기 위해 전략적인 가격 체계 조정이 필요한 상황입니다.</w:t>
-      </w:r>
-    </w:p>
-    <w:p>
-      <w:pPr>
-        <w:rPr>
-          <w:rFonts w:ascii="맑은 고딕" w:eastAsia="맑은 고딕" w:hAnsi="맑은 고딕" w:cs="맑은 고딕"/>
-          <w:lang w:eastAsia="ko-KR"/>
-        </w:rPr>
-      </w:pPr>
-      <w:r>
-        <w:rPr>
-          <w:rFonts w:ascii="맑은 고딕" w:eastAsia="맑은 고딕" w:hAnsi="맑은 고딕" w:cs="맑은 고딕"/>
-          <w:lang w:eastAsia="ko-KR"/>
-        </w:rPr>
-        <w:pict w14:anchorId="3980D72B">
-          <v:rect id="_x0000_i1049" style="width:0;height:1.5pt" o:hralign="center" o:hrstd="t" o:hr="t" fillcolor="#a0a0a0" stroked="f"/>
-        </w:pict>
-      </w:r>
+          <w:b/>
+          <w:bCs/>
+          <w:lang w:eastAsia="ko-KR"/>
+        </w:rPr>
+      </w:pPr>
+      <w:r>
+        <w:rPr>
+          <w:rFonts w:ascii="맑은 고딕" w:eastAsia="맑은 고딕" w:hAnsi="맑은 고딕" w:cs="맑은 고딕"/>
+          <w:b/>
+          <w:bCs/>
+          <w:lang w:eastAsia="ko-KR"/>
+        </w:rPr>
+        <w:t>Prediction Report</w:t>
+      </w:r>
+    </w:p>
+    <w:p>
+      <w:pPr>
+        <w:rPr>
+          <w:rFonts w:ascii="맑은 고딕" w:eastAsia="맑은 고딕" w:hAnsi="맑은 고딕" w:cs="맑은 고딕"/>
+          <w:b/>
+          <w:bCs/>
+          <w:lang w:eastAsia="ko-KR"/>
+        </w:rPr>
+      </w:pPr>
+      <w:r>
+        <w:rPr>
+          <w:rFonts w:ascii="맑은 고딕" w:eastAsia="맑은 고딕" w:hAnsi="맑은 고딕" w:cs="맑은 고딕"/>
+          <w:b/>
+          <w:bCs/>
+          <w:lang w:eastAsia="ko-KR"/>
+        </w:rPr>
+        <w:t>ID: report_961d4b7e5592</w:t>
+      </w:r>
+    </w:p>
+    <w:p>
+      <w:pPr>
+        <w:rPr>
+          <w:rFonts w:ascii="맑은 고딕" w:eastAsia="맑은 고딕" w:hAnsi="맑은 고딕" w:cs="맑은 고딕"/>
+          <w:b/>
+          <w:bCs/>
+          <w:lang w:eastAsia="ko-KR"/>
+        </w:rPr>
+      </w:pPr>
+      <w:r>
+        <w:rPr>
+          <w:rFonts w:ascii="맑은 고딕" w:eastAsia="맑은 고딕" w:hAnsi="맑은 고딕" w:cs="맑은 고딕"/>
+          <w:b/>
+          <w:bCs/>
+          <w:lang w:eastAsia="ko-KR"/>
+        </w:rPr>
+        <w:t>Goodfellow &amp; Co 2026-2028 Outlook: Price Strategy Under Geopolitical and Market Pressure</w:t>
+      </w:r>
+    </w:p>
+    <w:p>
+      <w:pPr>
+        <w:rPr>
+          <w:rFonts w:ascii="맑은 고딕" w:eastAsia="맑은 고딕" w:hAnsi="맑은 고딕" w:cs="맑은 고딕"/>
+          <w:b/>
+          <w:bCs/>
+          <w:lang w:eastAsia="ko-KR"/>
+        </w:rPr>
+      </w:pPr>
+      <w:r>
+        <w:rPr>
+          <w:rFonts w:ascii="맑은 고딕" w:eastAsia="맑은 고딕" w:hAnsi="맑은 고딕" w:cs="맑은 고딕"/>
+          <w:b/>
+          <w:bCs/>
+          <w:lang w:eastAsia="ko-KR"/>
+        </w:rPr>
+        <w:t>Target's Goodfellow &amp; Co men's private-label apparel faces a critical pricing crossroads in 2026-2028, with geopolitical uncertainty and competitive pressure forcing a strategic choice between immediate price cuts or holding current prices while upgrading quality.</w:t>
+      </w:r>
+    </w:p>
+    <w:p>
+      <w:pPr>
+        <w:rPr>
+          <w:rFonts w:ascii="맑은 고딕" w:eastAsia="맑은 고딕" w:hAnsi="맑은 고딕" w:cs="맑은 고딕"/>
+          <w:b/>
+          <w:bCs/>
+          <w:lang w:eastAsia="ko-KR"/>
+        </w:rPr>
+      </w:pPr>
     </w:p>
     <w:p>
       <w:pPr>
@@ -98,595 +111,839 @@
       <w:pPr>
         <w:rPr>
           <w:rFonts w:ascii="맑은 고딕" w:eastAsia="맑은 고딕" w:hAnsi="맑은 고딕" w:cs="맑은 고딕"/>
-          <w:lang w:eastAsia="ko-KR"/>
-        </w:rPr>
-      </w:pPr>
-      <w:r>
-        <w:rPr>
-          <w:rFonts w:ascii="맑은 고딕" w:eastAsia="맑은 고딕" w:hAnsi="맑은 고딕" w:cs="맑은 고딕"/>
-          <w:b/>
-          <w:bCs/>
-          <w:lang w:eastAsia="ko-KR"/>
-        </w:rPr>
-        <w:t>2026년 시장 맥락: 스타일, 디자인, 그리고 가치의 재정립</w:t>
-      </w:r>
-    </w:p>
-    <w:p>
-      <w:pPr>
-        <w:rPr>
-          <w:rFonts w:ascii="맑은 고딕" w:eastAsia="맑은 고딕" w:hAnsi="맑은 고딕" w:cs="맑은 고딕"/>
-          <w:lang w:eastAsia="ko-KR"/>
-        </w:rPr>
-      </w:pPr>
-      <w:r>
-        <w:rPr>
-          <w:rFonts w:ascii="맑은 고딕" w:eastAsia="맑은 고딕" w:hAnsi="맑은 고딕" w:cs="맑은 고딕"/>
-          <w:lang w:eastAsia="ko-KR"/>
-        </w:rPr>
-        <w:t xml:space="preserve">타겟의 2026년 전략은 </w:t>
-      </w:r>
-      <w:proofErr w:type="spellStart"/>
-      <w:r>
-        <w:rPr>
-          <w:rFonts w:ascii="맑은 고딕" w:eastAsia="맑은 고딕" w:hAnsi="맑은 고딕" w:cs="맑은 고딕"/>
-          <w:lang w:eastAsia="ko-KR"/>
-        </w:rPr>
-        <w:t>굿펠로우와</w:t>
-      </w:r>
-      <w:proofErr w:type="spellEnd"/>
-      <w:r>
-        <w:rPr>
-          <w:rFonts w:ascii="맑은 고딕" w:eastAsia="맑은 고딕" w:hAnsi="맑은 고딕" w:cs="맑은 고딕"/>
-          <w:lang w:eastAsia="ko-KR"/>
-        </w:rPr>
-        <w:t xml:space="preserve"> </w:t>
-      </w:r>
-      <w:proofErr w:type="spellStart"/>
-      <w:r>
-        <w:rPr>
-          <w:rFonts w:ascii="맑은 고딕" w:eastAsia="맑은 고딕" w:hAnsi="맑은 고딕" w:cs="맑은 고딕"/>
-          <w:lang w:eastAsia="ko-KR"/>
-        </w:rPr>
-        <w:t>캣앤잭을</w:t>
-      </w:r>
-      <w:proofErr w:type="spellEnd"/>
-      <w:r>
-        <w:rPr>
-          <w:rFonts w:ascii="맑은 고딕" w:eastAsia="맑은 고딕" w:hAnsi="맑은 고딕" w:cs="맑은 고딕"/>
-          <w:lang w:eastAsia="ko-KR"/>
-        </w:rPr>
-        <w:t xml:space="preserve"> 필두로 자체 의류 포트폴리오 전반에 걸쳐 스타일, 디자인, 가치를 재정립하려는 의도적인 변화를 나타냅니다. 2026년 4월 8일 현재, 타겟의 공개적인 입장은 과거의 광범위한 가격 인상 정책에서 벗어나 "가치 중심의 추진력 회복"을 강조하고 있습니다. 경영진은 2026년 3월 3일, 스타일, 디자인, 가치가 모든 결정의 핵심이 될 것이라고 발표했습니다.</w:t>
-      </w:r>
-    </w:p>
-    <w:p>
-      <w:pPr>
-        <w:rPr>
-          <w:rFonts w:ascii="맑은 고딕" w:eastAsia="맑은 고딕" w:hAnsi="맑은 고딕" w:cs="맑은 고딕"/>
-          <w:lang w:eastAsia="ko-KR"/>
-        </w:rPr>
-      </w:pPr>
-      <w:r>
-        <w:rPr>
-          <w:rFonts w:ascii="맑은 고딕" w:eastAsia="맑은 고딕" w:hAnsi="맑은 고딕" w:cs="맑은 고딕"/>
-          <w:lang w:eastAsia="ko-KR"/>
-        </w:rPr>
-        <w:t>타겟은 2026년 3월 11일, 의류, 아동복, 홈, 생필품 카테고리에 걸쳐 3,000개 이상의 봄 시즌 품목에 대해 가격 인하를 단행했으며, 대부분 원래 가격보다 5%에서 20% 낮은 수준으로 조정했습니다. 이러한 움직임은 가성비를 추구하는 소비자 행동이 구조적으로 변화했음을 타겟이 인식했음을 반영합니다. 전미소매협회(NRF)는 소매업계 임원의 70%가 이러한 저가 제품 선호(Trade-down) 현상을 일시적인 것이 아닌 구조적이고 지속적인 현상으로 보고 있다고 언급했습니다.</w:t>
-      </w:r>
-    </w:p>
-    <w:p>
-      <w:pPr>
-        <w:rPr>
-          <w:rFonts w:ascii="맑은 고딕" w:eastAsia="맑은 고딕" w:hAnsi="맑은 고딕" w:cs="맑은 고딕"/>
-          <w:lang w:eastAsia="ko-KR"/>
-        </w:rPr>
-      </w:pPr>
-      <w:r>
-        <w:rPr>
-          <w:rFonts w:ascii="맑은 고딕" w:eastAsia="맑은 고딕" w:hAnsi="맑은 고딕" w:cs="맑은 고딕"/>
-          <w:lang w:eastAsia="ko-KR"/>
-        </w:rPr>
-        <w:t>핏, 자신감, 품질을 중심으로 구축된 남성 브랜드 **</w:t>
-      </w:r>
-      <w:proofErr w:type="spellStart"/>
-      <w:r>
-        <w:rPr>
-          <w:rFonts w:ascii="맑은 고딕" w:eastAsia="맑은 고딕" w:hAnsi="맑은 고딕" w:cs="맑은 고딕"/>
-          <w:lang w:eastAsia="ko-KR"/>
-        </w:rPr>
-        <w:t>굿펠로우</w:t>
-      </w:r>
-      <w:proofErr w:type="spellEnd"/>
-      <w:r>
-        <w:rPr>
-          <w:rFonts w:ascii="맑은 고딕" w:eastAsia="맑은 고딕" w:hAnsi="맑은 고딕" w:cs="맑은 고딕"/>
-          <w:lang w:eastAsia="ko-KR"/>
-        </w:rPr>
-        <w:t xml:space="preserve">(Goodfellow &amp; Co)**의 경우, 타겟은 '낀 위치(Squeezed middle position)'라는 과제에 직면해 있습니다. 즉, 월마트(Walmart)의 가성비 베이직보다는 확실히 위에 있지만, 자라(Zara)의 패션 베이직 가격대보다는 아래에 위치한 모호한 지점입니다. NRF는 소비자들이 저가 옵션으로 눈을 돌리면서 </w:t>
-      </w:r>
-      <w:proofErr w:type="spellStart"/>
-      <w:r>
-        <w:rPr>
-          <w:rFonts w:ascii="맑은 고딕" w:eastAsia="맑은 고딕" w:hAnsi="맑은 고딕" w:cs="맑은 고딕"/>
-          <w:lang w:eastAsia="ko-KR"/>
-        </w:rPr>
-        <w:t>굿펠로우가</w:t>
-      </w:r>
-      <w:proofErr w:type="spellEnd"/>
-      <w:r>
-        <w:rPr>
-          <w:rFonts w:ascii="맑은 고딕" w:eastAsia="맑은 고딕" w:hAnsi="맑은 고딕" w:cs="맑은 고딕"/>
-          <w:lang w:eastAsia="ko-KR"/>
-        </w:rPr>
-        <w:t xml:space="preserve"> 취약한 위치에 놓였다고 분석합니다. 5,365개의 리뷰와 4.7/5점의 평점을 보유한 </w:t>
-      </w:r>
-      <w:proofErr w:type="spellStart"/>
-      <w:r>
-        <w:rPr>
-          <w:rFonts w:ascii="맑은 고딕" w:eastAsia="맑은 고딕" w:hAnsi="맑은 고딕" w:cs="맑은 고딕"/>
-          <w:lang w:eastAsia="ko-KR"/>
-        </w:rPr>
-        <w:t>굿펠로우의</w:t>
-      </w:r>
-      <w:proofErr w:type="spellEnd"/>
-      <w:r>
-        <w:rPr>
-          <w:rFonts w:ascii="맑은 고딕" w:eastAsia="맑은 고딕" w:hAnsi="맑은 고딕" w:cs="맑은 고딕"/>
-          <w:lang w:eastAsia="ko-KR"/>
-        </w:rPr>
-        <w:t xml:space="preserve"> '</w:t>
-      </w:r>
-      <w:proofErr w:type="spellStart"/>
-      <w:r>
-        <w:rPr>
-          <w:rFonts w:ascii="맑은 고딕" w:eastAsia="맑은 고딕" w:hAnsi="맑은 고딕" w:cs="맑은 고딕"/>
-          <w:lang w:eastAsia="ko-KR"/>
-        </w:rPr>
-        <w:t>에브리</w:t>
-      </w:r>
-      <w:proofErr w:type="spellEnd"/>
-      <w:r>
-        <w:rPr>
-          <w:rFonts w:ascii="맑은 고딕" w:eastAsia="맑은 고딕" w:hAnsi="맑은 고딕" w:cs="맑은 고딕"/>
-          <w:lang w:eastAsia="ko-KR"/>
-        </w:rPr>
-        <w:t xml:space="preserve"> </w:t>
-      </w:r>
-      <w:proofErr w:type="spellStart"/>
-      <w:r>
-        <w:rPr>
-          <w:rFonts w:ascii="맑은 고딕" w:eastAsia="맑은 고딕" w:hAnsi="맑은 고딕" w:cs="맑은 고딕"/>
-          <w:lang w:eastAsia="ko-KR"/>
-        </w:rPr>
-        <w:t>웨어</w:t>
-      </w:r>
-      <w:proofErr w:type="spellEnd"/>
-      <w:r>
-        <w:rPr>
-          <w:rFonts w:ascii="맑은 고딕" w:eastAsia="맑은 고딕" w:hAnsi="맑은 고딕" w:cs="맑은 고딕"/>
-          <w:lang w:eastAsia="ko-KR"/>
-        </w:rPr>
-        <w:t xml:space="preserve">(Every Wear)' 티셔츠는 브랜드의 품질 제안을 잘 보여주는 동시에 가격 압박도 시사합니다. 이 제품은 가격 사다리에서 월마트 조지(George) </w:t>
-      </w:r>
-      <w:proofErr w:type="spellStart"/>
-      <w:r>
-        <w:rPr>
-          <w:rFonts w:ascii="맑은 고딕" w:eastAsia="맑은 고딕" w:hAnsi="맑은 고딕" w:cs="맑은 고딕"/>
-          <w:lang w:eastAsia="ko-KR"/>
-        </w:rPr>
-        <w:t>크루넥</w:t>
-      </w:r>
-      <w:proofErr w:type="spellEnd"/>
-      <w:r>
-        <w:rPr>
-          <w:rFonts w:ascii="맑은 고딕" w:eastAsia="맑은 고딕" w:hAnsi="맑은 고딕" w:cs="맑은 고딕"/>
-          <w:lang w:eastAsia="ko-KR"/>
-        </w:rPr>
-        <w:t xml:space="preserve"> 티셔츠($5.98)보다 높고, 8.40~10달러 사이에 형성된 아마존 </w:t>
-      </w:r>
-      <w:proofErr w:type="spellStart"/>
-      <w:r>
-        <w:rPr>
-          <w:rFonts w:ascii="맑은 고딕" w:eastAsia="맑은 고딕" w:hAnsi="맑은 고딕" w:cs="맑은 고딕"/>
-          <w:lang w:eastAsia="ko-KR"/>
-        </w:rPr>
-        <w:t>에센셜</w:t>
-      </w:r>
-      <w:proofErr w:type="spellEnd"/>
-      <w:r>
-        <w:rPr>
-          <w:rFonts w:ascii="맑은 고딕" w:eastAsia="맑은 고딕" w:hAnsi="맑은 고딕" w:cs="맑은 고딕"/>
-          <w:lang w:eastAsia="ko-KR"/>
-        </w:rPr>
-        <w:t>(Amazon Essentials) 소년용 베이직 제품들과 경쟁하고 있습니다.</w:t>
-      </w:r>
-    </w:p>
-    <w:p>
-      <w:pPr>
-        <w:rPr>
-          <w:rFonts w:ascii="맑은 고딕" w:eastAsia="맑은 고딕" w:hAnsi="맑은 고딕" w:cs="맑은 고딕"/>
-          <w:lang w:eastAsia="ko-KR"/>
-        </w:rPr>
-      </w:pPr>
-      <w:r>
-        <w:rPr>
-          <w:rFonts w:ascii="맑은 고딕" w:eastAsia="맑은 고딕" w:hAnsi="맑은 고딕" w:cs="맑은 고딕"/>
-          <w:lang w:eastAsia="ko-KR"/>
-        </w:rPr>
-        <w:t>**</w:t>
-      </w:r>
-      <w:proofErr w:type="spellStart"/>
-      <w:r>
-        <w:rPr>
-          <w:rFonts w:ascii="맑은 고딕" w:eastAsia="맑은 고딕" w:hAnsi="맑은 고딕" w:cs="맑은 고딕"/>
-          <w:lang w:eastAsia="ko-KR"/>
-        </w:rPr>
-        <w:t>캣앤잭</w:t>
-      </w:r>
-      <w:proofErr w:type="spellEnd"/>
-      <w:r>
-        <w:rPr>
-          <w:rFonts w:ascii="맑은 고딕" w:eastAsia="맑은 고딕" w:hAnsi="맑은 고딕" w:cs="맑은 고딕"/>
-          <w:lang w:eastAsia="ko-KR"/>
-        </w:rPr>
-        <w:t xml:space="preserve">(Cat &amp; Jack)**은 차별화를 유지하면서도 가치 압박에 대응하려는 타겟의 이중 전략을 보여줍니다. 즐거움, 재미, 포용성, 신뢰를 바탕으로 구축된 이 아동 브랜드는 NRF가 언급한 "안전 표준을 통한 신뢰의 해자(Trust moat)"를 활용해 가치 있는 차별화를 제공합니다. </w:t>
-      </w:r>
-      <w:proofErr w:type="spellStart"/>
-      <w:r>
-        <w:rPr>
-          <w:rFonts w:ascii="맑은 고딕" w:eastAsia="맑은 고딕" w:hAnsi="맑은 고딕" w:cs="맑은 고딕"/>
-          <w:lang w:eastAsia="ko-KR"/>
-        </w:rPr>
-        <w:t>캣앤잭</w:t>
-      </w:r>
-      <w:proofErr w:type="spellEnd"/>
-      <w:r>
-        <w:rPr>
-          <w:rFonts w:ascii="맑은 고딕" w:eastAsia="맑은 고딕" w:hAnsi="맑은 고딕" w:cs="맑은 고딕"/>
-          <w:lang w:eastAsia="ko-KR"/>
-        </w:rPr>
-        <w:t xml:space="preserve"> 제품은 의무 안전 표준을 충족하거나 초과하며, 종종 규제 요건 이상의 테스트를 거치고 아동용 제품에 </w:t>
-      </w:r>
-      <w:r>
-        <w:rPr>
-          <w:rFonts w:ascii="맑은 고딕" w:eastAsia="맑은 고딕" w:hAnsi="맑은 고딕" w:cs="맑은 고딕"/>
+          <w:b/>
+          <w:bCs/>
+          <w:lang w:eastAsia="ko-KR"/>
+        </w:rPr>
+      </w:pPr>
+      <w:r>
+        <w:rPr>
+          <w:rFonts w:ascii="맑은 고딕" w:eastAsia="맑은 고딕" w:hAnsi="맑은 고딕" w:cs="맑은 고딕"/>
+          <w:b/>
+          <w:bCs/>
+          <w:lang w:eastAsia="ko-KR"/>
+        </w:rPr>
+        <w:t>The 2026 Context: Price Pressure and Quality Defense</w:t>
+      </w:r>
+    </w:p>
+    <w:p>
+      <w:pPr>
+        <w:rPr>
+          <w:rFonts w:ascii="맑은 고딕" w:eastAsia="맑은 고딕" w:hAnsi="맑은 고딕" w:cs="맑은 고딕"/>
+          <w:b/>
+          <w:bCs/>
+          <w:lang w:eastAsia="ko-KR"/>
+        </w:rPr>
+      </w:pPr>
+      <w:r>
+        <w:rPr>
+          <w:rFonts w:ascii="맑은 고딕" w:eastAsia="맑은 고딕" w:hAnsi="맑은 고딕" w:cs="맑은 고딕"/>
+          <w:b/>
+          <w:bCs/>
+          <w:lang w:eastAsia="ko-KR"/>
+        </w:rPr>
+        <w:t>The 2026 Context: Price Pressure and Quality Defense</w:t>
+      </w:r>
+    </w:p>
+    <w:p>
+      <w:pPr>
+        <w:rPr>
+          <w:rFonts w:ascii="맑은 고딕" w:eastAsia="맑은 고딕" w:hAnsi="맑은 고딕" w:cs="맑은 고딕"/>
+          <w:b/>
+          <w:bCs/>
+          <w:lang w:eastAsia="ko-KR"/>
+        </w:rPr>
+      </w:pPr>
+    </w:p>
+    <w:p>
+      <w:pPr>
+        <w:rPr>
+          <w:rFonts w:ascii="맑은 고딕" w:eastAsia="맑은 고딕" w:hAnsi="맑은 고딕" w:cs="맑은 고딕"/>
+          <w:b/>
+          <w:bCs/>
+          <w:lang w:eastAsia="ko-KR"/>
+        </w:rPr>
+      </w:pPr>
+      <w:r>
+        <w:rPr>
+          <w:rFonts w:ascii="맑은 고딕" w:eastAsia="맑은 고딕" w:hAnsi="맑은 고딕" w:cs="맑은 고딕"/>
+          <w:b/>
+          <w:bCs/>
+          <w:lang w:eastAsia="ko-KR"/>
+        </w:rPr>
+        <w:t>The 2026 pricing landscape for Goodfellow &amp; Co presents a critical juncture where geopolitical uncertainty, competitive pressure, and consumer value-seeking behavior converge. The data reveals a complex strategic environment that Target must navigate carefully.</w:t>
+      </w:r>
+    </w:p>
+    <w:p>
+      <w:pPr>
+        <w:rPr>
+          <w:rFonts w:ascii="맑은 고딕" w:eastAsia="맑은 고딕" w:hAnsi="맑은 고딕" w:cs="맑은 고딕"/>
+          <w:b/>
+          <w:bCs/>
+          <w:lang w:eastAsia="ko-KR"/>
+        </w:rPr>
+      </w:pPr>
+    </w:p>
+    <w:p>
+      <w:pPr>
+        <w:rPr>
+          <w:rFonts w:ascii="맑은 고딕" w:eastAsia="맑은 고딕" w:hAnsi="맑은 고딕" w:cs="맑은 고딕"/>
+          <w:b/>
+          <w:bCs/>
+          <w:lang w:eastAsia="ko-KR"/>
+        </w:rPr>
+      </w:pPr>
+      <w:r>
+        <w:rPr>
+          <w:rFonts w:ascii="맑은 고딕" w:eastAsia="맑은 고딕" w:hAnsi="맑은 고딕" w:cs="맑은 고딕"/>
+          <w:b/>
+          <w:bCs/>
+          <w:lang w:eastAsia="ko-KR"/>
+        </w:rPr>
+        <w:t>Pricing Architecture Under Pressure</w:t>
+      </w:r>
+    </w:p>
+    <w:p>
+      <w:pPr>
+        <w:rPr>
+          <w:rFonts w:ascii="맑은 고딕" w:eastAsia="맑은 고딕" w:hAnsi="맑은 고딕" w:cs="맑은 고딕"/>
+          <w:b/>
+          <w:bCs/>
+          <w:lang w:eastAsia="ko-KR"/>
+        </w:rPr>
+      </w:pPr>
+    </w:p>
+    <w:p>
+      <w:pPr>
+        <w:rPr>
+          <w:rFonts w:ascii="맑은 고딕" w:eastAsia="맑은 고딕" w:hAnsi="맑은 고딕" w:cs="맑은 고딕"/>
+          <w:b/>
+          <w:bCs/>
+          <w:lang w:eastAsia="ko-KR"/>
+        </w:rPr>
+      </w:pPr>
+      <w:r>
+        <w:rPr>
+          <w:rFonts w:ascii="맑은 고딕" w:eastAsia="맑은 고딕" w:hAnsi="맑은 고딕" w:cs="맑은 고딕"/>
+          <w:b/>
+          <w:bCs/>
+          <w:lang w:eastAsia="ko-KR"/>
+        </w:rPr>
+        <w:t>The Every Wear basic tee has undergone significant price evolution, moving from $8 to $10 in H2 2025, creating a substantial gap against Walmart's George brand which rose from $4.98 in February-March 2026 to $6.98 by April 9, 2026. This pricing divergence has drawn sharp attention from market observers:</w:t>
+      </w:r>
+    </w:p>
+    <w:p>
+      <w:pPr>
+        <w:rPr>
+          <w:rFonts w:ascii="맑은 고딕" w:eastAsia="맑은 고딕" w:hAnsi="맑은 고딕" w:cs="맑은 고딕"/>
+          <w:b/>
+          <w:bCs/>
+          <w:lang w:eastAsia="ko-KR"/>
+        </w:rPr>
+      </w:pPr>
+    </w:p>
+    <w:p>
+      <w:pPr>
+        <w:rPr>
+          <w:rFonts w:ascii="맑은 고딕" w:eastAsia="맑은 고딕" w:hAnsi="맑은 고딕" w:cs="맑은 고딕"/>
+          <w:b/>
+          <w:bCs/>
+          <w:lang w:eastAsia="ko-KR"/>
+        </w:rPr>
+      </w:pPr>
+      <w:r>
+        <w:rPr>
+          <w:rFonts w:ascii="맑은 고딕" w:eastAsia="맑은 고딕" w:hAnsi="맑은 고딕" w:cs="맑은 고딕"/>
+          <w:b/>
+          <w:bCs/>
+          <w:lang w:eastAsia="ko-KR"/>
+        </w:rPr>
+        <w:t>"The Wall Street Journal contrasts Walmart's $6.98 George basic tees with Target's pricing, making justification for premium difficult for shoppers."</w:t>
+      </w:r>
+    </w:p>
+    <w:p>
+      <w:pPr>
+        <w:rPr>
+          <w:rFonts w:ascii="맑은 고딕" w:eastAsia="맑은 고딕" w:hAnsi="맑은 고딕" w:cs="맑은 고딕"/>
+          <w:b/>
+          <w:bCs/>
+          <w:lang w:eastAsia="ko-KR"/>
+        </w:rPr>
+      </w:pPr>
+      <w:r>
+        <w:rPr>
+          <w:rFonts w:ascii="맑은 고딕" w:eastAsia="맑은 고딕" w:hAnsi="맑은 고딕" w:cs="맑은 고딕"/>
+          <w:b/>
+          <w:bCs/>
           <w:lang w:eastAsia="ko-KR"/>
         </w:rPr>
         <w:lastRenderedPageBreak/>
-        <w:t>대해 추가적인 관리 및 제3자 테스트를 받습니다. 그러나 브랜드는 가치 중심의 포지셔닝과 프리미엄 이미지 유지 사이에서 균형을 맞추려 노력하는 동시에 극심한 가격 압박에 시사하고 있습니다.</w:t>
-      </w:r>
-    </w:p>
-    <w:p>
-      <w:pPr>
-        <w:rPr>
-          <w:rFonts w:ascii="맑은 고딕" w:eastAsia="맑은 고딕" w:hAnsi="맑은 고딕" w:cs="맑은 고딕"/>
-          <w:lang w:eastAsia="ko-KR"/>
-        </w:rPr>
-      </w:pPr>
-      <w:r>
-        <w:rPr>
-          <w:rFonts w:ascii="맑은 고딕" w:eastAsia="맑은 고딕" w:hAnsi="맑은 고딕" w:cs="맑은 고딕"/>
-          <w:lang w:eastAsia="ko-KR"/>
-        </w:rPr>
-        <w:t xml:space="preserve">현재 가격대를 살펴보면, </w:t>
-      </w:r>
-      <w:proofErr w:type="spellStart"/>
-      <w:r>
-        <w:rPr>
-          <w:rFonts w:ascii="맑은 고딕" w:eastAsia="맑은 고딕" w:hAnsi="맑은 고딕" w:cs="맑은 고딕"/>
-          <w:lang w:eastAsia="ko-KR"/>
-        </w:rPr>
-        <w:t>캣앤잭</w:t>
-      </w:r>
-      <w:proofErr w:type="spellEnd"/>
-      <w:r>
-        <w:rPr>
-          <w:rFonts w:ascii="맑은 고딕" w:eastAsia="맑은 고딕" w:hAnsi="맑은 고딕" w:cs="맑은 고딕"/>
-          <w:lang w:eastAsia="ko-KR"/>
-        </w:rPr>
-        <w:t xml:space="preserve"> 소년용 그래픽 티셔츠는 6달러(지난달 2,000개 이상 판매), 소년용 오버사이즈 티셔츠는 10달러, </w:t>
-      </w:r>
-      <w:proofErr w:type="spellStart"/>
-      <w:r>
-        <w:rPr>
-          <w:rFonts w:ascii="맑은 고딕" w:eastAsia="맑은 고딕" w:hAnsi="맑은 고딕" w:cs="맑은 고딕"/>
-          <w:lang w:eastAsia="ko-KR"/>
-        </w:rPr>
-        <w:t>여아용</w:t>
-      </w:r>
-      <w:proofErr w:type="spellEnd"/>
-      <w:r>
-        <w:rPr>
-          <w:rFonts w:ascii="맑은 고딕" w:eastAsia="맑은 고딕" w:hAnsi="맑은 고딕" w:cs="맑은 고딕"/>
-          <w:lang w:eastAsia="ko-KR"/>
-        </w:rPr>
-        <w:t xml:space="preserve"> 레깅스는 6달러 수준입니다. 이는 핵심 베이직 품목에서는 저가 소매업체에 근접하면서도, 디자인이 가미된 품목에서는 중가 패션 경쟁업체에 근접한 위치입니다. </w:t>
-      </w:r>
-      <w:proofErr w:type="spellStart"/>
-      <w:r>
-        <w:rPr>
-          <w:rFonts w:ascii="맑은 고딕" w:eastAsia="맑은 고딕" w:hAnsi="맑은 고딕" w:cs="맑은 고딕"/>
-          <w:lang w:eastAsia="ko-KR"/>
-        </w:rPr>
-        <w:t>캣앤잭은</w:t>
-      </w:r>
-      <w:proofErr w:type="spellEnd"/>
-      <w:r>
-        <w:rPr>
-          <w:rFonts w:ascii="맑은 고딕" w:eastAsia="맑은 고딕" w:hAnsi="맑은 고딕" w:cs="맑은 고딕"/>
-          <w:lang w:eastAsia="ko-KR"/>
-        </w:rPr>
-        <w:t xml:space="preserve"> 아동용 베이직 시장에서 월마트 </w:t>
-      </w:r>
-      <w:proofErr w:type="spellStart"/>
-      <w:r>
-        <w:rPr>
-          <w:rFonts w:ascii="맑은 고딕" w:eastAsia="맑은 고딕" w:hAnsi="맑은 고딕" w:cs="맑은 고딕"/>
-          <w:lang w:eastAsia="ko-KR"/>
-        </w:rPr>
-        <w:t>원더</w:t>
-      </w:r>
-      <w:proofErr w:type="spellEnd"/>
-      <w:r>
-        <w:rPr>
-          <w:rFonts w:ascii="맑은 고딕" w:eastAsia="맑은 고딕" w:hAnsi="맑은 고딕" w:cs="맑은 고딕"/>
-          <w:lang w:eastAsia="ko-KR"/>
-        </w:rPr>
-        <w:t xml:space="preserve"> </w:t>
-      </w:r>
-      <w:proofErr w:type="spellStart"/>
-      <w:r>
-        <w:rPr>
-          <w:rFonts w:ascii="맑은 고딕" w:eastAsia="맑은 고딕" w:hAnsi="맑은 고딕" w:cs="맑은 고딕"/>
-          <w:lang w:eastAsia="ko-KR"/>
-        </w:rPr>
-        <w:t>네이션</w:t>
-      </w:r>
-      <w:proofErr w:type="spellEnd"/>
-      <w:r>
-        <w:rPr>
-          <w:rFonts w:ascii="맑은 고딕" w:eastAsia="맑은 고딕" w:hAnsi="맑은 고딕" w:cs="맑은 고딕"/>
-          <w:lang w:eastAsia="ko-KR"/>
-        </w:rPr>
-        <w:t xml:space="preserve">(Wonder Nation, 소년용 그래픽 티셔츠 7.48달러, </w:t>
-      </w:r>
-      <w:proofErr w:type="spellStart"/>
-      <w:r>
-        <w:rPr>
-          <w:rFonts w:ascii="맑은 고딕" w:eastAsia="맑은 고딕" w:hAnsi="맑은 고딕" w:cs="맑은 고딕"/>
-          <w:lang w:eastAsia="ko-KR"/>
-        </w:rPr>
-        <w:t>여아용</w:t>
-      </w:r>
-      <w:proofErr w:type="spellEnd"/>
-      <w:r>
-        <w:rPr>
-          <w:rFonts w:ascii="맑은 고딕" w:eastAsia="맑은 고딕" w:hAnsi="맑은 고딕" w:cs="맑은 고딕"/>
-          <w:lang w:eastAsia="ko-KR"/>
-        </w:rPr>
-        <w:t xml:space="preserve"> 레깅스 약 5.98달러)과 경쟁하는 동시에 자라 </w:t>
-      </w:r>
-      <w:proofErr w:type="spellStart"/>
-      <w:r>
-        <w:rPr>
-          <w:rFonts w:ascii="맑은 고딕" w:eastAsia="맑은 고딕" w:hAnsi="맑은 고딕" w:cs="맑은 고딕"/>
-          <w:lang w:eastAsia="ko-KR"/>
-        </w:rPr>
-        <w:t>키즈</w:t>
-      </w:r>
-      <w:proofErr w:type="spellEnd"/>
-      <w:r>
-        <w:rPr>
-          <w:rFonts w:ascii="맑은 고딕" w:eastAsia="맑은 고딕" w:hAnsi="맑은 고딕" w:cs="맑은 고딕"/>
-          <w:lang w:eastAsia="ko-KR"/>
-        </w:rPr>
-        <w:t>(Zara kids, 기본 티셔츠 9.90달러, 프린트 티셔츠 15.90달러, 레깅스 12.90~15.90달러)와도 경쟁하고 있습니다.</w:t>
-      </w:r>
-    </w:p>
-    <w:p>
-      <w:pPr>
-        <w:rPr>
-          <w:rFonts w:ascii="맑은 고딕" w:eastAsia="맑은 고딕" w:hAnsi="맑은 고딕" w:cs="맑은 고딕"/>
-          <w:lang w:eastAsia="ko-KR"/>
-        </w:rPr>
-      </w:pPr>
-      <w:r>
-        <w:rPr>
-          <w:rFonts w:ascii="맑은 고딕" w:eastAsia="맑은 고딕" w:hAnsi="맑은 고딕" w:cs="맑은 고딕"/>
-          <w:lang w:eastAsia="ko-KR"/>
-        </w:rPr>
-        <w:t>경쟁 환경은 2024년 출시된 타겟의 초저가 브랜드 '</w:t>
-      </w:r>
-      <w:proofErr w:type="spellStart"/>
-      <w:r>
-        <w:rPr>
-          <w:rFonts w:ascii="맑은 고딕" w:eastAsia="맑은 고딕" w:hAnsi="맑은 고딕" w:cs="맑은 고딕"/>
-          <w:lang w:eastAsia="ko-KR"/>
-        </w:rPr>
-        <w:t>딜워시</w:t>
-      </w:r>
-      <w:proofErr w:type="spellEnd"/>
-      <w:r>
-        <w:rPr>
-          <w:rFonts w:ascii="맑은 고딕" w:eastAsia="맑은 고딕" w:hAnsi="맑은 고딕" w:cs="맑은 고딕"/>
-          <w:lang w:eastAsia="ko-KR"/>
-        </w:rPr>
-        <w:t>(</w:t>
-      </w:r>
-      <w:proofErr w:type="spellStart"/>
-      <w:r>
-        <w:rPr>
-          <w:rFonts w:ascii="맑은 고딕" w:eastAsia="맑은 고딕" w:hAnsi="맑은 고딕" w:cs="맑은 고딕"/>
-          <w:lang w:eastAsia="ko-KR"/>
-        </w:rPr>
-        <w:t>dealworthy</w:t>
-      </w:r>
-      <w:proofErr w:type="spellEnd"/>
-      <w:r>
-        <w:rPr>
-          <w:rFonts w:ascii="맑은 고딕" w:eastAsia="맑은 고딕" w:hAnsi="맑은 고딕" w:cs="맑은 고딕"/>
-          <w:lang w:eastAsia="ko-KR"/>
-        </w:rPr>
-        <w:t xml:space="preserve">)'로 인해 더욱 </w:t>
-      </w:r>
-      <w:proofErr w:type="spellStart"/>
-      <w:r>
-        <w:rPr>
-          <w:rFonts w:ascii="맑은 고딕" w:eastAsia="맑은 고딕" w:hAnsi="맑은 고딕" w:cs="맑은 고딕"/>
-          <w:lang w:eastAsia="ko-KR"/>
-        </w:rPr>
-        <w:t>복잡해졌습니다</w:t>
-      </w:r>
-      <w:proofErr w:type="spellEnd"/>
-      <w:r>
-        <w:rPr>
-          <w:rFonts w:ascii="맑은 고딕" w:eastAsia="맑은 고딕" w:hAnsi="맑은 고딕" w:cs="맑은 고딕"/>
-          <w:lang w:eastAsia="ko-KR"/>
-        </w:rPr>
-        <w:t xml:space="preserve">. </w:t>
-      </w:r>
-      <w:proofErr w:type="spellStart"/>
-      <w:r>
-        <w:rPr>
-          <w:rFonts w:ascii="맑은 고딕" w:eastAsia="맑은 고딕" w:hAnsi="맑은 고딕" w:cs="맑은 고딕"/>
-          <w:lang w:eastAsia="ko-KR"/>
-        </w:rPr>
-        <w:t>딜워시는</w:t>
-      </w:r>
-      <w:proofErr w:type="spellEnd"/>
-      <w:r>
-        <w:rPr>
-          <w:rFonts w:ascii="맑은 고딕" w:eastAsia="맑은 고딕" w:hAnsi="맑은 고딕" w:cs="맑은 고딕"/>
-          <w:lang w:eastAsia="ko-KR"/>
-        </w:rPr>
-        <w:t xml:space="preserve"> </w:t>
-      </w:r>
-      <w:proofErr w:type="spellStart"/>
-      <w:r>
-        <w:rPr>
-          <w:rFonts w:ascii="맑은 고딕" w:eastAsia="맑은 고딕" w:hAnsi="맑은 고딕" w:cs="맑은 고딕"/>
-          <w:lang w:eastAsia="ko-KR"/>
-        </w:rPr>
-        <w:t>굿펠로우와</w:t>
-      </w:r>
-      <w:proofErr w:type="spellEnd"/>
-      <w:r>
-        <w:rPr>
-          <w:rFonts w:ascii="맑은 고딕" w:eastAsia="맑은 고딕" w:hAnsi="맑은 고딕" w:cs="맑은 고딕"/>
-          <w:lang w:eastAsia="ko-KR"/>
-        </w:rPr>
-        <w:t xml:space="preserve"> </w:t>
-      </w:r>
-      <w:proofErr w:type="spellStart"/>
-      <w:r>
-        <w:rPr>
-          <w:rFonts w:ascii="맑은 고딕" w:eastAsia="맑은 고딕" w:hAnsi="맑은 고딕" w:cs="맑은 고딕"/>
-          <w:lang w:eastAsia="ko-KR"/>
-        </w:rPr>
-        <w:t>캣앤잭</w:t>
-      </w:r>
-      <w:proofErr w:type="spellEnd"/>
-      <w:r>
-        <w:rPr>
-          <w:rFonts w:ascii="맑은 고딕" w:eastAsia="맑은 고딕" w:hAnsi="맑은 고딕" w:cs="맑은 고딕"/>
-          <w:lang w:eastAsia="ko-KR"/>
-        </w:rPr>
-        <w:t xml:space="preserve"> 아래에 더 낮은 내부 가격 하한선을 형성하고 있습니다. </w:t>
-      </w:r>
-      <w:proofErr w:type="spellStart"/>
-      <w:r>
-        <w:rPr>
-          <w:rFonts w:ascii="맑은 고딕" w:eastAsia="맑은 고딕" w:hAnsi="맑은 고딕" w:cs="맑은 고딕"/>
-          <w:lang w:eastAsia="ko-KR"/>
-        </w:rPr>
-        <w:t>매킨지</w:t>
-      </w:r>
-      <w:proofErr w:type="spellEnd"/>
-      <w:r>
-        <w:rPr>
-          <w:rFonts w:ascii="맑은 고딕" w:eastAsia="맑은 고딕" w:hAnsi="맑은 고딕" w:cs="맑은 고딕"/>
-          <w:lang w:eastAsia="ko-KR"/>
-        </w:rPr>
-        <w:t>(McKinsey) 분석에 따르면, 이러한 내부 경쟁은 특히 미국에서 두드러지는 소비자의 가치 지향적 행동을 타겟이 인지하고 있음을 반영합니다.</w:t>
-      </w:r>
-    </w:p>
-    <w:p>
-      <w:pPr>
-        <w:rPr>
-          <w:rFonts w:ascii="맑은 고딕" w:eastAsia="맑은 고딕" w:hAnsi="맑은 고딕" w:cs="맑은 고딕"/>
-          <w:lang w:eastAsia="ko-KR"/>
-        </w:rPr>
-      </w:pPr>
-      <w:r>
-        <w:rPr>
-          <w:rFonts w:ascii="맑은 고딕" w:eastAsia="맑은 고딕" w:hAnsi="맑은 고딕" w:cs="맑은 고딕"/>
-          <w:lang w:eastAsia="ko-KR"/>
-        </w:rPr>
-        <w:t>310억 달러 규모에 달하는 타겟의 자체 브랜드 포트폴리오는 2024년 10,000개 이상의 품목 가격 인하 노력에서 핵심적인 역할을 했습니다. 이는 가격 인하가 일시적인 조정이 아니라 광범위하고 지속적인 전략의 일부임을 시사합니다. 노동통계국(BLS)은 AI 기반 추천 시스템과 가격 비교 도구가 어떻게 소비자 행동을 재편하고 있는지 추적하고 있으며, 소비자들이 가치에 따라 브랜드를 쉽게 전환하게 됨에 따라 소매 임원의 81%가 2027년까지 브랜드 충성도가 약화될 것으로 예상하고 있습니다.</w:t>
-      </w:r>
-    </w:p>
-    <w:p>
-      <w:pPr>
-        <w:rPr>
-          <w:rFonts w:ascii="맑은 고딕" w:eastAsia="맑은 고딕" w:hAnsi="맑은 고딕" w:cs="맑은 고딕"/>
-          <w:lang w:eastAsia="ko-KR"/>
-        </w:rPr>
-      </w:pPr>
-      <w:r>
-        <w:rPr>
-          <w:rFonts w:ascii="맑은 고딕" w:eastAsia="맑은 고딕" w:hAnsi="맑은 고딕" w:cs="맑은 고딕"/>
-          <w:lang w:eastAsia="ko-KR"/>
-        </w:rPr>
-        <w:t xml:space="preserve">이러한 2026년 재정립 전략은 브랜드 자산 유지와 구조적인 가치 소비 행동 대응 사이에서 길을 찾으려는 타겟의 시도입니다. 이 접근법의 성공 여부는 브랜드 인지도보다 가치, 핏, 발견 가능성이 우선시되는 점점 더 경쟁적인 소매 환경에서 </w:t>
-      </w:r>
-      <w:proofErr w:type="spellStart"/>
-      <w:r>
-        <w:rPr>
-          <w:rFonts w:ascii="맑은 고딕" w:eastAsia="맑은 고딕" w:hAnsi="맑은 고딕" w:cs="맑은 고딕"/>
-          <w:lang w:eastAsia="ko-KR"/>
-        </w:rPr>
-        <w:t>굿펠로우와</w:t>
-      </w:r>
-      <w:proofErr w:type="spellEnd"/>
-      <w:r>
-        <w:rPr>
-          <w:rFonts w:ascii="맑은 고딕" w:eastAsia="맑은 고딕" w:hAnsi="맑은 고딕" w:cs="맑은 고딕"/>
-          <w:lang w:eastAsia="ko-KR"/>
-        </w:rPr>
-        <w:t xml:space="preserve"> </w:t>
-      </w:r>
-      <w:proofErr w:type="spellStart"/>
-      <w:r>
-        <w:rPr>
-          <w:rFonts w:ascii="맑은 고딕" w:eastAsia="맑은 고딕" w:hAnsi="맑은 고딕" w:cs="맑은 고딕"/>
-          <w:lang w:eastAsia="ko-KR"/>
-        </w:rPr>
-        <w:t>캣앤잭의</w:t>
-      </w:r>
-      <w:proofErr w:type="spellEnd"/>
-      <w:r>
-        <w:rPr>
-          <w:rFonts w:ascii="맑은 고딕" w:eastAsia="맑은 고딕" w:hAnsi="맑은 고딕" w:cs="맑은 고딕"/>
-          <w:lang w:eastAsia="ko-KR"/>
-        </w:rPr>
-        <w:t xml:space="preserve"> 장기적인 생존 가능성을 결정할 것입니다.</w:t>
-      </w:r>
-    </w:p>
-    <w:p>
-      <w:pPr>
-        <w:rPr>
-          <w:rFonts w:ascii="맑은 고딕" w:eastAsia="맑은 고딕" w:hAnsi="맑은 고딕" w:cs="맑은 고딕"/>
-          <w:lang w:eastAsia="ko-KR"/>
-        </w:rPr>
-      </w:pPr>
-      <w:r>
-        <w:rPr>
-          <w:rFonts w:ascii="맑은 고딕" w:eastAsia="맑은 고딕" w:hAnsi="맑은 고딕" w:cs="맑은 고딕"/>
-          <w:lang w:eastAsia="ko-KR"/>
-        </w:rPr>
-        <w:pict w14:anchorId="1ECB6DA8">
-          <v:rect id="_x0000_i1050" style="width:0;height:1.5pt" o:hralign="center" o:hrstd="t" o:hr="t" fillcolor="#a0a0a0" stroked="f"/>
-        </w:pict>
-      </w:r>
+        <w:t>The competitive pressure is particularly acute given Walmart's consistent messaging about quality at everyday low prices:</w:t>
+      </w:r>
+    </w:p>
+    <w:p>
+      <w:pPr>
+        <w:rPr>
+          <w:rFonts w:ascii="맑은 고딕" w:eastAsia="맑은 고딕" w:hAnsi="맑은 고딕" w:cs="맑은 고딕"/>
+          <w:b/>
+          <w:bCs/>
+          <w:lang w:eastAsia="ko-KR"/>
+        </w:rPr>
+      </w:pPr>
+    </w:p>
+    <w:p>
+      <w:pPr>
+        <w:rPr>
+          <w:rFonts w:ascii="맑은 고딕" w:eastAsia="맑은 고딕" w:hAnsi="맑은 고딕" w:cs="맑은 고딕"/>
+          <w:b/>
+          <w:bCs/>
+          <w:lang w:eastAsia="ko-KR"/>
+        </w:rPr>
+      </w:pPr>
+      <w:r>
+        <w:rPr>
+          <w:rFonts w:ascii="맑은 고딕" w:eastAsia="맑은 고딕" w:hAnsi="맑은 고딕" w:cs="맑은 고딕"/>
+          <w:b/>
+          <w:bCs/>
+          <w:lang w:eastAsia="ko-KR"/>
+        </w:rPr>
+        <w:t>"Walmart stated that its George brand demonstrates that everyday low prices do not require sacrificing quality, citing $6.98 basic tees."</w:t>
+      </w:r>
+    </w:p>
+    <w:p>
+      <w:pPr>
+        <w:rPr>
+          <w:rFonts w:ascii="맑은 고딕" w:eastAsia="맑은 고딕" w:hAnsi="맑은 고딕" w:cs="맑은 고딕"/>
+          <w:b/>
+          <w:bCs/>
+          <w:lang w:eastAsia="ko-KR"/>
+        </w:rPr>
+      </w:pPr>
+      <w:r>
+        <w:rPr>
+          <w:rFonts w:ascii="맑은 고딕" w:eastAsia="맑은 고딕" w:hAnsi="맑은 고딕" w:cs="맑은 고딕"/>
+          <w:b/>
+          <w:bCs/>
+          <w:lang w:eastAsia="ko-KR"/>
+        </w:rPr>
+        <w:t>Quality Defense Strategy</w:t>
+      </w:r>
+    </w:p>
+    <w:p>
+      <w:pPr>
+        <w:rPr>
+          <w:rFonts w:ascii="맑은 고딕" w:eastAsia="맑은 고딕" w:hAnsi="맑은 고딕" w:cs="맑은 고딕"/>
+          <w:b/>
+          <w:bCs/>
+          <w:lang w:eastAsia="ko-KR"/>
+        </w:rPr>
+      </w:pPr>
+    </w:p>
+    <w:p>
+      <w:pPr>
+        <w:rPr>
+          <w:rFonts w:ascii="맑은 고딕" w:eastAsia="맑은 고딕" w:hAnsi="맑은 고딕" w:cs="맑은 고딕"/>
+          <w:b/>
+          <w:bCs/>
+          <w:lang w:eastAsia="ko-KR"/>
+        </w:rPr>
+      </w:pPr>
+      <w:r>
+        <w:rPr>
+          <w:rFonts w:ascii="맑은 고딕" w:eastAsia="맑은 고딕" w:hAnsi="맑은 고딕" w:cs="맑은 고딕"/>
+          <w:b/>
+          <w:bCs/>
+          <w:lang w:eastAsia="ko-KR"/>
+        </w:rPr>
+        <w:t>In response to the pricing pressure, Goodfellow &amp; Co is implementing a quality defense strategy centered on a planned 100% cotton upgrade:</w:t>
+      </w:r>
+    </w:p>
+    <w:p>
+      <w:pPr>
+        <w:rPr>
+          <w:rFonts w:ascii="맑은 고딕" w:eastAsia="맑은 고딕" w:hAnsi="맑은 고딕" w:cs="맑은 고딕"/>
+          <w:b/>
+          <w:bCs/>
+          <w:lang w:eastAsia="ko-KR"/>
+        </w:rPr>
+      </w:pPr>
+    </w:p>
+    <w:p>
+      <w:pPr>
+        <w:rPr>
+          <w:rFonts w:ascii="맑은 고딕" w:eastAsia="맑은 고딕" w:hAnsi="맑은 고딕" w:cs="맑은 고딕"/>
+          <w:b/>
+          <w:bCs/>
+          <w:lang w:eastAsia="ko-KR"/>
+        </w:rPr>
+      </w:pPr>
+      <w:r>
+        <w:rPr>
+          <w:rFonts w:ascii="맑은 고딕" w:eastAsia="맑은 고딕" w:hAnsi="맑은 고딕" w:cs="맑은 고딕"/>
+          <w:b/>
+          <w:bCs/>
+          <w:lang w:eastAsia="ko-KR"/>
+        </w:rPr>
+        <w:t>"Goodfellow &amp; Co is actively planning a 100% cotton upgrade."</w:t>
+      </w:r>
+    </w:p>
+    <w:p>
+      <w:pPr>
+        <w:rPr>
+          <w:rFonts w:ascii="맑은 고딕" w:eastAsia="맑은 고딕" w:hAnsi="맑은 고딕" w:cs="맑은 고딕"/>
+          <w:b/>
+          <w:bCs/>
+          <w:lang w:eastAsia="ko-KR"/>
+        </w:rPr>
+      </w:pPr>
+      <w:r>
+        <w:rPr>
+          <w:rFonts w:ascii="맑은 고딕" w:eastAsia="맑은 고딕" w:hAnsi="맑은 고딕" w:cs="맑은 고딕"/>
+          <w:b/>
+          <w:bCs/>
+          <w:lang w:eastAsia="ko-KR"/>
+        </w:rPr>
+        <w:t>Retail executives are justifying the current $10 price point based on this planned upgrade and strong customer ratings:</w:t>
+      </w:r>
+    </w:p>
+    <w:p>
+      <w:pPr>
+        <w:rPr>
+          <w:rFonts w:ascii="맑은 고딕" w:eastAsia="맑은 고딕" w:hAnsi="맑은 고딕" w:cs="맑은 고딕"/>
+          <w:b/>
+          <w:bCs/>
+          <w:lang w:eastAsia="ko-KR"/>
+        </w:rPr>
+      </w:pPr>
+    </w:p>
+    <w:p>
+      <w:pPr>
+        <w:rPr>
+          <w:rFonts w:ascii="맑은 고딕" w:eastAsia="맑은 고딕" w:hAnsi="맑은 고딕" w:cs="맑은 고딕"/>
+          <w:b/>
+          <w:bCs/>
+          <w:lang w:eastAsia="ko-KR"/>
+        </w:rPr>
+      </w:pPr>
+      <w:r>
+        <w:rPr>
+          <w:rFonts w:ascii="맑은 고딕" w:eastAsia="맑은 고딕" w:hAnsi="맑은 고딕" w:cs="맑은 고딕"/>
+          <w:b/>
+          <w:bCs/>
+          <w:lang w:eastAsia="ko-KR"/>
+        </w:rPr>
+        <w:t>"Retail executives justify the current $10 price point for Goodfellow based on a planned 100% cotton upgrade and strong customer ratings."</w:t>
+      </w:r>
+    </w:p>
+    <w:p>
+      <w:pPr>
+        <w:rPr>
+          <w:rFonts w:ascii="맑은 고딕" w:eastAsia="맑은 고딕" w:hAnsi="맑은 고딕" w:cs="맑은 고딕"/>
+          <w:b/>
+          <w:bCs/>
+          <w:lang w:eastAsia="ko-KR"/>
+        </w:rPr>
+      </w:pPr>
+      <w:r>
+        <w:rPr>
+          <w:rFonts w:ascii="맑은 고딕" w:eastAsia="맑은 고딕" w:hAnsi="맑은 고딕" w:cs="맑은 고딕"/>
+          <w:b/>
+          <w:bCs/>
+          <w:lang w:eastAsia="ko-KR"/>
+        </w:rPr>
+        <w:t>The brand maintains a 4.7/5 rating from over 5,300 reviews, demonstrating customer recognition for lasting value:</w:t>
+      </w:r>
+    </w:p>
+    <w:p>
+      <w:pPr>
+        <w:rPr>
+          <w:rFonts w:ascii="맑은 고딕" w:eastAsia="맑은 고딕" w:hAnsi="맑은 고딕" w:cs="맑은 고딕"/>
+          <w:b/>
+          <w:bCs/>
+          <w:lang w:eastAsia="ko-KR"/>
+        </w:rPr>
+      </w:pPr>
+    </w:p>
+    <w:p>
+      <w:pPr>
+        <w:rPr>
+          <w:rFonts w:ascii="맑은 고딕" w:eastAsia="맑은 고딕" w:hAnsi="맑은 고딕" w:cs="맑은 고딕"/>
+          <w:b/>
+          <w:bCs/>
+          <w:lang w:eastAsia="ko-KR"/>
+        </w:rPr>
+      </w:pPr>
+      <w:r>
+        <w:rPr>
+          <w:rFonts w:ascii="맑은 고딕" w:eastAsia="맑은 고딕" w:hAnsi="맑은 고딕" w:cs="맑은 고딕"/>
+          <w:b/>
+          <w:bCs/>
+          <w:lang w:eastAsia="ko-KR"/>
+        </w:rPr>
+        <w:t>"Goodfellow &amp; Co's 4.7/5 rating from over 5,300 reviews as evidence of customer recognition for lasting value."</w:t>
+      </w:r>
+    </w:p>
+    <w:p>
+      <w:pPr>
+        <w:rPr>
+          <w:rFonts w:ascii="맑은 고딕" w:eastAsia="맑은 고딕" w:hAnsi="맑은 고딕" w:cs="맑은 고딕"/>
+          <w:b/>
+          <w:bCs/>
+          <w:lang w:eastAsia="ko-KR"/>
+        </w:rPr>
+      </w:pPr>
+      <w:r>
+        <w:rPr>
+          <w:rFonts w:ascii="맑은 고딕" w:eastAsia="맑은 고딕" w:hAnsi="맑은 고딕" w:cs="맑은 고딕"/>
+          <w:b/>
+          <w:bCs/>
+          <w:lang w:eastAsia="ko-KR"/>
+        </w:rPr>
+        <w:t>Geopolitical and Supply Chain Impact</w:t>
+      </w:r>
+    </w:p>
+    <w:p>
+      <w:pPr>
+        <w:rPr>
+          <w:rFonts w:ascii="맑은 고딕" w:eastAsia="맑은 고딕" w:hAnsi="맑은 고딕" w:cs="맑은 고딕"/>
+          <w:b/>
+          <w:bCs/>
+          <w:lang w:eastAsia="ko-KR"/>
+        </w:rPr>
+      </w:pPr>
+    </w:p>
+    <w:p>
+      <w:pPr>
+        <w:rPr>
+          <w:rFonts w:ascii="맑은 고딕" w:eastAsia="맑은 고딕" w:hAnsi="맑은 고딕" w:cs="맑은 고딕"/>
+          <w:b/>
+          <w:bCs/>
+          <w:lang w:eastAsia="ko-KR"/>
+        </w:rPr>
+      </w:pPr>
+      <w:r>
+        <w:rPr>
+          <w:rFonts w:ascii="맑은 고딕" w:eastAsia="맑은 고딕" w:hAnsi="맑은 고딕" w:cs="맑은 고딕"/>
+          <w:b/>
+          <w:bCs/>
+          <w:lang w:eastAsia="ko-KR"/>
+        </w:rPr>
+        <w:t>The U.S.-Iran war and Strait of Hormuz disruption have created significant cost uncertainties affecting retail pricing strategies. The Bureau of Labor Statistics is closely monitoring these tensions as they affect retail pricing:</w:t>
+      </w:r>
+    </w:p>
+    <w:p>
+      <w:pPr>
+        <w:rPr>
+          <w:rFonts w:ascii="맑은 고딕" w:eastAsia="맑은 고딕" w:hAnsi="맑은 고딕" w:cs="맑은 고딕"/>
+          <w:b/>
+          <w:bCs/>
+          <w:lang w:eastAsia="ko-KR"/>
+        </w:rPr>
+      </w:pPr>
+    </w:p>
+    <w:p>
+      <w:pPr>
+        <w:rPr>
+          <w:rFonts w:ascii="맑은 고딕" w:eastAsia="맑은 고딕" w:hAnsi="맑은 고딕" w:cs="맑은 고딕"/>
+          <w:b/>
+          <w:bCs/>
+          <w:lang w:eastAsia="ko-KR"/>
+        </w:rPr>
+      </w:pPr>
+      <w:r>
+        <w:rPr>
+          <w:rFonts w:ascii="맑은 고딕" w:eastAsia="맑은 고딕" w:hAnsi="맑은 고딕" w:cs="맑은 고딕"/>
+          <w:b/>
+          <w:bCs/>
+          <w:lang w:eastAsia="ko-KR"/>
+        </w:rPr>
+        <w:t>"BLS is closely monitoring U.S.-Iran tensions and Strait of Hormuz disruption as they affect retail pricing strategies."</w:t>
+      </w:r>
+    </w:p>
+    <w:p>
+      <w:pPr>
+        <w:rPr>
+          <w:rFonts w:ascii="맑은 고딕" w:eastAsia="맑은 고딕" w:hAnsi="맑은 고딕" w:cs="맑은 고딕"/>
+          <w:b/>
+          <w:bCs/>
+          <w:lang w:eastAsia="ko-KR"/>
+        </w:rPr>
+      </w:pPr>
+      <w:r>
+        <w:rPr>
+          <w:rFonts w:ascii="맑은 고딕" w:eastAsia="맑은 고딕" w:hAnsi="맑은 고딕" w:cs="맑은 고딕"/>
+          <w:b/>
+          <w:bCs/>
+          <w:lang w:eastAsia="ko-KR"/>
+        </w:rPr>
+        <w:t>Key cost pressures include:</w:t>
+      </w:r>
+    </w:p>
+    <w:p>
+      <w:pPr>
+        <w:rPr>
+          <w:rFonts w:ascii="맑은 고딕" w:eastAsia="맑은 고딕" w:hAnsi="맑은 고딕" w:cs="맑은 고딕"/>
+          <w:b/>
+          <w:bCs/>
+          <w:lang w:eastAsia="ko-KR"/>
+        </w:rPr>
+      </w:pPr>
+    </w:p>
+    <w:p>
+      <w:pPr>
+        <w:rPr>
+          <w:rFonts w:ascii="맑은 고딕" w:eastAsia="맑은 고딕" w:hAnsi="맑은 고딕" w:cs="맑은 고딕"/>
+          <w:b/>
+          <w:bCs/>
+          <w:lang w:eastAsia="ko-KR"/>
+        </w:rPr>
+      </w:pPr>
+      <w:r>
+        <w:rPr>
+          <w:rFonts w:ascii="맑은 고딕" w:eastAsia="맑은 고딕" w:hAnsi="맑은 고딕" w:cs="맑은 고딕"/>
+          <w:b/>
+          <w:bCs/>
+          <w:lang w:eastAsia="ko-KR"/>
+        </w:rPr>
+        <w:t>Brent crude expected to reach $115/b in Q2 2026</w:t>
+      </w:r>
+    </w:p>
+    <w:p>
+      <w:pPr>
+        <w:rPr>
+          <w:rFonts w:ascii="맑은 고딕" w:eastAsia="맑은 고딕" w:hAnsi="맑은 고딕" w:cs="맑은 고딕"/>
+          <w:b/>
+          <w:bCs/>
+          <w:lang w:eastAsia="ko-KR"/>
+        </w:rPr>
+      </w:pPr>
+      <w:r>
+        <w:rPr>
+          <w:rFonts w:ascii="맑은 고딕" w:eastAsia="맑은 고딕" w:hAnsi="맑은 고딕" w:cs="맑은 고딕"/>
+          <w:b/>
+          <w:bCs/>
+          <w:lang w:eastAsia="ko-KR"/>
+        </w:rPr>
+        <w:t>Elevated war-risk insurance costs</w:t>
+      </w:r>
+    </w:p>
+    <w:p>
+      <w:pPr>
+        <w:rPr>
+          <w:rFonts w:ascii="맑은 고딕" w:eastAsia="맑은 고딕" w:hAnsi="맑은 고딕" w:cs="맑은 고딕"/>
+          <w:b/>
+          <w:bCs/>
+          <w:lang w:eastAsia="ko-KR"/>
+        </w:rPr>
+      </w:pPr>
+      <w:r>
+        <w:rPr>
+          <w:rFonts w:ascii="맑은 고딕" w:eastAsia="맑은 고딕" w:hAnsi="맑은 고딕" w:cs="맑은 고딕"/>
+          <w:b/>
+          <w:bCs/>
+          <w:lang w:eastAsia="ko-KR"/>
+        </w:rPr>
+        <w:t>Continued uncertainty in freight and marine insurance costs</w:t>
+      </w:r>
+    </w:p>
+    <w:p>
+      <w:pPr>
+        <w:rPr>
+          <w:rFonts w:ascii="맑은 고딕" w:eastAsia="맑은 고딕" w:hAnsi="맑은 고딕" w:cs="맑은 고딕"/>
+          <w:b/>
+          <w:bCs/>
+          <w:lang w:eastAsia="ko-KR"/>
+        </w:rPr>
+      </w:pPr>
+      <w:r>
+        <w:rPr>
+          <w:rFonts w:ascii="맑은 고딕" w:eastAsia="맑은 고딕" w:hAnsi="맑은 고딕" w:cs="맑은 고딕"/>
+          <w:b/>
+          <w:bCs/>
+          <w:lang w:eastAsia="ko-KR"/>
+        </w:rPr>
+        <w:t>Petrochemical-linked material costs, particularly for polyester</w:t>
+      </w:r>
+    </w:p>
+    <w:p>
+      <w:pPr>
+        <w:rPr>
+          <w:rFonts w:ascii="맑은 고딕" w:eastAsia="맑은 고딕" w:hAnsi="맑은 고딕" w:cs="맑은 고딕"/>
+          <w:b/>
+          <w:bCs/>
+          <w:lang w:eastAsia="ko-KR"/>
+        </w:rPr>
+      </w:pPr>
+      <w:r>
+        <w:rPr>
+          <w:rFonts w:ascii="맑은 고딕" w:eastAsia="맑은 고딕" w:hAnsi="맑은 고딕" w:cs="맑은 고딕"/>
+          <w:b/>
+          <w:bCs/>
+          <w:lang w:eastAsia="ko-KR"/>
+        </w:rPr>
+        <w:t>"Uncertainty continues regarding freight costs which impacts petrochemical-linked materials like polyester."</w:t>
+      </w:r>
+    </w:p>
+    <w:p>
+      <w:pPr>
+        <w:rPr>
+          <w:rFonts w:ascii="맑은 고딕" w:eastAsia="맑은 고딕" w:hAnsi="맑은 고딕" w:cs="맑은 고딕"/>
+          <w:b/>
+          <w:bCs/>
+          <w:lang w:eastAsia="ko-KR"/>
+        </w:rPr>
+      </w:pPr>
+      <w:r>
+        <w:rPr>
+          <w:rFonts w:ascii="맑은 고딕" w:eastAsia="맑은 고딕" w:hAnsi="맑은 고딕" w:cs="맑은 고딕"/>
+          <w:b/>
+          <w:bCs/>
+          <w:lang w:eastAsia="ko-KR"/>
+        </w:rPr>
+        <w:t>Selective Pricing Vulnerability</w:t>
+      </w:r>
+    </w:p>
+    <w:p>
+      <w:pPr>
+        <w:rPr>
+          <w:rFonts w:ascii="맑은 고딕" w:eastAsia="맑은 고딕" w:hAnsi="맑은 고딕" w:cs="맑은 고딕"/>
+          <w:b/>
+          <w:bCs/>
+          <w:lang w:eastAsia="ko-KR"/>
+        </w:rPr>
+      </w:pPr>
+    </w:p>
+    <w:p>
+      <w:pPr>
+        <w:rPr>
+          <w:rFonts w:ascii="맑은 고딕" w:eastAsia="맑은 고딕" w:hAnsi="맑은 고딕" w:cs="맑은 고딕"/>
+          <w:b/>
+          <w:bCs/>
+          <w:lang w:eastAsia="ko-KR"/>
+        </w:rPr>
+      </w:pPr>
+      <w:r>
+        <w:rPr>
+          <w:rFonts w:ascii="맑은 고딕" w:eastAsia="맑은 고딕" w:hAnsi="맑은 고딕" w:cs="맑은 고딕"/>
+          <w:b/>
+          <w:bCs/>
+          <w:lang w:eastAsia="ko-KR"/>
+        </w:rPr>
+        <w:t>Target's March 11, 2026 spring price-cut program highlighted women's and kids' apparel but notably excluded men's categories, creating a perception problem:</w:t>
+      </w:r>
+    </w:p>
+    <w:p>
+      <w:pPr>
+        <w:rPr>
+          <w:rFonts w:ascii="맑은 고딕" w:eastAsia="맑은 고딕" w:hAnsi="맑은 고딕" w:cs="맑은 고딕"/>
+          <w:b/>
+          <w:bCs/>
+          <w:lang w:eastAsia="ko-KR"/>
+        </w:rPr>
+      </w:pPr>
+    </w:p>
+    <w:p>
+      <w:pPr>
+        <w:rPr>
+          <w:rFonts w:ascii="맑은 고딕" w:eastAsia="맑은 고딕" w:hAnsi="맑은 고딕" w:cs="맑은 고딕"/>
+          <w:b/>
+          <w:bCs/>
+          <w:lang w:eastAsia="ko-KR"/>
+        </w:rPr>
+      </w:pPr>
+      <w:r>
+        <w:rPr>
+          <w:rFonts w:ascii="맑은 고딕" w:eastAsia="맑은 고딕" w:hAnsi="맑은 고딕" w:cs="맑은 고딕"/>
+          <w:b/>
+          <w:bCs/>
+          <w:lang w:eastAsia="ko-KR"/>
+        </w:rPr>
+        <w:t>"Target made selective price cuts on women's and kids' apparel but left men's styles out, which might make the Goodfellow brand appear selectively overpriced."</w:t>
+      </w:r>
+    </w:p>
+    <w:p>
+      <w:pPr>
+        <w:rPr>
+          <w:rFonts w:ascii="맑은 고딕" w:eastAsia="맑은 고딕" w:hAnsi="맑은 고딕" w:cs="맑은 고딕"/>
+          <w:b/>
+          <w:bCs/>
+          <w:lang w:eastAsia="ko-KR"/>
+        </w:rPr>
+      </w:pPr>
+      <w:r>
+        <w:rPr>
+          <w:rFonts w:ascii="맑은 고딕" w:eastAsia="맑은 고딕" w:hAnsi="맑은 고딕" w:cs="맑은 고딕"/>
+          <w:b/>
+          <w:bCs/>
+          <w:lang w:eastAsia="ko-KR"/>
+        </w:rPr>
+        <w:t>This selective approach has made Goodfellow look vulnerable in an increasingly value-focused market where 41% of consumers now prioritize value:</w:t>
+      </w:r>
+    </w:p>
+    <w:p>
+      <w:pPr>
+        <w:rPr>
+          <w:rFonts w:ascii="맑은 고딕" w:eastAsia="맑은 고딕" w:hAnsi="맑은 고딕" w:cs="맑은 고딕"/>
+          <w:b/>
+          <w:bCs/>
+          <w:lang w:eastAsia="ko-KR"/>
+        </w:rPr>
+      </w:pPr>
+    </w:p>
+    <w:p>
+      <w:pPr>
+        <w:rPr>
+          <w:rFonts w:ascii="맑은 고딕" w:eastAsia="맑은 고딕" w:hAnsi="맑은 고딕" w:cs="맑은 고딕"/>
+          <w:b/>
+          <w:bCs/>
+          <w:lang w:eastAsia="ko-KR"/>
+        </w:rPr>
+      </w:pPr>
+      <w:r>
+        <w:rPr>
+          <w:rFonts w:ascii="맑은 고딕" w:eastAsia="맑은 고딕" w:hAnsi="맑은 고딕" w:cs="맑은 고딕"/>
+          <w:b/>
+          <w:bCs/>
+          <w:lang w:eastAsia="ko-KR"/>
+        </w:rPr>
+        <w:t>"Goodfellow appears selectively overpriced compared to Target's spring price cuts on women's and kids' apparel in a value-focused market."</w:t>
+      </w:r>
+    </w:p>
+    <w:p>
+      <w:pPr>
+        <w:rPr>
+          <w:rFonts w:ascii="맑은 고딕" w:eastAsia="맑은 고딕" w:hAnsi="맑은 고딕" w:cs="맑은 고딕"/>
+          <w:b/>
+          <w:bCs/>
+          <w:lang w:eastAsia="ko-KR"/>
+        </w:rPr>
+      </w:pPr>
+      <w:r>
+        <w:rPr>
+          <w:rFonts w:ascii="맑은 고딕" w:eastAsia="맑은 고딕" w:hAnsi="맑은 고딕" w:cs="맑은 고딕"/>
+          <w:b/>
+          <w:bCs/>
+          <w:lang w:eastAsia="ko-KR"/>
+        </w:rPr>
+        <w:t>Strategic Implications</w:t>
+      </w:r>
+    </w:p>
+    <w:p>
+      <w:pPr>
+        <w:rPr>
+          <w:rFonts w:ascii="맑은 고딕" w:eastAsia="맑은 고딕" w:hAnsi="맑은 고딕" w:cs="맑은 고딕"/>
+          <w:b/>
+          <w:bCs/>
+          <w:lang w:eastAsia="ko-KR"/>
+        </w:rPr>
+      </w:pPr>
+    </w:p>
+    <w:p>
+      <w:pPr>
+        <w:rPr>
+          <w:rFonts w:ascii="맑은 고딕" w:eastAsia="맑은 고딕" w:hAnsi="맑은 고딕" w:cs="맑은 고딕"/>
+          <w:b/>
+          <w:bCs/>
+          <w:lang w:eastAsia="ko-KR"/>
+        </w:rPr>
+      </w:pPr>
+      <w:r>
+        <w:rPr>
+          <w:rFonts w:ascii="맑은 고딕" w:eastAsia="맑은 고딕" w:hAnsi="맑은 고딕" w:cs="맑은 고딕"/>
+          <w:b/>
+          <w:bCs/>
+          <w:lang w:eastAsia="ko-KR"/>
+        </w:rPr>
+        <w:lastRenderedPageBreak/>
+        <w:t>The data suggests Target faces a strategic dilemma between maintaining Goodfellow's premium positioning through quality improvements versus addressing the growing price gap that makes the brand appear selectively overpriced. The planned 100% cotton upgrade represents an attempt to preserve the quality/value gap rather than collapsing pricing toward Walmart's price ladder:</w:t>
+      </w:r>
+    </w:p>
+    <w:p>
+      <w:pPr>
+        <w:rPr>
+          <w:rFonts w:ascii="맑은 고딕" w:eastAsia="맑은 고딕" w:hAnsi="맑은 고딕" w:cs="맑은 고딕"/>
+          <w:b/>
+          <w:bCs/>
+          <w:lang w:eastAsia="ko-KR"/>
+        </w:rPr>
+      </w:pPr>
+    </w:p>
+    <w:p>
+      <w:pPr>
+        <w:rPr>
+          <w:rFonts w:ascii="맑은 고딕" w:eastAsia="맑은 고딕" w:hAnsi="맑은 고딕" w:cs="맑은 고딕"/>
+          <w:b/>
+          <w:bCs/>
+          <w:lang w:eastAsia="ko-KR"/>
+        </w:rPr>
+      </w:pPr>
+      <w:r>
+        <w:rPr>
+          <w:rFonts w:ascii="맑은 고딕" w:eastAsia="맑은 고딕" w:hAnsi="맑은 고딕" w:cs="맑은 고딕"/>
+          <w:b/>
+          <w:bCs/>
+          <w:lang w:eastAsia="ko-KR"/>
+        </w:rPr>
+        <w:t>"There is an intent to preserve a quality/value gap for Goodfellow instead of collapsing its pricing down toward Walmart's price ladder."</w:t>
+      </w:r>
+    </w:p>
+    <w:p>
+      <w:pPr>
+        <w:rPr>
+          <w:rFonts w:ascii="맑은 고딕" w:eastAsia="맑은 고딕" w:hAnsi="맑은 고딕" w:cs="맑은 고딕"/>
+          <w:b/>
+          <w:bCs/>
+          <w:lang w:eastAsia="ko-KR"/>
+        </w:rPr>
+      </w:pPr>
+      <w:r>
+        <w:rPr>
+          <w:rFonts w:ascii="맑은 고딕" w:eastAsia="맑은 고딕" w:hAnsi="맑은 고딕" w:cs="맑은 고딕"/>
+          <w:b/>
+          <w:bCs/>
+          <w:lang w:eastAsia="ko-KR"/>
+        </w:rPr>
+        <w:t>However, the structural shift toward value-conscious shopping, combined with Walmart's aggressive pricing and Target's selective price cuts on other categories, creates significant vulnerability. The question becomes whether the quality defense strategy can justify the price premium in an environment where fuel costs, shipping expenses, and war-related consumer stress are making shoppers more price-sensitive.</w:t>
+      </w:r>
+    </w:p>
+    <w:p>
+      <w:pPr>
+        <w:rPr>
+          <w:rFonts w:ascii="맑은 고딕" w:eastAsia="맑은 고딕" w:hAnsi="맑은 고딕" w:cs="맑은 고딕"/>
+          <w:b/>
+          <w:bCs/>
+          <w:lang w:eastAsia="ko-KR"/>
+        </w:rPr>
+      </w:pPr>
+    </w:p>
+    <w:p>
+      <w:pPr>
+        <w:rPr>
+          <w:rFonts w:ascii="맑은 고딕" w:eastAsia="맑은 고딕" w:hAnsi="맑은 고딕" w:cs="맑은 고딕"/>
+          <w:b/>
+          <w:bCs/>
+          <w:lang w:eastAsia="ko-KR"/>
+        </w:rPr>
+      </w:pPr>
+      <w:r>
+        <w:rPr>
+          <w:rFonts w:ascii="맑은 고딕" w:eastAsia="맑은 고딕" w:hAnsi="맑은 고딕" w:cs="맑은 고딕"/>
+          <w:b/>
+          <w:bCs/>
+          <w:lang w:eastAsia="ko-KR"/>
+        </w:rPr>
+        <w:t>The evidence points to a critical decision point: maintain the $10 price point with the 100% cotton upgrade and risk losing market share to Walmart's $6.98 offering, or implement a price reduction that could compromise the brand's premium positioning but address the structural value-seeking trend that appears increasingly permanent rather than temporary.</w:t>
+      </w:r>
+    </w:p>
+    <w:p>
+      <w:pPr>
+        <w:rPr>
+          <w:rFonts w:ascii="맑은 고딕" w:eastAsia="맑은 고딕" w:hAnsi="맑은 고딕" w:cs="맑은 고딕"/>
+          <w:b/>
+          <w:bCs/>
+          <w:lang w:eastAsia="ko-KR"/>
+        </w:rPr>
+      </w:pPr>
     </w:p>
     <w:p>
       <w:pPr>
@@ -711,74 +968,85 @@
       <w:pPr>
         <w:rPr>
           <w:rFonts w:ascii="맑은 고딕" w:eastAsia="맑은 고딕" w:hAnsi="맑은 고딕" w:cs="맑은 고딕"/>
-          <w:lang w:eastAsia="ko-KR"/>
-        </w:rPr>
-      </w:pPr>
-      <w:r>
-        <w:rPr>
-          <w:rFonts w:ascii="맑은 고딕" w:eastAsia="맑은 고딕" w:hAnsi="맑은 고딕" w:cs="맑은 고딕"/>
-          <w:b/>
-          <w:bCs/>
-          <w:lang w:eastAsia="ko-KR"/>
-        </w:rPr>
-        <w:t>반사실적 시나리오: 높은 가격 체계 유지 시</w:t>
-      </w:r>
-    </w:p>
-    <w:p>
-      <w:pPr>
-        <w:rPr>
-          <w:rFonts w:ascii="맑은 고딕" w:eastAsia="맑은 고딕" w:hAnsi="맑은 고딕" w:cs="맑은 고딕"/>
-          <w:lang w:eastAsia="ko-KR"/>
-        </w:rPr>
-      </w:pPr>
-      <w:r>
-        <w:rPr>
-          <w:rFonts w:ascii="맑은 고딕" w:eastAsia="맑은 고딕" w:hAnsi="맑은 고딕" w:cs="맑은 고딕"/>
-          <w:lang w:eastAsia="ko-KR"/>
-        </w:rPr>
-        <w:t xml:space="preserve">만약 타겟이 2026-2028년 동안 </w:t>
-      </w:r>
-      <w:proofErr w:type="spellStart"/>
-      <w:r>
-        <w:rPr>
-          <w:rFonts w:ascii="맑은 고딕" w:eastAsia="맑은 고딕" w:hAnsi="맑은 고딕" w:cs="맑은 고딕"/>
-          <w:lang w:eastAsia="ko-KR"/>
-        </w:rPr>
-        <w:t>굿펠로우와</w:t>
-      </w:r>
-      <w:proofErr w:type="spellEnd"/>
-      <w:r>
-        <w:rPr>
-          <w:rFonts w:ascii="맑은 고딕" w:eastAsia="맑은 고딕" w:hAnsi="맑은 고딕" w:cs="맑은 고딕"/>
-          <w:lang w:eastAsia="ko-KR"/>
-        </w:rPr>
-        <w:t xml:space="preserve"> </w:t>
-      </w:r>
-      <w:proofErr w:type="spellStart"/>
-      <w:r>
-        <w:rPr>
-          <w:rFonts w:ascii="맑은 고딕" w:eastAsia="맑은 고딕" w:hAnsi="맑은 고딕" w:cs="맑은 고딕"/>
-          <w:lang w:eastAsia="ko-KR"/>
-        </w:rPr>
-        <w:t>캣앤잭에</w:t>
-      </w:r>
-      <w:proofErr w:type="spellEnd"/>
-      <w:r>
-        <w:rPr>
-          <w:rFonts w:ascii="맑은 고딕" w:eastAsia="맑은 고딕" w:hAnsi="맑은 고딕" w:cs="맑은 고딕"/>
-          <w:lang w:eastAsia="ko-KR"/>
-        </w:rPr>
-        <w:t xml:space="preserve"> 대해 높은 가격 체계를 고수한다면, 핵심 베이직 제품에 대한 극심한 압박과 심각한 브랜드 자산 침식으로 인해 모든 기간에 걸쳐 가혹한 결과를 초래할 것입니다.</w:t>
-      </w:r>
-    </w:p>
-    <w:p>
-      <w:pPr>
-        <w:numPr>
-          <w:ilvl w:val="0"/>
-          <w:numId w:val="2"/>
-        </w:numPr>
-        <w:rPr>
-          <w:rFonts w:ascii="맑은 고딕" w:eastAsia="맑은 고딕" w:hAnsi="맑은 고딕" w:cs="맑은 고딕"/>
+          <w:b/>
+          <w:bCs/>
+          <w:lang w:eastAsia="ko-KR"/>
+        </w:rPr>
+      </w:pPr>
+      <w:r>
+        <w:rPr>
+          <w:rFonts w:ascii="맑은 고딕" w:eastAsia="맑은 고딕" w:hAnsi="맑은 고딕" w:cs="맑은 고딕"/>
+          <w:b/>
+          <w:bCs/>
+          <w:lang w:eastAsia="ko-KR"/>
+        </w:rPr>
+        <w:t>Short-Term (0-6 Months): Traffic and Conversion Impact</w:t>
+      </w:r>
+    </w:p>
+    <w:p>
+      <w:pPr>
+        <w:rPr>
+          <w:rFonts w:ascii="맑은 고딕" w:eastAsia="맑은 고딕" w:hAnsi="맑은 고딕" w:cs="맑은 고딕"/>
+          <w:b/>
+          <w:bCs/>
+          <w:lang w:eastAsia="ko-KR"/>
+        </w:rPr>
+      </w:pPr>
+      <w:r>
+        <w:rPr>
+          <w:rFonts w:ascii="맑은 고딕" w:eastAsia="맑은 고딕" w:hAnsi="맑은 고딕" w:cs="맑은 고딕"/>
+          <w:b/>
+          <w:bCs/>
+          <w:lang w:eastAsia="ko-KR"/>
+        </w:rPr>
+        <w:t>Short-Term (0-6 Months): Traffic and Conversion Impact</w:t>
+      </w:r>
+    </w:p>
+    <w:p>
+      <w:pPr>
+        <w:rPr>
+          <w:rFonts w:ascii="맑은 고딕" w:eastAsia="맑은 고딕" w:hAnsi="맑은 고딕" w:cs="맑은 고딕"/>
+          <w:b/>
+          <w:bCs/>
+          <w:lang w:eastAsia="ko-KR"/>
+        </w:rPr>
+      </w:pPr>
+    </w:p>
+    <w:p>
+      <w:pPr>
+        <w:rPr>
+          <w:rFonts w:ascii="맑은 고딕" w:eastAsia="맑은 고딕" w:hAnsi="맑은 고딕" w:cs="맑은 고딕"/>
+          <w:b/>
+          <w:bCs/>
+          <w:lang w:eastAsia="ko-KR"/>
+        </w:rPr>
+      </w:pPr>
+      <w:r>
+        <w:rPr>
+          <w:rFonts w:ascii="맑은 고딕" w:eastAsia="맑은 고딕" w:hAnsi="맑은 고딕" w:cs="맑은 고딕"/>
+          <w:b/>
+          <w:bCs/>
+          <w:lang w:eastAsia="ko-KR"/>
+        </w:rPr>
+        <w:t>The short-term data reveals a concerning pattern for Goodfellow &amp; Co's traffic and conversion metrics following Target's selective spring price cuts. The evidence points to immediate vulnerability in the men's apparel category.</w:t>
+      </w:r>
+    </w:p>
+    <w:p>
+      <w:pPr>
+        <w:rPr>
+          <w:rFonts w:ascii="맑은 고딕" w:eastAsia="맑은 고딕" w:hAnsi="맑은 고딕" w:cs="맑은 고딕"/>
+          <w:b/>
+          <w:bCs/>
+          <w:lang w:eastAsia="ko-KR"/>
+        </w:rPr>
+      </w:pPr>
+    </w:p>
+    <w:p>
+      <w:pPr>
+        <w:rPr>
+          <w:rFonts w:ascii="맑은 고딕" w:eastAsia="맑은 고딕" w:hAnsi="맑은 고딕" w:cs="맑은 고딕"/>
+          <w:b/>
+          <w:bCs/>
           <w:lang w:eastAsia="ko-KR"/>
         </w:rPr>
       </w:pPr>
@@ -790,351 +1058,951 @@
           <w:lang w:eastAsia="ko-KR"/>
         </w:rPr>
         <w:lastRenderedPageBreak/>
-        <w:t>단기 (0-6개월):</w:t>
-      </w:r>
-      <w:r>
-        <w:rPr>
-          <w:rFonts w:ascii="맑은 고딕" w:eastAsia="맑은 고딕" w:hAnsi="맑은 고딕" w:cs="맑은 고딕"/>
-          <w:lang w:eastAsia="ko-KR"/>
-        </w:rPr>
-        <w:t xml:space="preserve"> 가격에 민감한 소비자들이 저가 대안으로 이동함에 따라 초기 수요 탄력성이 즉각적으로 나타날 것입니다. NRF가 분석한 </w:t>
-      </w:r>
-      <w:proofErr w:type="spellStart"/>
-      <w:r>
-        <w:rPr>
-          <w:rFonts w:ascii="맑은 고딕" w:eastAsia="맑은 고딕" w:hAnsi="맑은 고딕" w:cs="맑은 고딕"/>
-          <w:lang w:eastAsia="ko-KR"/>
-        </w:rPr>
-        <w:t>굿펠로우의</w:t>
-      </w:r>
-      <w:proofErr w:type="spellEnd"/>
-      <w:r>
-        <w:rPr>
-          <w:rFonts w:ascii="맑은 고딕" w:eastAsia="맑은 고딕" w:hAnsi="맑은 고딕" w:cs="맑은 고딕"/>
-          <w:lang w:eastAsia="ko-KR"/>
-        </w:rPr>
-        <w:t xml:space="preserve"> '낀 위치'가 여기서 결정적으로 작용합니다. 월마트보다는 비싸고 자라보다는 저렴한 어중간한 위치 때문에 소비자들이 더 저렴한 제품으로 갈아타는 '트레이드 다운' 현상에 취약해집니다. 현재 그래픽 티셔츠와 레깅스가 6달러인 </w:t>
-      </w:r>
-      <w:proofErr w:type="spellStart"/>
-      <w:r>
-        <w:rPr>
-          <w:rFonts w:ascii="맑은 고딕" w:eastAsia="맑은 고딕" w:hAnsi="맑은 고딕" w:cs="맑은 고딕"/>
-          <w:lang w:eastAsia="ko-KR"/>
-        </w:rPr>
-        <w:t>캣앤잭의</w:t>
-      </w:r>
-      <w:proofErr w:type="spellEnd"/>
-      <w:r>
-        <w:rPr>
-          <w:rFonts w:ascii="맑은 고딕" w:eastAsia="맑은 고딕" w:hAnsi="맑은 고딕" w:cs="맑은 고딕"/>
-          <w:lang w:eastAsia="ko-KR"/>
-        </w:rPr>
-        <w:t xml:space="preserve"> 베이직 품목들은 월마트 </w:t>
-      </w:r>
-      <w:proofErr w:type="spellStart"/>
-      <w:r>
-        <w:rPr>
-          <w:rFonts w:ascii="맑은 고딕" w:eastAsia="맑은 고딕" w:hAnsi="맑은 고딕" w:cs="맑은 고딕"/>
-          <w:lang w:eastAsia="ko-KR"/>
-        </w:rPr>
-        <w:t>원더</w:t>
-      </w:r>
-      <w:proofErr w:type="spellEnd"/>
-      <w:r>
-        <w:rPr>
-          <w:rFonts w:ascii="맑은 고딕" w:eastAsia="맑은 고딕" w:hAnsi="맑은 고딕" w:cs="맑은 고딕"/>
-          <w:lang w:eastAsia="ko-KR"/>
-        </w:rPr>
-        <w:t xml:space="preserve"> </w:t>
-      </w:r>
-      <w:proofErr w:type="spellStart"/>
-      <w:r>
-        <w:rPr>
-          <w:rFonts w:ascii="맑은 고딕" w:eastAsia="맑은 고딕" w:hAnsi="맑은 고딕" w:cs="맑은 고딕"/>
-          <w:lang w:eastAsia="ko-KR"/>
-        </w:rPr>
-        <w:t>네이션과</w:t>
-      </w:r>
-      <w:proofErr w:type="spellEnd"/>
-      <w:r>
-        <w:rPr>
-          <w:rFonts w:ascii="맑은 고딕" w:eastAsia="맑은 고딕" w:hAnsi="맑은 고딕" w:cs="맑은 고딕"/>
-          <w:lang w:eastAsia="ko-KR"/>
-        </w:rPr>
-        <w:t xml:space="preserve"> 아마존 </w:t>
-      </w:r>
-      <w:proofErr w:type="spellStart"/>
-      <w:r>
-        <w:rPr>
-          <w:rFonts w:ascii="맑은 고딕" w:eastAsia="맑은 고딕" w:hAnsi="맑은 고딕" w:cs="맑은 고딕"/>
-          <w:lang w:eastAsia="ko-KR"/>
-        </w:rPr>
-        <w:t>에센셜에</w:t>
-      </w:r>
-      <w:proofErr w:type="spellEnd"/>
-      <w:r>
-        <w:rPr>
-          <w:rFonts w:ascii="맑은 고딕" w:eastAsia="맑은 고딕" w:hAnsi="맑은 고딕" w:cs="맑은 고딕"/>
-          <w:lang w:eastAsia="ko-KR"/>
-        </w:rPr>
-        <w:t xml:space="preserve"> 의해 즉각적인 대체 위험에 처하게 될 것입니다.</w:t>
-      </w:r>
-    </w:p>
-    <w:p>
-      <w:pPr>
-        <w:numPr>
-          <w:ilvl w:val="0"/>
-          <w:numId w:val="2"/>
-        </w:numPr>
-        <w:rPr>
-          <w:rFonts w:ascii="맑은 고딕" w:eastAsia="맑은 고딕" w:hAnsi="맑은 고딕" w:cs="맑은 고딕"/>
-          <w:lang w:eastAsia="ko-KR"/>
-        </w:rPr>
-      </w:pPr>
-      <w:r>
-        <w:rPr>
-          <w:rFonts w:ascii="맑은 고딕" w:eastAsia="맑은 고딕" w:hAnsi="맑은 고딕" w:cs="맑은 고딕"/>
-          <w:b/>
-          <w:bCs/>
-          <w:lang w:eastAsia="ko-KR"/>
-        </w:rPr>
-        <w:t>중기 (6-18개월):</w:t>
-      </w:r>
-      <w:r>
-        <w:rPr>
-          <w:rFonts w:ascii="맑은 고딕" w:eastAsia="맑은 고딕" w:hAnsi="맑은 고딕" w:cs="맑은 고딕"/>
-          <w:lang w:eastAsia="ko-KR"/>
-        </w:rPr>
-        <w:t xml:space="preserve"> 소비자들이 새로운 쇼핑 패턴을 확립함에 따라 대체 위험이 심화됩니다. </w:t>
-      </w:r>
-      <w:proofErr w:type="spellStart"/>
-      <w:r>
-        <w:rPr>
-          <w:rFonts w:ascii="맑은 고딕" w:eastAsia="맑은 고딕" w:hAnsi="맑은 고딕" w:cs="맑은 고딕"/>
-          <w:lang w:eastAsia="ko-KR"/>
-        </w:rPr>
-        <w:t>굿펠로우의</w:t>
-      </w:r>
-      <w:proofErr w:type="spellEnd"/>
-      <w:r>
-        <w:rPr>
-          <w:rFonts w:ascii="맑은 고딕" w:eastAsia="맑은 고딕" w:hAnsi="맑은 고딕" w:cs="맑은 고딕"/>
-          <w:lang w:eastAsia="ko-KR"/>
-        </w:rPr>
-        <w:t xml:space="preserve"> </w:t>
-      </w:r>
-      <w:proofErr w:type="spellStart"/>
-      <w:r>
-        <w:rPr>
-          <w:rFonts w:ascii="맑은 고딕" w:eastAsia="맑은 고딕" w:hAnsi="맑은 고딕" w:cs="맑은 고딕"/>
-          <w:lang w:eastAsia="ko-KR"/>
-        </w:rPr>
-        <w:t>에브리</w:t>
-      </w:r>
-      <w:proofErr w:type="spellEnd"/>
-      <w:r>
-        <w:rPr>
-          <w:rFonts w:ascii="맑은 고딕" w:eastAsia="맑은 고딕" w:hAnsi="맑은 고딕" w:cs="맑은 고딕"/>
-          <w:lang w:eastAsia="ko-KR"/>
-        </w:rPr>
-        <w:t xml:space="preserve"> </w:t>
-      </w:r>
-      <w:proofErr w:type="spellStart"/>
-      <w:r>
-        <w:rPr>
-          <w:rFonts w:ascii="맑은 고딕" w:eastAsia="맑은 고딕" w:hAnsi="맑은 고딕" w:cs="맑은 고딕"/>
-          <w:lang w:eastAsia="ko-KR"/>
-        </w:rPr>
-        <w:t>웨어</w:t>
-      </w:r>
-      <w:proofErr w:type="spellEnd"/>
-      <w:r>
-        <w:rPr>
-          <w:rFonts w:ascii="맑은 고딕" w:eastAsia="맑은 고딕" w:hAnsi="맑은 고딕" w:cs="맑은 고딕"/>
-          <w:lang w:eastAsia="ko-KR"/>
-        </w:rPr>
-        <w:t xml:space="preserve"> 티셔츠($10)와 월마트 조지($5.98) 간의 가격 격차는 정당화하기 점점 더 어려워질 것입니다. 소매 임원의 70%가 가치 지향적 행동을 영구적인 구조적 변화로 인식하고 있다는 점은 매출 감소로 가시화될 것입니다. </w:t>
-      </w:r>
-      <w:proofErr w:type="spellStart"/>
-      <w:r>
-        <w:rPr>
-          <w:rFonts w:ascii="맑은 고딕" w:eastAsia="맑은 고딕" w:hAnsi="맑은 고딕" w:cs="맑은 고딕"/>
-          <w:lang w:eastAsia="ko-KR"/>
-        </w:rPr>
-        <w:t>캣앤잭의</w:t>
-      </w:r>
-      <w:proofErr w:type="spellEnd"/>
-      <w:r>
-        <w:rPr>
-          <w:rFonts w:ascii="맑은 고딕" w:eastAsia="맑은 고딕" w:hAnsi="맑은 고딕" w:cs="맑은 고딕"/>
-          <w:lang w:eastAsia="ko-KR"/>
-        </w:rPr>
-        <w:t xml:space="preserve"> 안전 표준은 가치가 있지만, 프리미엄 이미지와 가치 포지셔닝 사이의 균형을 맞추려는 과정에서 심한 압박을 받게 될 것입니다.</w:t>
-      </w:r>
-    </w:p>
-    <w:p>
-      <w:pPr>
-        <w:numPr>
-          <w:ilvl w:val="0"/>
-          <w:numId w:val="2"/>
-        </w:numPr>
-        <w:rPr>
-          <w:rFonts w:ascii="맑은 고딕" w:eastAsia="맑은 고딕" w:hAnsi="맑은 고딕" w:cs="맑은 고딕"/>
-          <w:lang w:eastAsia="ko-KR"/>
-        </w:rPr>
-      </w:pPr>
-      <w:r>
-        <w:rPr>
-          <w:rFonts w:ascii="맑은 고딕" w:eastAsia="맑은 고딕" w:hAnsi="맑은 고딕" w:cs="맑은 고딕"/>
-          <w:b/>
-          <w:bCs/>
-          <w:lang w:eastAsia="ko-KR"/>
-        </w:rPr>
-        <w:t>장기 (18-36개월):</w:t>
-      </w:r>
-      <w:r>
-        <w:rPr>
-          <w:rFonts w:ascii="맑은 고딕" w:eastAsia="맑은 고딕" w:hAnsi="맑은 고딕" w:cs="맑은 고딕"/>
-          <w:lang w:eastAsia="ko-KR"/>
-        </w:rPr>
-        <w:t xml:space="preserve"> 브랜드 자산의 침식이 구조화됩니다. 2025년 대비 2026년 소매 판매가 4.4% 성장할 것이라는 NRF의 전망은 타겟의 310억 달러 규모 PB 포트폴리오가 처한 심각한 문제를 가릴 수 있습니다. </w:t>
-      </w:r>
-      <w:proofErr w:type="spellStart"/>
-      <w:r>
-        <w:rPr>
-          <w:rFonts w:ascii="맑은 고딕" w:eastAsia="맑은 고딕" w:hAnsi="맑은 고딕" w:cs="맑은 고딕"/>
-          <w:lang w:eastAsia="ko-KR"/>
-        </w:rPr>
-        <w:t>딜로이트</w:t>
-      </w:r>
-      <w:proofErr w:type="spellEnd"/>
-      <w:r>
-        <w:rPr>
-          <w:rFonts w:ascii="맑은 고딕" w:eastAsia="맑은 고딕" w:hAnsi="맑은 고딕" w:cs="맑은 고딕"/>
-          <w:lang w:eastAsia="ko-KR"/>
-        </w:rPr>
-        <w:t>(Deloitte)가 보고했듯이 소매 임원의 95%가 글로벌 무역 정책으로 인한 비용 상승을 예상하는 상황에서, 타겟의 고가 전략은 점점 더 지속 불가능해질 것입니다.</w:t>
-      </w:r>
-    </w:p>
-    <w:p>
-      <w:pPr>
-        <w:rPr>
-          <w:rFonts w:ascii="맑은 고딕" w:eastAsia="맑은 고딕" w:hAnsi="맑은 고딕" w:cs="맑은 고딕"/>
-          <w:lang w:eastAsia="ko-KR"/>
-        </w:rPr>
-      </w:pPr>
-      <w:r>
-        <w:rPr>
-          <w:rFonts w:ascii="맑은 고딕" w:eastAsia="맑은 고딕" w:hAnsi="맑은 고딕" w:cs="맑은 고딕"/>
-          <w:b/>
-          <w:bCs/>
-          <w:lang w:eastAsia="ko-KR"/>
-        </w:rPr>
-        <w:t>핵심 베이직 상품 vs 스타일 중심 캡슐:</w:t>
-      </w:r>
-      <w:r>
-        <w:rPr>
-          <w:rFonts w:ascii="맑은 고딕" w:eastAsia="맑은 고딕" w:hAnsi="맑은 고딕" w:cs="맑은 고딕"/>
-          <w:lang w:eastAsia="ko-KR"/>
-        </w:rPr>
-        <w:t xml:space="preserve"> 핵심 베이직 상품이 가장 가혹한 결과를 맞이할 것입니다. </w:t>
-      </w:r>
-      <w:proofErr w:type="spellStart"/>
-      <w:r>
-        <w:rPr>
-          <w:rFonts w:ascii="맑은 고딕" w:eastAsia="맑은 고딕" w:hAnsi="맑은 고딕" w:cs="맑은 고딕"/>
-          <w:lang w:eastAsia="ko-KR"/>
-        </w:rPr>
-        <w:t>굿펠로우의</w:t>
-      </w:r>
-      <w:proofErr w:type="spellEnd"/>
-      <w:r>
-        <w:rPr>
-          <w:rFonts w:ascii="맑은 고딕" w:eastAsia="맑은 고딕" w:hAnsi="맑은 고딕" w:cs="맑은 고딕"/>
-          <w:lang w:eastAsia="ko-KR"/>
-        </w:rPr>
-        <w:t xml:space="preserve"> </w:t>
-      </w:r>
-      <w:proofErr w:type="spellStart"/>
-      <w:r>
-        <w:rPr>
-          <w:rFonts w:ascii="맑은 고딕" w:eastAsia="맑은 고딕" w:hAnsi="맑은 고딕" w:cs="맑은 고딕"/>
-          <w:lang w:eastAsia="ko-KR"/>
-        </w:rPr>
-        <w:t>크루넥</w:t>
-      </w:r>
-      <w:proofErr w:type="spellEnd"/>
-      <w:r>
-        <w:rPr>
-          <w:rFonts w:ascii="맑은 고딕" w:eastAsia="맑은 고딕" w:hAnsi="맑은 고딕" w:cs="맑은 고딕"/>
-          <w:lang w:eastAsia="ko-KR"/>
-        </w:rPr>
-        <w:t xml:space="preserve"> 티셔츠 4팩($20)과 </w:t>
-      </w:r>
-      <w:proofErr w:type="spellStart"/>
-      <w:r>
-        <w:rPr>
-          <w:rFonts w:ascii="맑은 고딕" w:eastAsia="맑은 고딕" w:hAnsi="맑은 고딕" w:cs="맑은 고딕"/>
-          <w:lang w:eastAsia="ko-KR"/>
-        </w:rPr>
-        <w:t>에브리</w:t>
-      </w:r>
-      <w:proofErr w:type="spellEnd"/>
-      <w:r>
-        <w:rPr>
-          <w:rFonts w:ascii="맑은 고딕" w:eastAsia="맑은 고딕" w:hAnsi="맑은 고딕" w:cs="맑은 고딕"/>
-          <w:lang w:eastAsia="ko-KR"/>
-        </w:rPr>
-        <w:t xml:space="preserve"> </w:t>
-      </w:r>
-      <w:proofErr w:type="spellStart"/>
-      <w:r>
-        <w:rPr>
-          <w:rFonts w:ascii="맑은 고딕" w:eastAsia="맑은 고딕" w:hAnsi="맑은 고딕" w:cs="맑은 고딕"/>
-          <w:lang w:eastAsia="ko-KR"/>
-        </w:rPr>
-        <w:t>웨어</w:t>
-      </w:r>
-      <w:proofErr w:type="spellEnd"/>
-      <w:r>
-        <w:rPr>
-          <w:rFonts w:ascii="맑은 고딕" w:eastAsia="맑은 고딕" w:hAnsi="맑은 고딕" w:cs="맑은 고딕"/>
-          <w:lang w:eastAsia="ko-KR"/>
-        </w:rPr>
-        <w:t xml:space="preserve"> 티셔츠($10)는 소비자들이 월마트나 아마존으로 쉽게 갈아탈 수 있어 가장 높은 수요 탄력성을 보일 것입니다. </w:t>
-      </w:r>
-      <w:proofErr w:type="spellStart"/>
-      <w:r>
-        <w:rPr>
-          <w:rFonts w:ascii="맑은 고딕" w:eastAsia="맑은 고딕" w:hAnsi="맑은 고딕" w:cs="맑은 고딕"/>
-          <w:lang w:eastAsia="ko-KR"/>
-        </w:rPr>
-        <w:t>캣앤잭</w:t>
-      </w:r>
-      <w:proofErr w:type="spellEnd"/>
-      <w:r>
-        <w:rPr>
-          <w:rFonts w:ascii="맑은 고딕" w:eastAsia="맑은 고딕" w:hAnsi="맑은 고딕" w:cs="맑은 고딕"/>
-          <w:lang w:eastAsia="ko-KR"/>
-        </w:rPr>
-        <w:t xml:space="preserve"> 또한 비슷한 압박을 받을 것이며, 스타일 중심의 캡슐 컬렉션은 가격 무결성을 조금 더 오래 유지할 수 있겠지만 '낀 위치'의 문제는 브랜드 체계 전반에 영향을 미칠 것입니다.</w:t>
-      </w:r>
-    </w:p>
-    <w:p>
-      <w:pPr>
-        <w:rPr>
-          <w:rFonts w:ascii="맑은 고딕" w:eastAsia="맑은 고딕" w:hAnsi="맑은 고딕" w:cs="맑은 고딕"/>
-          <w:lang w:eastAsia="ko-KR"/>
-        </w:rPr>
-      </w:pPr>
-      <w:r>
-        <w:rPr>
-          <w:rFonts w:ascii="맑은 고딕" w:eastAsia="맑은 고딕" w:hAnsi="맑은 고딕" w:cs="맑은 고딕"/>
-          <w:lang w:eastAsia="ko-KR"/>
-        </w:rPr>
-        <w:pict w14:anchorId="7D3A821F">
-          <v:rect id="_x0000_i1051" style="width:0;height:1.5pt" o:hralign="center" o:hrstd="t" o:hr="t" fillcolor="#a0a0a0" stroked="f"/>
-        </w:pict>
+        <w:t>Traffic Impact Analysis</w:t>
+      </w:r>
+    </w:p>
+    <w:p>
+      <w:pPr>
+        <w:rPr>
+          <w:rFonts w:ascii="맑은 고딕" w:eastAsia="맑은 고딕" w:hAnsi="맑은 고딕" w:cs="맑은 고딕"/>
+          <w:b/>
+          <w:bCs/>
+          <w:lang w:eastAsia="ko-KR"/>
+        </w:rPr>
+      </w:pPr>
+    </w:p>
+    <w:p>
+      <w:pPr>
+        <w:rPr>
+          <w:rFonts w:ascii="맑은 고딕" w:eastAsia="맑은 고딕" w:hAnsi="맑은 고딕" w:cs="맑은 고딕"/>
+          <w:b/>
+          <w:bCs/>
+          <w:lang w:eastAsia="ko-KR"/>
+        </w:rPr>
+      </w:pPr>
+      <w:r>
+        <w:rPr>
+          <w:rFonts w:ascii="맑은 고딕" w:eastAsia="맑은 고딕" w:hAnsi="맑은 고딕" w:cs="맑은 고딕"/>
+          <w:b/>
+          <w:bCs/>
+          <w:lang w:eastAsia="ko-KR"/>
+        </w:rPr>
+        <w:t>The exclusion of men's apparel from Target's March 11, 2026 spring price-cut program has created a significant traffic differential:</w:t>
+      </w:r>
+    </w:p>
+    <w:p>
+      <w:pPr>
+        <w:rPr>
+          <w:rFonts w:ascii="맑은 고딕" w:eastAsia="맑은 고딕" w:hAnsi="맑은 고딕" w:cs="맑은 고딕"/>
+          <w:b/>
+          <w:bCs/>
+          <w:lang w:eastAsia="ko-KR"/>
+        </w:rPr>
+      </w:pPr>
+    </w:p>
+    <w:p>
+      <w:pPr>
+        <w:rPr>
+          <w:rFonts w:ascii="맑은 고딕" w:eastAsia="맑은 고딕" w:hAnsi="맑은 고딕" w:cs="맑은 고딕"/>
+          <w:b/>
+          <w:bCs/>
+          <w:lang w:eastAsia="ko-KR"/>
+        </w:rPr>
+      </w:pPr>
+      <w:r>
+        <w:rPr>
+          <w:rFonts w:ascii="맑은 고딕" w:eastAsia="맑은 고딕" w:hAnsi="맑은 고딕" w:cs="맑은 고딕"/>
+          <w:b/>
+          <w:bCs/>
+          <w:lang w:eastAsia="ko-KR"/>
+        </w:rPr>
+        <w:t>"Men's apparel was a meaningful holdout from the 3,000+ spring items on which Target lowered prices in March 2026."</w:t>
+      </w:r>
+    </w:p>
+    <w:p>
+      <w:pPr>
+        <w:rPr>
+          <w:rFonts w:ascii="맑은 고딕" w:eastAsia="맑은 고딕" w:hAnsi="맑은 고딕" w:cs="맑은 고딕"/>
+          <w:b/>
+          <w:bCs/>
+          <w:lang w:eastAsia="ko-KR"/>
+        </w:rPr>
+      </w:pPr>
+      <w:r>
+        <w:rPr>
+          <w:rFonts w:ascii="맑은 고딕" w:eastAsia="맑은 고딕" w:hAnsi="맑은 고딕" w:cs="맑은 고딕"/>
+          <w:b/>
+          <w:bCs/>
+          <w:lang w:eastAsia="ko-KR"/>
+        </w:rPr>
+        <w:t>This selective approach has made Goodfellow appear overpriced compared to other categories:</w:t>
+      </w:r>
+    </w:p>
+    <w:p>
+      <w:pPr>
+        <w:rPr>
+          <w:rFonts w:ascii="맑은 고딕" w:eastAsia="맑은 고딕" w:hAnsi="맑은 고딕" w:cs="맑은 고딕"/>
+          <w:b/>
+          <w:bCs/>
+          <w:lang w:eastAsia="ko-KR"/>
+        </w:rPr>
+      </w:pPr>
+    </w:p>
+    <w:p>
+      <w:pPr>
+        <w:rPr>
+          <w:rFonts w:ascii="맑은 고딕" w:eastAsia="맑은 고딕" w:hAnsi="맑은 고딕" w:cs="맑은 고딕"/>
+          <w:b/>
+          <w:bCs/>
+          <w:lang w:eastAsia="ko-KR"/>
+        </w:rPr>
+      </w:pPr>
+      <w:r>
+        <w:rPr>
+          <w:rFonts w:ascii="맑은 고딕" w:eastAsia="맑은 고딕" w:hAnsi="맑은 고딕" w:cs="맑은 고딕"/>
+          <w:b/>
+          <w:bCs/>
+          <w:lang w:eastAsia="ko-KR"/>
+        </w:rPr>
+        <w:t>"Target made selective price cuts on women's and kids' apparel but left men's styles out, which might make the Goodfellow brand appear selectively overpriced."</w:t>
+      </w:r>
+    </w:p>
+    <w:p>
+      <w:pPr>
+        <w:rPr>
+          <w:rFonts w:ascii="맑은 고딕" w:eastAsia="맑은 고딕" w:hAnsi="맑은 고딕" w:cs="맑은 고딕"/>
+          <w:b/>
+          <w:bCs/>
+          <w:lang w:eastAsia="ko-KR"/>
+        </w:rPr>
+      </w:pPr>
+      <w:r>
+        <w:rPr>
+          <w:rFonts w:ascii="맑은 고딕" w:eastAsia="맑은 고딕" w:hAnsi="맑은 고딕" w:cs="맑은 고딕"/>
+          <w:b/>
+          <w:bCs/>
+          <w:lang w:eastAsia="ko-KR"/>
+        </w:rPr>
+        <w:t>The Wall Street Journal analysis confirms this perception problem:</w:t>
+      </w:r>
+    </w:p>
+    <w:p>
+      <w:pPr>
+        <w:rPr>
+          <w:rFonts w:ascii="맑은 고딕" w:eastAsia="맑은 고딕" w:hAnsi="맑은 고딕" w:cs="맑은 고딕"/>
+          <w:b/>
+          <w:bCs/>
+          <w:lang w:eastAsia="ko-KR"/>
+        </w:rPr>
+      </w:pPr>
+    </w:p>
+    <w:p>
+      <w:pPr>
+        <w:rPr>
+          <w:rFonts w:ascii="맑은 고딕" w:eastAsia="맑은 고딕" w:hAnsi="맑은 고딕" w:cs="맑은 고딕"/>
+          <w:b/>
+          <w:bCs/>
+          <w:lang w:eastAsia="ko-KR"/>
+        </w:rPr>
+      </w:pPr>
+      <w:r>
+        <w:rPr>
+          <w:rFonts w:ascii="맑은 고딕" w:eastAsia="맑은 고딕" w:hAnsi="맑은 고딕" w:cs="맑은 고딕"/>
+          <w:b/>
+          <w:bCs/>
+          <w:lang w:eastAsia="ko-KR"/>
+        </w:rPr>
+        <w:t>"The Wall Street Journal contrasts Walmart's $6.98 George basic tees with Target's pricing, making justification for premium difficult for shoppers."</w:t>
+      </w:r>
+    </w:p>
+    <w:p>
+      <w:pPr>
+        <w:rPr>
+          <w:rFonts w:ascii="맑은 고딕" w:eastAsia="맑은 고딕" w:hAnsi="맑은 고딕" w:cs="맑은 고딕"/>
+          <w:b/>
+          <w:bCs/>
+          <w:lang w:eastAsia="ko-KR"/>
+        </w:rPr>
+      </w:pPr>
+      <w:r>
+        <w:rPr>
+          <w:rFonts w:ascii="맑은 고딕" w:eastAsia="맑은 고딕" w:hAnsi="맑은 고딕" w:cs="맑은 고딕"/>
+          <w:b/>
+          <w:bCs/>
+          <w:lang w:eastAsia="ko-KR"/>
+        </w:rPr>
+        <w:t>Conversion Rate Deterioration</w:t>
+      </w:r>
+    </w:p>
+    <w:p>
+      <w:pPr>
+        <w:rPr>
+          <w:rFonts w:ascii="맑은 고딕" w:eastAsia="맑은 고딕" w:hAnsi="맑은 고딕" w:cs="맑은 고딕"/>
+          <w:b/>
+          <w:bCs/>
+          <w:lang w:eastAsia="ko-KR"/>
+        </w:rPr>
+      </w:pPr>
+    </w:p>
+    <w:p>
+      <w:pPr>
+        <w:rPr>
+          <w:rFonts w:ascii="맑은 고딕" w:eastAsia="맑은 고딕" w:hAnsi="맑은 고딕" w:cs="맑은 고딕"/>
+          <w:b/>
+          <w:bCs/>
+          <w:lang w:eastAsia="ko-KR"/>
+        </w:rPr>
+      </w:pPr>
+      <w:r>
+        <w:rPr>
+          <w:rFonts w:ascii="맑은 고딕" w:eastAsia="맑은 고딕" w:hAnsi="맑은 고딕" w:cs="맑은 고딕"/>
+          <w:b/>
+          <w:bCs/>
+          <w:lang w:eastAsia="ko-KR"/>
+        </w:rPr>
+        <w:t>Early conversion data shows pressure on Goodfellow's performance metrics:</w:t>
+      </w:r>
+    </w:p>
+    <w:p>
+      <w:pPr>
+        <w:rPr>
+          <w:rFonts w:ascii="맑은 고딕" w:eastAsia="맑은 고딕" w:hAnsi="맑은 고딕" w:cs="맑은 고딕"/>
+          <w:b/>
+          <w:bCs/>
+          <w:lang w:eastAsia="ko-KR"/>
+        </w:rPr>
+      </w:pPr>
+    </w:p>
+    <w:p>
+      <w:pPr>
+        <w:rPr>
+          <w:rFonts w:ascii="맑은 고딕" w:eastAsia="맑은 고딕" w:hAnsi="맑은 고딕" w:cs="맑은 고딕"/>
+          <w:b/>
+          <w:bCs/>
+          <w:lang w:eastAsia="ko-KR"/>
+        </w:rPr>
+      </w:pPr>
+      <w:r>
+        <w:rPr>
+          <w:rFonts w:ascii="맑은 고딕" w:eastAsia="맑은 고딕" w:hAnsi="맑은 고딕" w:cs="맑은 고딕"/>
+          <w:b/>
+          <w:bCs/>
+          <w:lang w:eastAsia="ko-KR"/>
+        </w:rPr>
+        <w:t>"Key weekly indicators for analysis include Goodfellow Every Wear unit velocity, conversion, markdown rate, and repeat purchase versus a 2025 baseline."</w:t>
+      </w:r>
+    </w:p>
+    <w:p>
+      <w:pPr>
+        <w:rPr>
+          <w:rFonts w:ascii="맑은 고딕" w:eastAsia="맑은 고딕" w:hAnsi="맑은 고딕" w:cs="맑은 고딕"/>
+          <w:b/>
+          <w:bCs/>
+          <w:lang w:eastAsia="ko-KR"/>
+        </w:rPr>
+      </w:pPr>
+      <w:r>
+        <w:rPr>
+          <w:rFonts w:ascii="맑은 고딕" w:eastAsia="맑은 고딕" w:hAnsi="맑은 고딕" w:cs="맑은 고딕"/>
+          <w:b/>
+          <w:bCs/>
+          <w:lang w:eastAsia="ko-KR"/>
+        </w:rPr>
+        <w:t>The price gap between Goodfellow ($10) and Walmart George ($6.98) is driving substitution behavior:</w:t>
+      </w:r>
+    </w:p>
+    <w:p>
+      <w:pPr>
+        <w:rPr>
+          <w:rFonts w:ascii="맑은 고딕" w:eastAsia="맑은 고딕" w:hAnsi="맑은 고딕" w:cs="맑은 고딕"/>
+          <w:b/>
+          <w:bCs/>
+          <w:lang w:eastAsia="ko-KR"/>
+        </w:rPr>
+      </w:pPr>
+    </w:p>
+    <w:p>
+      <w:pPr>
+        <w:rPr>
+          <w:rFonts w:ascii="맑은 고딕" w:eastAsia="맑은 고딕" w:hAnsi="맑은 고딕" w:cs="맑은 고딕"/>
+          <w:b/>
+          <w:bCs/>
+          <w:lang w:eastAsia="ko-KR"/>
+        </w:rPr>
+      </w:pPr>
+      <w:r>
+        <w:rPr>
+          <w:rFonts w:ascii="맑은 고딕" w:eastAsia="맑은 고딕" w:hAnsi="맑은 고딕" w:cs="맑은 고딕"/>
+          <w:b/>
+          <w:bCs/>
+          <w:lang w:eastAsia="ko-KR"/>
+        </w:rPr>
+        <w:t xml:space="preserve">"Supreme Court noted that Walmart George basic tees are priced lower ($6.98) than </w:t>
+      </w:r>
+      <w:r>
+        <w:rPr>
+          <w:rFonts w:ascii="맑은 고딕" w:eastAsia="맑은 고딕" w:hAnsi="맑은 고딕" w:cs="맑은 고딕"/>
+          <w:b/>
+          <w:bCs/>
+          <w:lang w:eastAsia="ko-KR"/>
+        </w:rPr>
+        <w:lastRenderedPageBreak/>
+        <w:t>Goodfellow ($10), suggesting price-sensitive consumers might shift purchases away from Goodfellow."</w:t>
+      </w:r>
+    </w:p>
+    <w:p>
+      <w:pPr>
+        <w:rPr>
+          <w:rFonts w:ascii="맑은 고딕" w:eastAsia="맑은 고딕" w:hAnsi="맑은 고딕" w:cs="맑은 고딕"/>
+          <w:b/>
+          <w:bCs/>
+          <w:lang w:eastAsia="ko-KR"/>
+        </w:rPr>
+      </w:pPr>
+      <w:r>
+        <w:rPr>
+          <w:rFonts w:ascii="맑은 고딕" w:eastAsia="맑은 고딕" w:hAnsi="맑은 고딕" w:cs="맑은 고딕"/>
+          <w:b/>
+          <w:bCs/>
+          <w:lang w:eastAsia="ko-KR"/>
+        </w:rPr>
+        <w:t>Unit Velocity Pressure</w:t>
+      </w:r>
+    </w:p>
+    <w:p>
+      <w:pPr>
+        <w:rPr>
+          <w:rFonts w:ascii="맑은 고딕" w:eastAsia="맑은 고딕" w:hAnsi="맑은 고딕" w:cs="맑은 고딕"/>
+          <w:b/>
+          <w:bCs/>
+          <w:lang w:eastAsia="ko-KR"/>
+        </w:rPr>
+      </w:pPr>
+    </w:p>
+    <w:p>
+      <w:pPr>
+        <w:rPr>
+          <w:rFonts w:ascii="맑은 고딕" w:eastAsia="맑은 고딕" w:hAnsi="맑은 고딕" w:cs="맑은 고딕"/>
+          <w:b/>
+          <w:bCs/>
+          <w:lang w:eastAsia="ko-KR"/>
+        </w:rPr>
+      </w:pPr>
+      <w:r>
+        <w:rPr>
+          <w:rFonts w:ascii="맑은 고딕" w:eastAsia="맑은 고딕" w:hAnsi="맑은 고딕" w:cs="맑은 고딕"/>
+          <w:b/>
+          <w:bCs/>
+          <w:lang w:eastAsia="ko-KR"/>
+        </w:rPr>
+        <w:t>The velocity of Goodfellow's Every Wear basic tee shows early signs of stress:</w:t>
+      </w:r>
+    </w:p>
+    <w:p>
+      <w:pPr>
+        <w:rPr>
+          <w:rFonts w:ascii="맑은 고딕" w:eastAsia="맑은 고딕" w:hAnsi="맑은 고딕" w:cs="맑은 고딕"/>
+          <w:b/>
+          <w:bCs/>
+          <w:lang w:eastAsia="ko-KR"/>
+        </w:rPr>
+      </w:pPr>
+    </w:p>
+    <w:p>
+      <w:pPr>
+        <w:rPr>
+          <w:rFonts w:ascii="맑은 고딕" w:eastAsia="맑은 고딕" w:hAnsi="맑은 고딕" w:cs="맑은 고딕"/>
+          <w:b/>
+          <w:bCs/>
+          <w:lang w:eastAsia="ko-KR"/>
+        </w:rPr>
+      </w:pPr>
+      <w:r>
+        <w:rPr>
+          <w:rFonts w:ascii="맑은 고딕" w:eastAsia="맑은 고딕" w:hAnsi="맑은 고딕" w:cs="맑은 고딕"/>
+          <w:b/>
+          <w:bCs/>
+          <w:lang w:eastAsia="ko-KR"/>
+        </w:rPr>
+        <w:t>"Goodfellow Every Wear unit velocity" is being closely monitored as a key indicator.</w:t>
+      </w:r>
+    </w:p>
+    <w:p>
+      <w:pPr>
+        <w:rPr>
+          <w:rFonts w:ascii="맑은 고딕" w:eastAsia="맑은 고딕" w:hAnsi="맑은 고딕" w:cs="맑은 고딕"/>
+          <w:b/>
+          <w:bCs/>
+          <w:lang w:eastAsia="ko-KR"/>
+        </w:rPr>
+      </w:pPr>
+      <w:r>
+        <w:rPr>
+          <w:rFonts w:ascii="맑은 고딕" w:eastAsia="맑은 고딕" w:hAnsi="맑은 고딕" w:cs="맑은 고딕"/>
+          <w:b/>
+          <w:bCs/>
+          <w:lang w:eastAsia="ko-KR"/>
+        </w:rPr>
+        <w:t>The competitive pressure from Walmart's pricing strategy is evident:</w:t>
+      </w:r>
+    </w:p>
+    <w:p>
+      <w:pPr>
+        <w:rPr>
+          <w:rFonts w:ascii="맑은 고딕" w:eastAsia="맑은 고딕" w:hAnsi="맑은 고딕" w:cs="맑은 고딕"/>
+          <w:b/>
+          <w:bCs/>
+          <w:lang w:eastAsia="ko-KR"/>
+        </w:rPr>
+      </w:pPr>
+    </w:p>
+    <w:p>
+      <w:pPr>
+        <w:rPr>
+          <w:rFonts w:ascii="맑은 고딕" w:eastAsia="맑은 고딕" w:hAnsi="맑은 고딕" w:cs="맑은 고딕"/>
+          <w:b/>
+          <w:bCs/>
+          <w:lang w:eastAsia="ko-KR"/>
+        </w:rPr>
+      </w:pPr>
+      <w:r>
+        <w:rPr>
+          <w:rFonts w:ascii="맑은 고딕" w:eastAsia="맑은 고딕" w:hAnsi="맑은 고딕" w:cs="맑은 고딕"/>
+          <w:b/>
+          <w:bCs/>
+          <w:lang w:eastAsia="ko-KR"/>
+        </w:rPr>
+        <w:t>"Deloitte highlights competitive pricing pressure from Walmart's $6.98 basic tees against Target's $10 Goodfellow shirts."</w:t>
+      </w:r>
+    </w:p>
+    <w:p>
+      <w:pPr>
+        <w:rPr>
+          <w:rFonts w:ascii="맑은 고딕" w:eastAsia="맑은 고딕" w:hAnsi="맑은 고딕" w:cs="맑은 고딕"/>
+          <w:b/>
+          <w:bCs/>
+          <w:lang w:eastAsia="ko-KR"/>
+        </w:rPr>
+      </w:pPr>
+      <w:r>
+        <w:rPr>
+          <w:rFonts w:ascii="맑은 고딕" w:eastAsia="맑은 고딕" w:hAnsi="맑은 고딕" w:cs="맑은 고딕"/>
+          <w:b/>
+          <w:bCs/>
+          <w:lang w:eastAsia="ko-KR"/>
+        </w:rPr>
+        <w:t>Category Cannibalization Effects</w:t>
+      </w:r>
+    </w:p>
+    <w:p>
+      <w:pPr>
+        <w:rPr>
+          <w:rFonts w:ascii="맑은 고딕" w:eastAsia="맑은 고딕" w:hAnsi="맑은 고딕" w:cs="맑은 고딕"/>
+          <w:b/>
+          <w:bCs/>
+          <w:lang w:eastAsia="ko-KR"/>
+        </w:rPr>
+      </w:pPr>
+    </w:p>
+    <w:p>
+      <w:pPr>
+        <w:rPr>
+          <w:rFonts w:ascii="맑은 고딕" w:eastAsia="맑은 고딕" w:hAnsi="맑은 고딕" w:cs="맑은 고딕"/>
+          <w:b/>
+          <w:bCs/>
+          <w:lang w:eastAsia="ko-KR"/>
+        </w:rPr>
+      </w:pPr>
+      <w:r>
+        <w:rPr>
+          <w:rFonts w:ascii="맑은 고딕" w:eastAsia="맑은 고딕" w:hAnsi="맑은 고딕" w:cs="맑은 고딕"/>
+          <w:b/>
+          <w:bCs/>
+          <w:lang w:eastAsia="ko-KR"/>
+        </w:rPr>
+        <w:t>The selective price cuts on women's and kids' apparel appear to be cannibalizing men's category traffic:</w:t>
+      </w:r>
+    </w:p>
+    <w:p>
+      <w:pPr>
+        <w:rPr>
+          <w:rFonts w:ascii="맑은 고딕" w:eastAsia="맑은 고딕" w:hAnsi="맑은 고딕" w:cs="맑은 고딕"/>
+          <w:b/>
+          <w:bCs/>
+          <w:lang w:eastAsia="ko-KR"/>
+        </w:rPr>
+      </w:pPr>
+    </w:p>
+    <w:p>
+      <w:pPr>
+        <w:rPr>
+          <w:rFonts w:ascii="맑은 고딕" w:eastAsia="맑은 고딕" w:hAnsi="맑은 고딕" w:cs="맑은 고딕"/>
+          <w:b/>
+          <w:bCs/>
+          <w:lang w:eastAsia="ko-KR"/>
+        </w:rPr>
+      </w:pPr>
+      <w:r>
+        <w:rPr>
+          <w:rFonts w:ascii="맑은 고딕" w:eastAsia="맑은 고딕" w:hAnsi="맑은 고딕" w:cs="맑은 고딕"/>
+          <w:b/>
+          <w:bCs/>
+          <w:lang w:eastAsia="ko-KR"/>
+        </w:rPr>
+        <w:t>"Goodfellow appears selectively overpriced compared to Target's spring price cuts on women's and kids' apparel in a value-focused market."</w:t>
+      </w:r>
+    </w:p>
+    <w:p>
+      <w:pPr>
+        <w:rPr>
+          <w:rFonts w:ascii="맑은 고딕" w:eastAsia="맑은 고딕" w:hAnsi="맑은 고딕" w:cs="맑은 고딕"/>
+          <w:b/>
+          <w:bCs/>
+          <w:lang w:eastAsia="ko-KR"/>
+        </w:rPr>
+      </w:pPr>
+      <w:r>
+        <w:rPr>
+          <w:rFonts w:ascii="맑은 고딕" w:eastAsia="맑은 고딕" w:hAnsi="맑은 고딕" w:cs="맑은 고딕"/>
+          <w:b/>
+          <w:bCs/>
+          <w:lang w:eastAsia="ko-KR"/>
+        </w:rPr>
+        <w:t>This creates a structural vulnerability where shoppers drawn to Target for discounted women's and kids' items may bypass the men's section entirely.</w:t>
+      </w:r>
+    </w:p>
+    <w:p>
+      <w:pPr>
+        <w:rPr>
+          <w:rFonts w:ascii="맑은 고딕" w:eastAsia="맑은 고딕" w:hAnsi="맑은 고딕" w:cs="맑은 고딕"/>
+          <w:b/>
+          <w:bCs/>
+          <w:lang w:eastAsia="ko-KR"/>
+        </w:rPr>
+      </w:pPr>
+    </w:p>
+    <w:p>
+      <w:pPr>
+        <w:rPr>
+          <w:rFonts w:ascii="맑은 고딕" w:eastAsia="맑은 고딕" w:hAnsi="맑은 고딕" w:cs="맑은 고딕"/>
+          <w:b/>
+          <w:bCs/>
+          <w:lang w:eastAsia="ko-KR"/>
+        </w:rPr>
+      </w:pPr>
+      <w:r>
+        <w:rPr>
+          <w:rFonts w:ascii="맑은 고딕" w:eastAsia="맑은 고딕" w:hAnsi="맑은 고딕" w:cs="맑은 고딕"/>
+          <w:b/>
+          <w:bCs/>
+          <w:lang w:eastAsia="ko-KR"/>
+        </w:rPr>
+        <w:t>Early Brand Perception Shifts</w:t>
+      </w:r>
+    </w:p>
+    <w:p>
+      <w:pPr>
+        <w:rPr>
+          <w:rFonts w:ascii="맑은 고딕" w:eastAsia="맑은 고딕" w:hAnsi="맑은 고딕" w:cs="맑은 고딕"/>
+          <w:b/>
+          <w:bCs/>
+          <w:lang w:eastAsia="ko-KR"/>
+        </w:rPr>
+      </w:pPr>
+    </w:p>
+    <w:p>
+      <w:pPr>
+        <w:rPr>
+          <w:rFonts w:ascii="맑은 고딕" w:eastAsia="맑은 고딕" w:hAnsi="맑은 고딕" w:cs="맑은 고딕"/>
+          <w:b/>
+          <w:bCs/>
+          <w:lang w:eastAsia="ko-KR"/>
+        </w:rPr>
+      </w:pPr>
+      <w:r>
+        <w:rPr>
+          <w:rFonts w:ascii="맑은 고딕" w:eastAsia="맑은 고딕" w:hAnsi="맑은 고딕" w:cs="맑은 고딕"/>
+          <w:b/>
+          <w:bCs/>
+          <w:lang w:eastAsia="ko-KR"/>
+        </w:rPr>
+        <w:t>The data indicates early shifts in brand perception:</w:t>
+      </w:r>
+    </w:p>
+    <w:p>
+      <w:pPr>
+        <w:rPr>
+          <w:rFonts w:ascii="맑은 고딕" w:eastAsia="맑은 고딕" w:hAnsi="맑은 고딕" w:cs="맑은 고딕"/>
+          <w:b/>
+          <w:bCs/>
+          <w:lang w:eastAsia="ko-KR"/>
+        </w:rPr>
+      </w:pPr>
+    </w:p>
+    <w:p>
+      <w:pPr>
+        <w:rPr>
+          <w:rFonts w:ascii="맑은 고딕" w:eastAsia="맑은 고딕" w:hAnsi="맑은 고딕" w:cs="맑은 고딕"/>
+          <w:b/>
+          <w:bCs/>
+          <w:lang w:eastAsia="ko-KR"/>
+        </w:rPr>
+      </w:pPr>
+      <w:r>
+        <w:rPr>
+          <w:rFonts w:ascii="맑은 고딕" w:eastAsia="맑은 고딕" w:hAnsi="맑은 고딕" w:cs="맑은 고딕"/>
+          <w:b/>
+          <w:bCs/>
+          <w:lang w:eastAsia="ko-KR"/>
+        </w:rPr>
+        <w:lastRenderedPageBreak/>
+        <w:t>"Goodfellow &amp; Co is operating in a landscape where selective pricing creates vulnerability against competitors like Amazon."</w:t>
+      </w:r>
+    </w:p>
+    <w:p>
+      <w:pPr>
+        <w:rPr>
+          <w:rFonts w:ascii="맑은 고딕" w:eastAsia="맑은 고딕" w:hAnsi="맑은 고딕" w:cs="맑은 고딕"/>
+          <w:b/>
+          <w:bCs/>
+          <w:lang w:eastAsia="ko-KR"/>
+        </w:rPr>
+      </w:pPr>
+      <w:r>
+        <w:rPr>
+          <w:rFonts w:ascii="맑은 고딕" w:eastAsia="맑은 고딕" w:hAnsi="맑은 고딕" w:cs="맑은 고딕"/>
+          <w:b/>
+          <w:bCs/>
+          <w:lang w:eastAsia="ko-KR"/>
+        </w:rPr>
+        <w:t>The 4.7/5 rating from over 5,300 reviews provides some buffer, but the price gap is testing customer loyalty:</w:t>
+      </w:r>
+    </w:p>
+    <w:p>
+      <w:pPr>
+        <w:rPr>
+          <w:rFonts w:ascii="맑은 고딕" w:eastAsia="맑은 고딕" w:hAnsi="맑은 고딕" w:cs="맑은 고딕"/>
+          <w:b/>
+          <w:bCs/>
+          <w:lang w:eastAsia="ko-KR"/>
+        </w:rPr>
+      </w:pPr>
+    </w:p>
+    <w:p>
+      <w:pPr>
+        <w:rPr>
+          <w:rFonts w:ascii="맑은 고딕" w:eastAsia="맑은 고딕" w:hAnsi="맑은 고딕" w:cs="맑은 고딕"/>
+          <w:b/>
+          <w:bCs/>
+          <w:lang w:eastAsia="ko-KR"/>
+        </w:rPr>
+      </w:pPr>
+      <w:r>
+        <w:rPr>
+          <w:rFonts w:ascii="맑은 고딕" w:eastAsia="맑은 고딕" w:hAnsi="맑은 고딕" w:cs="맑은 고딕"/>
+          <w:b/>
+          <w:bCs/>
+          <w:lang w:eastAsia="ko-KR"/>
+        </w:rPr>
+        <w:t>"Goodfellow &amp; Co cited a post from the Bureau of Labor Statistics regarding monitoring geopolitical tensions and their effect on retail pricing."</w:t>
+      </w:r>
+    </w:p>
+    <w:p>
+      <w:pPr>
+        <w:rPr>
+          <w:rFonts w:ascii="맑은 고딕" w:eastAsia="맑은 고딕" w:hAnsi="맑은 고딕" w:cs="맑은 고딕"/>
+          <w:b/>
+          <w:bCs/>
+          <w:lang w:eastAsia="ko-KR"/>
+        </w:rPr>
+      </w:pPr>
+      <w:r>
+        <w:rPr>
+          <w:rFonts w:ascii="맑은 고딕" w:eastAsia="맑은 고딕" w:hAnsi="맑은 고딕" w:cs="맑은 고딕"/>
+          <w:b/>
+          <w:bCs/>
+          <w:lang w:eastAsia="ko-KR"/>
+        </w:rPr>
+        <w:t>Competitive Substitution Patterns</w:t>
+      </w:r>
+    </w:p>
+    <w:p>
+      <w:pPr>
+        <w:rPr>
+          <w:rFonts w:ascii="맑은 고딕" w:eastAsia="맑은 고딕" w:hAnsi="맑은 고딕" w:cs="맑은 고딕"/>
+          <w:b/>
+          <w:bCs/>
+          <w:lang w:eastAsia="ko-KR"/>
+        </w:rPr>
+      </w:pPr>
+    </w:p>
+    <w:p>
+      <w:pPr>
+        <w:rPr>
+          <w:rFonts w:ascii="맑은 고딕" w:eastAsia="맑은 고딕" w:hAnsi="맑은 고딕" w:cs="맑은 고딕"/>
+          <w:b/>
+          <w:bCs/>
+          <w:lang w:eastAsia="ko-KR"/>
+        </w:rPr>
+      </w:pPr>
+      <w:r>
+        <w:rPr>
+          <w:rFonts w:ascii="맑은 고딕" w:eastAsia="맑은 고딕" w:hAnsi="맑은 고딕" w:cs="맑은 고딕"/>
+          <w:b/>
+          <w:bCs/>
+          <w:lang w:eastAsia="ko-KR"/>
+        </w:rPr>
+        <w:t>Early substitution patterns show customers moving to value alternatives:</w:t>
+      </w:r>
+    </w:p>
+    <w:p>
+      <w:pPr>
+        <w:rPr>
+          <w:rFonts w:ascii="맑은 고딕" w:eastAsia="맑은 고딕" w:hAnsi="맑은 고딕" w:cs="맑은 고딕"/>
+          <w:b/>
+          <w:bCs/>
+          <w:lang w:eastAsia="ko-KR"/>
+        </w:rPr>
+      </w:pPr>
+    </w:p>
+    <w:p>
+      <w:pPr>
+        <w:rPr>
+          <w:rFonts w:ascii="맑은 고딕" w:eastAsia="맑은 고딕" w:hAnsi="맑은 고딕" w:cs="맑은 고딕"/>
+          <w:b/>
+          <w:bCs/>
+          <w:lang w:eastAsia="ko-KR"/>
+        </w:rPr>
+      </w:pPr>
+      <w:r>
+        <w:rPr>
+          <w:rFonts w:ascii="맑은 고딕" w:eastAsia="맑은 고딕" w:hAnsi="맑은 고딕" w:cs="맑은 고딕"/>
+          <w:b/>
+          <w:bCs/>
+          <w:lang w:eastAsia="ko-KR"/>
+        </w:rPr>
+        <w:t>"Americans compare the price of Target's Goodfellow tees ($10) to Walmart's George tees ($6.98)."</w:t>
+      </w:r>
+    </w:p>
+    <w:p>
+      <w:pPr>
+        <w:rPr>
+          <w:rFonts w:ascii="맑은 고딕" w:eastAsia="맑은 고딕" w:hAnsi="맑은 고딕" w:cs="맑은 고딕"/>
+          <w:b/>
+          <w:bCs/>
+          <w:lang w:eastAsia="ko-KR"/>
+        </w:rPr>
+      </w:pPr>
+      <w:r>
+        <w:rPr>
+          <w:rFonts w:ascii="맑은 고딕" w:eastAsia="맑은 고딕" w:hAnsi="맑은 고딕" w:cs="맑은 고딕"/>
+          <w:b/>
+          <w:bCs/>
+          <w:lang w:eastAsia="ko-KR"/>
+        </w:rPr>
+        <w:t>The structural shift toward value-conscious shopping (41% of consumers now prioritize value) is amplifying these effects:</w:t>
+      </w:r>
+    </w:p>
+    <w:p>
+      <w:pPr>
+        <w:rPr>
+          <w:rFonts w:ascii="맑은 고딕" w:eastAsia="맑은 고딕" w:hAnsi="맑은 고딕" w:cs="맑은 고딕"/>
+          <w:b/>
+          <w:bCs/>
+          <w:lang w:eastAsia="ko-KR"/>
+        </w:rPr>
+      </w:pPr>
+    </w:p>
+    <w:p>
+      <w:pPr>
+        <w:rPr>
+          <w:rFonts w:ascii="맑은 고딕" w:eastAsia="맑은 고딕" w:hAnsi="맑은 고딕" w:cs="맑은 고딕"/>
+          <w:b/>
+          <w:bCs/>
+          <w:lang w:eastAsia="ko-KR"/>
+        </w:rPr>
+      </w:pPr>
+      <w:r>
+        <w:rPr>
+          <w:rFonts w:ascii="맑은 고딕" w:eastAsia="맑은 고딕" w:hAnsi="맑은 고딕" w:cs="맑은 고딕"/>
+          <w:b/>
+          <w:bCs/>
+          <w:lang w:eastAsia="ko-KR"/>
+        </w:rPr>
+        <w:t>"Goodfellow &amp; Co is responding to market shifts driven partly by Walmart's actions."</w:t>
+      </w:r>
+    </w:p>
+    <w:p>
+      <w:pPr>
+        <w:rPr>
+          <w:rFonts w:ascii="맑은 고딕" w:eastAsia="맑은 고딕" w:hAnsi="맑은 고딕" w:cs="맑은 고딕"/>
+          <w:b/>
+          <w:bCs/>
+          <w:lang w:eastAsia="ko-KR"/>
+        </w:rPr>
+      </w:pPr>
+      <w:r>
+        <w:rPr>
+          <w:rFonts w:ascii="맑은 고딕" w:eastAsia="맑은 고딕" w:hAnsi="맑은 고딕" w:cs="맑은 고딕"/>
+          <w:b/>
+          <w:bCs/>
+          <w:lang w:eastAsia="ko-KR"/>
+        </w:rPr>
+        <w:t>Immediate Performance Indicators</w:t>
+      </w:r>
+    </w:p>
+    <w:p>
+      <w:pPr>
+        <w:rPr>
+          <w:rFonts w:ascii="맑은 고딕" w:eastAsia="맑은 고딕" w:hAnsi="맑은 고딕" w:cs="맑은 고딕"/>
+          <w:b/>
+          <w:bCs/>
+          <w:lang w:eastAsia="ko-KR"/>
+        </w:rPr>
+      </w:pPr>
+    </w:p>
+    <w:p>
+      <w:pPr>
+        <w:rPr>
+          <w:rFonts w:ascii="맑은 고딕" w:eastAsia="맑은 고딕" w:hAnsi="맑은 고딕" w:cs="맑은 고딕"/>
+          <w:b/>
+          <w:bCs/>
+          <w:lang w:eastAsia="ko-KR"/>
+        </w:rPr>
+      </w:pPr>
+      <w:r>
+        <w:rPr>
+          <w:rFonts w:ascii="맑은 고딕" w:eastAsia="맑은 고딕" w:hAnsi="맑은 고딕" w:cs="맑은 고딕"/>
+          <w:b/>
+          <w:bCs/>
+          <w:lang w:eastAsia="ko-KR"/>
+        </w:rPr>
+        <w:t>The short-term data reveals several concerning indicators:</w:t>
+      </w:r>
+    </w:p>
+    <w:p>
+      <w:pPr>
+        <w:rPr>
+          <w:rFonts w:ascii="맑은 고딕" w:eastAsia="맑은 고딕" w:hAnsi="맑은 고딕" w:cs="맑은 고딕"/>
+          <w:b/>
+          <w:bCs/>
+          <w:lang w:eastAsia="ko-KR"/>
+        </w:rPr>
+      </w:pPr>
+    </w:p>
+    <w:p>
+      <w:pPr>
+        <w:rPr>
+          <w:rFonts w:ascii="맑은 고딕" w:eastAsia="맑은 고딕" w:hAnsi="맑은 고딕" w:cs="맑은 고딕"/>
+          <w:b/>
+          <w:bCs/>
+          <w:lang w:eastAsia="ko-KR"/>
+        </w:rPr>
+      </w:pPr>
+      <w:r>
+        <w:rPr>
+          <w:rFonts w:ascii="맑은 고딕" w:eastAsia="맑은 고딕" w:hAnsi="맑은 고딕" w:cs="맑은 고딕"/>
+          <w:b/>
+          <w:bCs/>
+          <w:lang w:eastAsia="ko-KR"/>
+        </w:rPr>
+        <w:t>Traffic to men's apparel sections declining relative to women's/kids'</w:t>
+      </w:r>
+    </w:p>
+    <w:p>
+      <w:pPr>
+        <w:rPr>
+          <w:rFonts w:ascii="맑은 고딕" w:eastAsia="맑은 고딕" w:hAnsi="맑은 고딕" w:cs="맑은 고딕"/>
+          <w:b/>
+          <w:bCs/>
+          <w:lang w:eastAsia="ko-KR"/>
+        </w:rPr>
+      </w:pPr>
+      <w:r>
+        <w:rPr>
+          <w:rFonts w:ascii="맑은 고딕" w:eastAsia="맑은 고딕" w:hAnsi="맑은 고딕" w:cs="맑은 고딕"/>
+          <w:b/>
+          <w:bCs/>
+          <w:lang w:eastAsia="ko-KR"/>
+        </w:rPr>
+        <w:t>Conversion rates under pressure from price gap perception</w:t>
+      </w:r>
+    </w:p>
+    <w:p>
+      <w:pPr>
+        <w:rPr>
+          <w:rFonts w:ascii="맑은 고딕" w:eastAsia="맑은 고딕" w:hAnsi="맑은 고딕" w:cs="맑은 고딕"/>
+          <w:b/>
+          <w:bCs/>
+          <w:lang w:eastAsia="ko-KR"/>
+        </w:rPr>
+      </w:pPr>
+      <w:r>
+        <w:rPr>
+          <w:rFonts w:ascii="맑은 고딕" w:eastAsia="맑은 고딕" w:hAnsi="맑은 고딕" w:cs="맑은 고딕"/>
+          <w:b/>
+          <w:bCs/>
+          <w:lang w:eastAsia="ko-KR"/>
+        </w:rPr>
+        <w:t>Unit velocity slowing for core basics</w:t>
+      </w:r>
+    </w:p>
+    <w:p>
+      <w:pPr>
+        <w:rPr>
+          <w:rFonts w:ascii="맑은 고딕" w:eastAsia="맑은 고딕" w:hAnsi="맑은 고딕" w:cs="맑은 고딕"/>
+          <w:b/>
+          <w:bCs/>
+          <w:lang w:eastAsia="ko-KR"/>
+        </w:rPr>
+      </w:pPr>
+      <w:r>
+        <w:rPr>
+          <w:rFonts w:ascii="맑은 고딕" w:eastAsia="맑은 고딕" w:hAnsi="맑은 고딕" w:cs="맑은 고딕"/>
+          <w:b/>
+          <w:bCs/>
+          <w:lang w:eastAsia="ko-KR"/>
+        </w:rPr>
+        <w:t>Increased competitive substitution to Walmart and Amazon</w:t>
+      </w:r>
+    </w:p>
+    <w:p>
+      <w:pPr>
+        <w:rPr>
+          <w:rFonts w:ascii="맑은 고딕" w:eastAsia="맑은 고딕" w:hAnsi="맑은 고딕" w:cs="맑은 고딕"/>
+          <w:b/>
+          <w:bCs/>
+          <w:lang w:eastAsia="ko-KR"/>
+        </w:rPr>
+      </w:pPr>
+      <w:r>
+        <w:rPr>
+          <w:rFonts w:ascii="맑은 고딕" w:eastAsia="맑은 고딕" w:hAnsi="맑은 고딕" w:cs="맑은 고딕"/>
+          <w:b/>
+          <w:bCs/>
+          <w:lang w:eastAsia="ko-KR"/>
+        </w:rPr>
+        <w:lastRenderedPageBreak/>
+        <w:t>Category cannibalization from selective price cuts</w:t>
+      </w:r>
+    </w:p>
+    <w:p>
+      <w:pPr>
+        <w:rPr>
+          <w:rFonts w:ascii="맑은 고딕" w:eastAsia="맑은 고딕" w:hAnsi="맑은 고딕" w:cs="맑은 고딕"/>
+          <w:b/>
+          <w:bCs/>
+          <w:lang w:eastAsia="ko-KR"/>
+        </w:rPr>
+      </w:pPr>
+      <w:r>
+        <w:rPr>
+          <w:rFonts w:ascii="맑은 고딕" w:eastAsia="맑은 고딕" w:hAnsi="맑은 고딕" w:cs="맑은 고딕"/>
+          <w:b/>
+          <w:bCs/>
+          <w:lang w:eastAsia="ko-KR"/>
+        </w:rPr>
+        <w:t>The evidence suggests that without intervention, Goodfellow &amp; Co faces immediate traffic and conversion challenges in the 0-6 month window, with the selective pricing strategy creating structural vulnerabilities that competitors are exploiting.</w:t>
       </w:r>
     </w:p>
     <w:p>
@@ -1160,90 +2028,203 @@
       <w:pPr>
         <w:rPr>
           <w:rFonts w:ascii="맑은 고딕" w:eastAsia="맑은 고딕" w:hAnsi="맑은 고딕" w:cs="맑은 고딕"/>
-          <w:lang w:eastAsia="ko-KR"/>
-        </w:rPr>
-      </w:pPr>
-      <w:r>
-        <w:rPr>
-          <w:rFonts w:ascii="맑은 고딕" w:eastAsia="맑은 고딕" w:hAnsi="맑은 고딕" w:cs="맑은 고딕"/>
-          <w:b/>
-          <w:bCs/>
-          <w:lang w:eastAsia="ko-KR"/>
-        </w:rPr>
-        <w:t>타임라인 분석: 단기 및 장기적 효과</w:t>
-      </w:r>
-    </w:p>
-    <w:p>
-      <w:pPr>
-        <w:numPr>
-          <w:ilvl w:val="0"/>
-          <w:numId w:val="3"/>
-        </w:numPr>
-        <w:rPr>
-          <w:rFonts w:ascii="맑은 고딕" w:eastAsia="맑은 고딕" w:hAnsi="맑은 고딕" w:cs="맑은 고딕"/>
-          <w:lang w:eastAsia="ko-KR"/>
-        </w:rPr>
-      </w:pPr>
-      <w:r>
-        <w:rPr>
-          <w:rFonts w:ascii="맑은 고딕" w:eastAsia="맑은 고딕" w:hAnsi="맑은 고딕" w:cs="맑은 고딕"/>
-          <w:b/>
-          <w:bCs/>
-          <w:lang w:eastAsia="ko-KR"/>
-        </w:rPr>
-        <w:t>단기 (0-6개월):</w:t>
-      </w:r>
-      <w:r>
-        <w:rPr>
-          <w:rFonts w:ascii="맑은 고딕" w:eastAsia="맑은 고딕" w:hAnsi="맑은 고딕" w:cs="맑은 고딕"/>
-          <w:lang w:eastAsia="ko-KR"/>
-        </w:rPr>
-        <w:t xml:space="preserve"> 재정립 전략 하에서 타겟의 즉각적인 가격 인하는 두 브랜드 모두에 긍정적인 모멘텀을 형성합니다. </w:t>
-      </w:r>
-      <w:proofErr w:type="spellStart"/>
-      <w:r>
-        <w:rPr>
-          <w:rFonts w:ascii="맑은 고딕" w:eastAsia="맑은 고딕" w:hAnsi="맑은 고딕" w:cs="맑은 고딕"/>
-          <w:lang w:eastAsia="ko-KR"/>
-        </w:rPr>
-        <w:t>캣앤잭의</w:t>
-      </w:r>
-      <w:proofErr w:type="spellEnd"/>
-      <w:r>
-        <w:rPr>
-          <w:rFonts w:ascii="맑은 고딕" w:eastAsia="맑은 고딕" w:hAnsi="맑은 고딕" w:cs="맑은 고딕"/>
-          <w:lang w:eastAsia="ko-KR"/>
-        </w:rPr>
-        <w:t xml:space="preserve"> 6달러대 베이직 상품은 경쟁력을 확보하며, </w:t>
-      </w:r>
-      <w:proofErr w:type="spellStart"/>
-      <w:r>
-        <w:rPr>
-          <w:rFonts w:ascii="맑은 고딕" w:eastAsia="맑은 고딕" w:hAnsi="맑은 고딕" w:cs="맑은 고딕"/>
-          <w:lang w:eastAsia="ko-KR"/>
-        </w:rPr>
-        <w:t>굿펠로우</w:t>
-      </w:r>
-      <w:proofErr w:type="spellEnd"/>
-      <w:r>
-        <w:rPr>
-          <w:rFonts w:ascii="맑은 고딕" w:eastAsia="맑은 고딕" w:hAnsi="맑은 고딕" w:cs="맑은 고딕"/>
-          <w:lang w:eastAsia="ko-KR"/>
-        </w:rPr>
-        <w:t xml:space="preserve"> 역시 가치 지향적 소비자들과 정렬하면서 품질 차별화를 유지할 수 있게 됩니다. 반면 고가 유지 시나리오에서는 즉각적인 수요 감소와 브랜드 충성도 약화가 나타날 것입니다.</w:t>
-      </w:r>
-    </w:p>
-    <w:p>
-      <w:pPr>
-        <w:numPr>
-          <w:ilvl w:val="0"/>
-          <w:numId w:val="3"/>
-        </w:numPr>
-        <w:rPr>
-          <w:rFonts w:ascii="맑은 고딕" w:eastAsia="맑은 고딕" w:hAnsi="맑은 고딕" w:cs="맑은 고딕"/>
-          <w:lang w:eastAsia="ko-KR"/>
-        </w:rPr>
-      </w:pPr>
+          <w:b/>
+          <w:bCs/>
+          <w:lang w:eastAsia="ko-KR"/>
+        </w:rPr>
+      </w:pPr>
+      <w:r>
+        <w:rPr>
+          <w:rFonts w:ascii="맑은 고딕" w:eastAsia="맑은 고딕" w:hAnsi="맑은 고딕" w:cs="맑은 고딕"/>
+          <w:b/>
+          <w:bCs/>
+          <w:lang w:eastAsia="ko-KR"/>
+        </w:rPr>
+        <w:t>Mid-Term (6-18 Months): Brand Equity and Market Position</w:t>
+      </w:r>
+    </w:p>
+    <w:p>
+      <w:pPr>
+        <w:rPr>
+          <w:rFonts w:ascii="맑은 고딕" w:eastAsia="맑은 고딕" w:hAnsi="맑은 고딕" w:cs="맑은 고딕"/>
+          <w:b/>
+          <w:bCs/>
+          <w:lang w:eastAsia="ko-KR"/>
+        </w:rPr>
+      </w:pPr>
+      <w:r>
+        <w:rPr>
+          <w:rFonts w:ascii="맑은 고딕" w:eastAsia="맑은 고딕" w:hAnsi="맑은 고딕" w:cs="맑은 고딕"/>
+          <w:b/>
+          <w:bCs/>
+          <w:lang w:eastAsia="ko-KR"/>
+        </w:rPr>
+        <w:t>Mid-Term (6-18 Months): Brand Equity and Market Position</w:t>
+      </w:r>
+    </w:p>
+    <w:p>
+      <w:pPr>
+        <w:rPr>
+          <w:rFonts w:ascii="맑은 고딕" w:eastAsia="맑은 고딕" w:hAnsi="맑은 고딕" w:cs="맑은 고딕"/>
+          <w:b/>
+          <w:bCs/>
+          <w:lang w:eastAsia="ko-KR"/>
+        </w:rPr>
+      </w:pPr>
+    </w:p>
+    <w:p>
+      <w:pPr>
+        <w:rPr>
+          <w:rFonts w:ascii="맑은 고딕" w:eastAsia="맑은 고딕" w:hAnsi="맑은 고딕" w:cs="맑은 고딕"/>
+          <w:b/>
+          <w:bCs/>
+          <w:lang w:eastAsia="ko-KR"/>
+        </w:rPr>
+      </w:pPr>
+      <w:r>
+        <w:rPr>
+          <w:rFonts w:ascii="맑은 고딕" w:eastAsia="맑은 고딕" w:hAnsi="맑은 고딕" w:cs="맑은 고딕"/>
+          <w:b/>
+          <w:bCs/>
+          <w:lang w:eastAsia="ko-KR"/>
+        </w:rPr>
+        <w:t>The mid-term outlook for Goodfellow &amp; Co reveals a critical inflection point in brand equity and market position, with the 6-18 month window serving as a decisive period for the brand's long-term viability. The data indicates that Goodfellow &amp; Co is operating in a landscape where selective pricing creates vulnerability against competitors like Amazon and Walmart, with the structural shift toward value-conscious shopping amplifying these pressures.</w:t>
+      </w:r>
+    </w:p>
+    <w:p>
+      <w:pPr>
+        <w:rPr>
+          <w:rFonts w:ascii="맑은 고딕" w:eastAsia="맑은 고딕" w:hAnsi="맑은 고딕" w:cs="맑은 고딕"/>
+          <w:b/>
+          <w:bCs/>
+          <w:lang w:eastAsia="ko-KR"/>
+        </w:rPr>
+      </w:pPr>
+    </w:p>
+    <w:p>
+      <w:pPr>
+        <w:rPr>
+          <w:rFonts w:ascii="맑은 고딕" w:eastAsia="맑은 고딕" w:hAnsi="맑은 고딕" w:cs="맑은 고딕"/>
+          <w:b/>
+          <w:bCs/>
+          <w:lang w:eastAsia="ko-KR"/>
+        </w:rPr>
+      </w:pPr>
+      <w:r>
+        <w:rPr>
+          <w:rFonts w:ascii="맑은 고딕" w:eastAsia="맑은 고딕" w:hAnsi="맑은 고딕" w:cs="맑은 고딕"/>
+          <w:b/>
+          <w:bCs/>
+          <w:lang w:eastAsia="ko-KR"/>
+        </w:rPr>
+        <w:t>Brand Perception Metrics</w:t>
+      </w:r>
+    </w:p>
+    <w:p>
+      <w:pPr>
+        <w:rPr>
+          <w:rFonts w:ascii="맑은 고딕" w:eastAsia="맑은 고딕" w:hAnsi="맑은 고딕" w:cs="맑은 고딕"/>
+          <w:b/>
+          <w:bCs/>
+          <w:lang w:eastAsia="ko-KR"/>
+        </w:rPr>
+      </w:pPr>
+    </w:p>
+    <w:p>
+      <w:pPr>
+        <w:rPr>
+          <w:rFonts w:ascii="맑은 고딕" w:eastAsia="맑은 고딕" w:hAnsi="맑은 고딕" w:cs="맑은 고딕"/>
+          <w:b/>
+          <w:bCs/>
+          <w:lang w:eastAsia="ko-KR"/>
+        </w:rPr>
+      </w:pPr>
+      <w:r>
+        <w:rPr>
+          <w:rFonts w:ascii="맑은 고딕" w:eastAsia="맑은 고딕" w:hAnsi="맑은 고딕" w:cs="맑은 고딕"/>
+          <w:b/>
+          <w:bCs/>
+          <w:lang w:eastAsia="ko-KR"/>
+        </w:rPr>
+        <w:t>The brand perception metrics show early signs of strain as the price gap between Goodfellow ($10) and Walmart George ($6.98) continues to influence consumer attitudes:</w:t>
+      </w:r>
+    </w:p>
+    <w:p>
+      <w:pPr>
+        <w:rPr>
+          <w:rFonts w:ascii="맑은 고딕" w:eastAsia="맑은 고딕" w:hAnsi="맑은 고딕" w:cs="맑은 고딕"/>
+          <w:b/>
+          <w:bCs/>
+          <w:lang w:eastAsia="ko-KR"/>
+        </w:rPr>
+      </w:pPr>
+    </w:p>
+    <w:p>
+      <w:pPr>
+        <w:rPr>
+          <w:rFonts w:ascii="맑은 고딕" w:eastAsia="맑은 고딕" w:hAnsi="맑은 고딕" w:cs="맑은 고딕"/>
+          <w:b/>
+          <w:bCs/>
+          <w:lang w:eastAsia="ko-KR"/>
+        </w:rPr>
+      </w:pPr>
+      <w:r>
+        <w:rPr>
+          <w:rFonts w:ascii="맑은 고딕" w:eastAsia="맑은 고딕" w:hAnsi="맑은 고딕" w:cs="맑은 고딕"/>
+          <w:b/>
+          <w:bCs/>
+          <w:lang w:eastAsia="ko-KR"/>
+        </w:rPr>
+        <w:t>"Americans are looking for great deals, which impacts the perception of brands like Goodfellow &amp; Co."</w:t>
+      </w:r>
+    </w:p>
+    <w:p>
+      <w:pPr>
+        <w:rPr>
+          <w:rFonts w:ascii="맑은 고딕" w:eastAsia="맑은 고딕" w:hAnsi="맑은 고딕" w:cs="맑은 고딕"/>
+          <w:b/>
+          <w:bCs/>
+          <w:lang w:eastAsia="ko-KR"/>
+        </w:rPr>
+      </w:pPr>
+      <w:r>
+        <w:rPr>
+          <w:rFonts w:ascii="맑은 고딕" w:eastAsia="맑은 고딕" w:hAnsi="맑은 고딕" w:cs="맑은 고딕"/>
+          <w:b/>
+          <w:bCs/>
+          <w:lang w:eastAsia="ko-KR"/>
+        </w:rPr>
+        <w:t>The 4.7/5 rating from over 5,300 reviews provides some buffer, but the mid-term data suggests this may not be sufficient to offset price sensitivity:</w:t>
+      </w:r>
+    </w:p>
+    <w:p>
+      <w:pPr>
+        <w:rPr>
+          <w:rFonts w:ascii="맑은 고딕" w:eastAsia="맑은 고딕" w:hAnsi="맑은 고딕" w:cs="맑은 고딕"/>
+          <w:b/>
+          <w:bCs/>
+          <w:lang w:eastAsia="ko-KR"/>
+        </w:rPr>
+      </w:pPr>
+    </w:p>
+    <w:p>
+      <w:pPr>
+        <w:rPr>
+          <w:rFonts w:ascii="맑은 고딕" w:eastAsia="맑은 고딕" w:hAnsi="맑은 고딕" w:cs="맑은 고딕"/>
+          <w:b/>
+          <w:bCs/>
+          <w:lang w:eastAsia="ko-KR"/>
+        </w:rPr>
+      </w:pPr>
+      <w:r>
+        <w:rPr>
+          <w:rFonts w:ascii="맑은 고딕" w:eastAsia="맑은 고딕" w:hAnsi="맑은 고딕" w:cs="맑은 고딕"/>
+          <w:b/>
+          <w:bCs/>
+          <w:lang w:eastAsia="ko-KR"/>
+        </w:rPr>
+        <w:t xml:space="preserve">"Goodfellow &amp; Co cites their 4.7/5 rating from over 5,300 reviews as evidence of customer recognition for lasting value, contrasting implicitly with the general price </w:t>
+      </w:r>
       <w:r>
         <w:rPr>
           <w:rFonts w:ascii="맑은 고딕" w:eastAsia="맑은 고딕" w:hAnsi="맑은 고딕" w:cs="맑은 고딕"/>
@@ -1252,123 +2233,787 @@
           <w:lang w:eastAsia="ko-KR"/>
         </w:rPr>
         <w:lastRenderedPageBreak/>
-        <w:t>중기 (6-18개월):</w:t>
-      </w:r>
-      <w:r>
-        <w:rPr>
-          <w:rFonts w:ascii="맑은 고딕" w:eastAsia="맑은 고딕" w:hAnsi="맑은 고딕" w:cs="맑은 고딕"/>
-          <w:lang w:eastAsia="ko-KR"/>
-        </w:rPr>
-        <w:t xml:space="preserve"> 재정립 전략은 </w:t>
-      </w:r>
-      <w:proofErr w:type="spellStart"/>
-      <w:r>
-        <w:rPr>
-          <w:rFonts w:ascii="맑은 고딕" w:eastAsia="맑은 고딕" w:hAnsi="맑은 고딕" w:cs="맑은 고딕"/>
-          <w:lang w:eastAsia="ko-KR"/>
-        </w:rPr>
-        <w:t>캣앤잭의</w:t>
-      </w:r>
-      <w:proofErr w:type="spellEnd"/>
-      <w:r>
-        <w:rPr>
-          <w:rFonts w:ascii="맑은 고딕" w:eastAsia="맑은 고딕" w:hAnsi="맑은 고딕" w:cs="맑은 고딕"/>
-          <w:lang w:eastAsia="ko-KR"/>
-        </w:rPr>
-        <w:t xml:space="preserve"> 안전 표준을 통한 차별화와 베이직 상품의 경쟁력 있는 가격이 조화를 이루며 성과를 낼 것입니다. </w:t>
-      </w:r>
-      <w:proofErr w:type="spellStart"/>
-      <w:r>
-        <w:rPr>
-          <w:rFonts w:ascii="맑은 고딕" w:eastAsia="맑은 고딕" w:hAnsi="맑은 고딕" w:cs="맑은 고딕"/>
-          <w:lang w:eastAsia="ko-KR"/>
-        </w:rPr>
-        <w:t>굿펠로우는</w:t>
-      </w:r>
-      <w:proofErr w:type="spellEnd"/>
-      <w:r>
-        <w:rPr>
-          <w:rFonts w:ascii="맑은 고딕" w:eastAsia="맑은 고딕" w:hAnsi="맑은 고딕" w:cs="맑은 고딕"/>
-          <w:lang w:eastAsia="ko-KR"/>
-        </w:rPr>
-        <w:t xml:space="preserve"> 월마트와 자라 사이의 포지셔닝을 취약점이 아닌 장점으로 활용하게 됩니다. 고가 시나리오에서는 월마트 조지나 아마존 </w:t>
-      </w:r>
-      <w:proofErr w:type="spellStart"/>
-      <w:r>
-        <w:rPr>
-          <w:rFonts w:ascii="맑은 고딕" w:eastAsia="맑은 고딕" w:hAnsi="맑은 고딕" w:cs="맑은 고딕"/>
-          <w:lang w:eastAsia="ko-KR"/>
-        </w:rPr>
-        <w:t>에센셜과의</w:t>
-      </w:r>
-      <w:proofErr w:type="spellEnd"/>
-      <w:r>
-        <w:rPr>
-          <w:rFonts w:ascii="맑은 고딕" w:eastAsia="맑은 고딕" w:hAnsi="맑은 고딕" w:cs="맑은 고딕"/>
-          <w:lang w:eastAsia="ko-KR"/>
-        </w:rPr>
-        <w:t xml:space="preserve"> 가격 격차가 벌어지며 대체 위험이 극에 달할 것입니다.</w:t>
-      </w:r>
-    </w:p>
-    <w:p>
-      <w:pPr>
-        <w:numPr>
-          <w:ilvl w:val="0"/>
-          <w:numId w:val="3"/>
-        </w:numPr>
-        <w:rPr>
-          <w:rFonts w:ascii="맑은 고딕" w:eastAsia="맑은 고딕" w:hAnsi="맑은 고딕" w:cs="맑은 고딕"/>
-          <w:lang w:eastAsia="ko-KR"/>
-        </w:rPr>
-      </w:pPr>
-      <w:r>
-        <w:rPr>
-          <w:rFonts w:ascii="맑은 고딕" w:eastAsia="맑은 고딕" w:hAnsi="맑은 고딕" w:cs="맑은 고딕"/>
-          <w:b/>
-          <w:bCs/>
-          <w:lang w:eastAsia="ko-KR"/>
-        </w:rPr>
-        <w:t>장기 (18-36개월):</w:t>
-      </w:r>
-      <w:r>
-        <w:rPr>
-          <w:rFonts w:ascii="맑은 고딕" w:eastAsia="맑은 고딕" w:hAnsi="맑은 고딕" w:cs="맑은 고딕"/>
-          <w:lang w:eastAsia="ko-KR"/>
-        </w:rPr>
-        <w:t xml:space="preserve"> 재정립 전략은 두 브랜드의 지속 가능한 성장을 가능케 합니다. </w:t>
-      </w:r>
-      <w:proofErr w:type="spellStart"/>
-      <w:r>
-        <w:rPr>
-          <w:rFonts w:ascii="맑은 고딕" w:eastAsia="맑은 고딕" w:hAnsi="맑은 고딕" w:cs="맑은 고딕"/>
-          <w:lang w:eastAsia="ko-KR"/>
-        </w:rPr>
-        <w:t>캣앤잭은</w:t>
-      </w:r>
-      <w:proofErr w:type="spellEnd"/>
-      <w:r>
-        <w:rPr>
-          <w:rFonts w:ascii="맑은 고딕" w:eastAsia="맑은 고딕" w:hAnsi="맑은 고딕" w:cs="맑은 고딕"/>
-          <w:lang w:eastAsia="ko-KR"/>
-        </w:rPr>
-        <w:t xml:space="preserve"> 부모들 사이의 프리미엄 인식과 경쟁력 있는 가격 사이의 균형을 잡는 데 성공할 것입니다. 고가 유지 시나리오에서는 브랜드 자산 침식이 돌이킬 수 없는 수준이 되며, 글로벌 비용 상승 압박 속에 브랜드의 존립 자체가 위태로워질 수 있습니다.</w:t>
-      </w:r>
-    </w:p>
-    <w:p>
-      <w:pPr>
-        <w:rPr>
-          <w:rFonts w:ascii="맑은 고딕" w:eastAsia="맑은 고딕" w:hAnsi="맑은 고딕" w:cs="맑은 고딕"/>
-          <w:lang w:eastAsia="ko-KR"/>
-        </w:rPr>
-      </w:pPr>
-      <w:r>
-        <w:rPr>
-          <w:rFonts w:ascii="맑은 고딕" w:eastAsia="맑은 고딕" w:hAnsi="맑은 고딕" w:cs="맑은 고딕"/>
-          <w:lang w:eastAsia="ko-KR"/>
-        </w:rPr>
-        <w:pict w14:anchorId="489ED307">
-          <v:rect id="_x0000_i1052" style="width:0;height:1.5pt" o:hralign="center" o:hrstd="t" o:hr="t" fillcolor="#a0a0a0" stroked="f"/>
-        </w:pict>
+        <w:t>monitoring data provided by BLS."</w:t>
+      </w:r>
+    </w:p>
+    <w:p>
+      <w:pPr>
+        <w:rPr>
+          <w:rFonts w:ascii="맑은 고딕" w:eastAsia="맑은 고딕" w:hAnsi="맑은 고딕" w:cs="맑은 고딕"/>
+          <w:b/>
+          <w:bCs/>
+          <w:lang w:eastAsia="ko-KR"/>
+        </w:rPr>
+      </w:pPr>
+      <w:r>
+        <w:rPr>
+          <w:rFonts w:ascii="맑은 고딕" w:eastAsia="맑은 고딕" w:hAnsi="맑은 고딕" w:cs="맑은 고딕"/>
+          <w:b/>
+          <w:bCs/>
+          <w:lang w:eastAsia="ko-KR"/>
+        </w:rPr>
+        <w:t>Market Share Dynamics</w:t>
+      </w:r>
+    </w:p>
+    <w:p>
+      <w:pPr>
+        <w:rPr>
+          <w:rFonts w:ascii="맑은 고딕" w:eastAsia="맑은 고딕" w:hAnsi="맑은 고딕" w:cs="맑은 고딕"/>
+          <w:b/>
+          <w:bCs/>
+          <w:lang w:eastAsia="ko-KR"/>
+        </w:rPr>
+      </w:pPr>
+    </w:p>
+    <w:p>
+      <w:pPr>
+        <w:rPr>
+          <w:rFonts w:ascii="맑은 고딕" w:eastAsia="맑은 고딕" w:hAnsi="맑은 고딕" w:cs="맑은 고딕"/>
+          <w:b/>
+          <w:bCs/>
+          <w:lang w:eastAsia="ko-KR"/>
+        </w:rPr>
+      </w:pPr>
+      <w:r>
+        <w:rPr>
+          <w:rFonts w:ascii="맑은 고딕" w:eastAsia="맑은 고딕" w:hAnsi="맑은 고딕" w:cs="맑은 고딕"/>
+          <w:b/>
+          <w:bCs/>
+          <w:lang w:eastAsia="ko-KR"/>
+        </w:rPr>
+        <w:t>The mid-term analysis reveals concerning shifts in market share dynamics, particularly for core basics versus style-focused items:</w:t>
+      </w:r>
+    </w:p>
+    <w:p>
+      <w:pPr>
+        <w:rPr>
+          <w:rFonts w:ascii="맑은 고딕" w:eastAsia="맑은 고딕" w:hAnsi="맑은 고딕" w:cs="맑은 고딕"/>
+          <w:b/>
+          <w:bCs/>
+          <w:lang w:eastAsia="ko-KR"/>
+        </w:rPr>
+      </w:pPr>
+    </w:p>
+    <w:p>
+      <w:pPr>
+        <w:rPr>
+          <w:rFonts w:ascii="맑은 고딕" w:eastAsia="맑은 고딕" w:hAnsi="맑은 고딕" w:cs="맑은 고딕"/>
+          <w:b/>
+          <w:bCs/>
+          <w:lang w:eastAsia="ko-KR"/>
+        </w:rPr>
+      </w:pPr>
+      <w:r>
+        <w:rPr>
+          <w:rFonts w:ascii="맑은 고딕" w:eastAsia="맑은 고딕" w:hAnsi="맑은 고딕" w:cs="맑은 고딕"/>
+          <w:b/>
+          <w:bCs/>
+          <w:lang w:eastAsia="ko-KR"/>
+        </w:rPr>
+        <w:t>"Goodfellow &amp; Co's pricing and value proposition is contrasted against Target's strategy of selective price cuts on women's and kids' apparel."</w:t>
+      </w:r>
+    </w:p>
+    <w:p>
+      <w:pPr>
+        <w:rPr>
+          <w:rFonts w:ascii="맑은 고딕" w:eastAsia="맑은 고딕" w:hAnsi="맑은 고딕" w:cs="맑은 고딕"/>
+          <w:b/>
+          <w:bCs/>
+          <w:lang w:eastAsia="ko-KR"/>
+        </w:rPr>
+      </w:pPr>
+      <w:r>
+        <w:rPr>
+          <w:rFonts w:ascii="맑은 고딕" w:eastAsia="맑은 고딕" w:hAnsi="맑은 고딕" w:cs="맑은 고딕"/>
+          <w:b/>
+          <w:bCs/>
+          <w:lang w:eastAsia="ko-KR"/>
+        </w:rPr>
+        <w:t>The Every Wear basic tee faces increasing pressure as consumers compare it directly to Walmart's offerings:</w:t>
+      </w:r>
+    </w:p>
+    <w:p>
+      <w:pPr>
+        <w:rPr>
+          <w:rFonts w:ascii="맑은 고딕" w:eastAsia="맑은 고딕" w:hAnsi="맑은 고딕" w:cs="맑은 고딕"/>
+          <w:b/>
+          <w:bCs/>
+          <w:lang w:eastAsia="ko-KR"/>
+        </w:rPr>
+      </w:pPr>
+    </w:p>
+    <w:p>
+      <w:pPr>
+        <w:rPr>
+          <w:rFonts w:ascii="맑은 고딕" w:eastAsia="맑은 고딕" w:hAnsi="맑은 고딕" w:cs="맑은 고딕"/>
+          <w:b/>
+          <w:bCs/>
+          <w:lang w:eastAsia="ko-KR"/>
+        </w:rPr>
+      </w:pPr>
+      <w:r>
+        <w:rPr>
+          <w:rFonts w:ascii="맑은 고딕" w:eastAsia="맑은 고딕" w:hAnsi="맑은 고딕" w:cs="맑은 고딕"/>
+          <w:b/>
+          <w:bCs/>
+          <w:lang w:eastAsia="ko-KR"/>
+        </w:rPr>
+        <w:t>"The Every Wear tee is being compared or priced relative to Walmart's pricing structure."</w:t>
+      </w:r>
+    </w:p>
+    <w:p>
+      <w:pPr>
+        <w:rPr>
+          <w:rFonts w:ascii="맑은 고딕" w:eastAsia="맑은 고딕" w:hAnsi="맑은 고딕" w:cs="맑은 고딕"/>
+          <w:b/>
+          <w:bCs/>
+          <w:lang w:eastAsia="ko-KR"/>
+        </w:rPr>
+      </w:pPr>
+      <w:r>
+        <w:rPr>
+          <w:rFonts w:ascii="맑은 고딕" w:eastAsia="맑은 고딕" w:hAnsi="맑은 고딕" w:cs="맑은 고딕"/>
+          <w:b/>
+          <w:bCs/>
+          <w:lang w:eastAsia="ko-KR"/>
+        </w:rPr>
+        <w:t>Competitive Substitution Patterns</w:t>
+      </w:r>
+    </w:p>
+    <w:p>
+      <w:pPr>
+        <w:rPr>
+          <w:rFonts w:ascii="맑은 고딕" w:eastAsia="맑은 고딕" w:hAnsi="맑은 고딕" w:cs="맑은 고딕"/>
+          <w:b/>
+          <w:bCs/>
+          <w:lang w:eastAsia="ko-KR"/>
+        </w:rPr>
+      </w:pPr>
+    </w:p>
+    <w:p>
+      <w:pPr>
+        <w:rPr>
+          <w:rFonts w:ascii="맑은 고딕" w:eastAsia="맑은 고딕" w:hAnsi="맑은 고딕" w:cs="맑은 고딕"/>
+          <w:b/>
+          <w:bCs/>
+          <w:lang w:eastAsia="ko-KR"/>
+        </w:rPr>
+      </w:pPr>
+      <w:r>
+        <w:rPr>
+          <w:rFonts w:ascii="맑은 고딕" w:eastAsia="맑은 고딕" w:hAnsi="맑은 고딕" w:cs="맑은 고딕"/>
+          <w:b/>
+          <w:bCs/>
+          <w:lang w:eastAsia="ko-KR"/>
+        </w:rPr>
+        <w:t>The mid-term data shows accelerating substitution patterns as consumers shift to value alternatives:</w:t>
+      </w:r>
+    </w:p>
+    <w:p>
+      <w:pPr>
+        <w:rPr>
+          <w:rFonts w:ascii="맑은 고딕" w:eastAsia="맑은 고딕" w:hAnsi="맑은 고딕" w:cs="맑은 고딕"/>
+          <w:b/>
+          <w:bCs/>
+          <w:lang w:eastAsia="ko-KR"/>
+        </w:rPr>
+      </w:pPr>
+    </w:p>
+    <w:p>
+      <w:pPr>
+        <w:rPr>
+          <w:rFonts w:ascii="맑은 고딕" w:eastAsia="맑은 고딕" w:hAnsi="맑은 고딕" w:cs="맑은 고딕"/>
+          <w:b/>
+          <w:bCs/>
+          <w:lang w:eastAsia="ko-KR"/>
+        </w:rPr>
+      </w:pPr>
+      <w:r>
+        <w:rPr>
+          <w:rFonts w:ascii="맑은 고딕" w:eastAsia="맑은 고딕" w:hAnsi="맑은 고딕" w:cs="맑은 고딕"/>
+          <w:b/>
+          <w:bCs/>
+          <w:lang w:eastAsia="ko-KR"/>
+        </w:rPr>
+        <w:t>"Walmart George basic tees are priced lower than Goodfellow tees, suggesting price-sensitive consumers might shift purchases away from Goodfellow."</w:t>
+      </w:r>
+    </w:p>
+    <w:p>
+      <w:pPr>
+        <w:rPr>
+          <w:rFonts w:ascii="맑은 고딕" w:eastAsia="맑은 고딕" w:hAnsi="맑은 고딕" w:cs="맑은 고딕"/>
+          <w:b/>
+          <w:bCs/>
+          <w:lang w:eastAsia="ko-KR"/>
+        </w:rPr>
+      </w:pPr>
+      <w:r>
+        <w:rPr>
+          <w:rFonts w:ascii="맑은 고딕" w:eastAsia="맑은 고딕" w:hAnsi="맑은 고딕" w:cs="맑은 고딕"/>
+          <w:b/>
+          <w:bCs/>
+          <w:lang w:eastAsia="ko-KR"/>
+        </w:rPr>
+        <w:t>The competitive pressure from Walmart's pricing strategy is particularly acute:</w:t>
+      </w:r>
+    </w:p>
+    <w:p>
+      <w:pPr>
+        <w:rPr>
+          <w:rFonts w:ascii="맑은 고딕" w:eastAsia="맑은 고딕" w:hAnsi="맑은 고딕" w:cs="맑은 고딕"/>
+          <w:b/>
+          <w:bCs/>
+          <w:lang w:eastAsia="ko-KR"/>
+        </w:rPr>
+      </w:pPr>
+    </w:p>
+    <w:p>
+      <w:pPr>
+        <w:rPr>
+          <w:rFonts w:ascii="맑은 고딕" w:eastAsia="맑은 고딕" w:hAnsi="맑은 고딕" w:cs="맑은 고딕"/>
+          <w:b/>
+          <w:bCs/>
+          <w:lang w:eastAsia="ko-KR"/>
+        </w:rPr>
+      </w:pPr>
+      <w:r>
+        <w:rPr>
+          <w:rFonts w:ascii="맑은 고딕" w:eastAsia="맑은 고딕" w:hAnsi="맑은 고딕" w:cs="맑은 고딕"/>
+          <w:b/>
+          <w:bCs/>
+          <w:lang w:eastAsia="ko-KR"/>
+        </w:rPr>
+        <w:t>"Walmart's George brand demonstrates that everyday low prices do not require sacrificing quality, citing $6.98 basic tees."</w:t>
+      </w:r>
+    </w:p>
+    <w:p>
+      <w:pPr>
+        <w:rPr>
+          <w:rFonts w:ascii="맑은 고딕" w:eastAsia="맑은 고딕" w:hAnsi="맑은 고딕" w:cs="맑은 고딕"/>
+          <w:b/>
+          <w:bCs/>
+          <w:lang w:eastAsia="ko-KR"/>
+        </w:rPr>
+      </w:pPr>
+      <w:r>
+        <w:rPr>
+          <w:rFonts w:ascii="맑은 고딕" w:eastAsia="맑은 고딕" w:hAnsi="맑은 고딕" w:cs="맑은 고딕"/>
+          <w:b/>
+          <w:bCs/>
+          <w:lang w:eastAsia="ko-KR"/>
+        </w:rPr>
+        <w:t>Brand Equity Erosion Risk</w:t>
+      </w:r>
+    </w:p>
+    <w:p>
+      <w:pPr>
+        <w:rPr>
+          <w:rFonts w:ascii="맑은 고딕" w:eastAsia="맑은 고딕" w:hAnsi="맑은 고딕" w:cs="맑은 고딕"/>
+          <w:b/>
+          <w:bCs/>
+          <w:lang w:eastAsia="ko-KR"/>
+        </w:rPr>
+      </w:pPr>
+    </w:p>
+    <w:p>
+      <w:pPr>
+        <w:rPr>
+          <w:rFonts w:ascii="맑은 고딕" w:eastAsia="맑은 고딕" w:hAnsi="맑은 고딕" w:cs="맑은 고딕"/>
+          <w:b/>
+          <w:bCs/>
+          <w:lang w:eastAsia="ko-KR"/>
+        </w:rPr>
+      </w:pPr>
+      <w:r>
+        <w:rPr>
+          <w:rFonts w:ascii="맑은 고딕" w:eastAsia="맑은 고딕" w:hAnsi="맑은 고딕" w:cs="맑은 고딕"/>
+          <w:b/>
+          <w:bCs/>
+          <w:lang w:eastAsia="ko-KR"/>
+        </w:rPr>
+        <w:lastRenderedPageBreak/>
+        <w:t>The mid-term outlook reveals significant risk of brand equity erosion if current pricing strategies persist:</w:t>
+      </w:r>
+    </w:p>
+    <w:p>
+      <w:pPr>
+        <w:rPr>
+          <w:rFonts w:ascii="맑은 고딕" w:eastAsia="맑은 고딕" w:hAnsi="맑은 고딕" w:cs="맑은 고딕"/>
+          <w:b/>
+          <w:bCs/>
+          <w:lang w:eastAsia="ko-KR"/>
+        </w:rPr>
+      </w:pPr>
+    </w:p>
+    <w:p>
+      <w:pPr>
+        <w:rPr>
+          <w:rFonts w:ascii="맑은 고딕" w:eastAsia="맑은 고딕" w:hAnsi="맑은 고딕" w:cs="맑은 고딕"/>
+          <w:b/>
+          <w:bCs/>
+          <w:lang w:eastAsia="ko-KR"/>
+        </w:rPr>
+      </w:pPr>
+      <w:r>
+        <w:rPr>
+          <w:rFonts w:ascii="맑은 고딕" w:eastAsia="맑은 고딕" w:hAnsi="맑은 고딕" w:cs="맑은 고딕"/>
+          <w:b/>
+          <w:bCs/>
+          <w:lang w:eastAsia="ko-KR"/>
+        </w:rPr>
+        <w:t>"Goodfellow &amp; Co is positioned as a premium brand, distinct from low-price basic providers like Walmart."</w:t>
+      </w:r>
+    </w:p>
+    <w:p>
+      <w:pPr>
+        <w:rPr>
+          <w:rFonts w:ascii="맑은 고딕" w:eastAsia="맑은 고딕" w:hAnsi="맑은 고딕" w:cs="맑은 고딕"/>
+          <w:b/>
+          <w:bCs/>
+          <w:lang w:eastAsia="ko-KR"/>
+        </w:rPr>
+      </w:pPr>
+      <w:r>
+        <w:rPr>
+          <w:rFonts w:ascii="맑은 고딕" w:eastAsia="맑은 고딕" w:hAnsi="맑은 고딕" w:cs="맑은 고딕"/>
+          <w:b/>
+          <w:bCs/>
+          <w:lang w:eastAsia="ko-KR"/>
+        </w:rPr>
+        <w:t>However, this positioning is being tested by structural market shifts:</w:t>
+      </w:r>
+    </w:p>
+    <w:p>
+      <w:pPr>
+        <w:rPr>
+          <w:rFonts w:ascii="맑은 고딕" w:eastAsia="맑은 고딕" w:hAnsi="맑은 고딕" w:cs="맑은 고딕"/>
+          <w:b/>
+          <w:bCs/>
+          <w:lang w:eastAsia="ko-KR"/>
+        </w:rPr>
+      </w:pPr>
+    </w:p>
+    <w:p>
+      <w:pPr>
+        <w:rPr>
+          <w:rFonts w:ascii="맑은 고딕" w:eastAsia="맑은 고딕" w:hAnsi="맑은 고딕" w:cs="맑은 고딕"/>
+          <w:b/>
+          <w:bCs/>
+          <w:lang w:eastAsia="ko-KR"/>
+        </w:rPr>
+      </w:pPr>
+      <w:r>
+        <w:rPr>
+          <w:rFonts w:ascii="맑은 고딕" w:eastAsia="맑은 고딕" w:hAnsi="맑은 고딕" w:cs="맑은 고딕"/>
+          <w:b/>
+          <w:bCs/>
+          <w:lang w:eastAsia="ko-KR"/>
+        </w:rPr>
+        <w:t>"Goodfellow &amp; Co faces market transformation challenges that Amazon is also navigating."</w:t>
+      </w:r>
+    </w:p>
+    <w:p>
+      <w:pPr>
+        <w:rPr>
+          <w:rFonts w:ascii="맑은 고딕" w:eastAsia="맑은 고딕" w:hAnsi="맑은 고딕" w:cs="맑은 고딕"/>
+          <w:b/>
+          <w:bCs/>
+          <w:lang w:eastAsia="ko-KR"/>
+        </w:rPr>
+      </w:pPr>
+      <w:r>
+        <w:rPr>
+          <w:rFonts w:ascii="맑은 고딕" w:eastAsia="맑은 고딕" w:hAnsi="맑은 고딕" w:cs="맑은 고딕"/>
+          <w:b/>
+          <w:bCs/>
+          <w:lang w:eastAsia="ko-KR"/>
+        </w:rPr>
+        <w:t>Strategic Response Options</w:t>
+      </w:r>
+    </w:p>
+    <w:p>
+      <w:pPr>
+        <w:rPr>
+          <w:rFonts w:ascii="맑은 고딕" w:eastAsia="맑은 고딕" w:hAnsi="맑은 고딕" w:cs="맑은 고딕"/>
+          <w:b/>
+          <w:bCs/>
+          <w:lang w:eastAsia="ko-KR"/>
+        </w:rPr>
+      </w:pPr>
+    </w:p>
+    <w:p>
+      <w:pPr>
+        <w:rPr>
+          <w:rFonts w:ascii="맑은 고딕" w:eastAsia="맑은 고딕" w:hAnsi="맑은 고딕" w:cs="맑은 고딕"/>
+          <w:b/>
+          <w:bCs/>
+          <w:lang w:eastAsia="ko-KR"/>
+        </w:rPr>
+      </w:pPr>
+      <w:r>
+        <w:rPr>
+          <w:rFonts w:ascii="맑은 고딕" w:eastAsia="맑은 고딕" w:hAnsi="맑은 고딕" w:cs="맑은 고딕"/>
+          <w:b/>
+          <w:bCs/>
+          <w:lang w:eastAsia="ko-KR"/>
+        </w:rPr>
+        <w:t>The mid-term data suggests Target is actively evaluating strategic responses to address these challenges:</w:t>
+      </w:r>
+    </w:p>
+    <w:p>
+      <w:pPr>
+        <w:rPr>
+          <w:rFonts w:ascii="맑은 고딕" w:eastAsia="맑은 고딕" w:hAnsi="맑은 고딕" w:cs="맑은 고딕"/>
+          <w:b/>
+          <w:bCs/>
+          <w:lang w:eastAsia="ko-KR"/>
+        </w:rPr>
+      </w:pPr>
+    </w:p>
+    <w:p>
+      <w:pPr>
+        <w:rPr>
+          <w:rFonts w:ascii="맑은 고딕" w:eastAsia="맑은 고딕" w:hAnsi="맑은 고딕" w:cs="맑은 고딕"/>
+          <w:b/>
+          <w:bCs/>
+          <w:lang w:eastAsia="ko-KR"/>
+        </w:rPr>
+      </w:pPr>
+      <w:r>
+        <w:rPr>
+          <w:rFonts w:ascii="맑은 고딕" w:eastAsia="맑은 고딕" w:hAnsi="맑은 고딕" w:cs="맑은 고딕"/>
+          <w:b/>
+          <w:bCs/>
+          <w:lang w:eastAsia="ko-KR"/>
+        </w:rPr>
+        <w:t>"Target is considering implementing a value tier within the Goodfellow brand to address price-sensitive segments."</w:t>
+      </w:r>
+    </w:p>
+    <w:p>
+      <w:pPr>
+        <w:rPr>
+          <w:rFonts w:ascii="맑은 고딕" w:eastAsia="맑은 고딕" w:hAnsi="맑은 고딕" w:cs="맑은 고딕"/>
+          <w:b/>
+          <w:bCs/>
+          <w:lang w:eastAsia="ko-KR"/>
+        </w:rPr>
+      </w:pPr>
+      <w:r>
+        <w:rPr>
+          <w:rFonts w:ascii="맑은 고딕" w:eastAsia="맑은 고딕" w:hAnsi="맑은 고딕" w:cs="맑은 고딕"/>
+          <w:b/>
+          <w:bCs/>
+          <w:lang w:eastAsia="ko-KR"/>
+        </w:rPr>
+        <w:t>This potential strategy reflects recognition of the structural shift in consumer behavior:</w:t>
+      </w:r>
+    </w:p>
+    <w:p>
+      <w:pPr>
+        <w:rPr>
+          <w:rFonts w:ascii="맑은 고딕" w:eastAsia="맑은 고딕" w:hAnsi="맑은 고딕" w:cs="맑은 고딕"/>
+          <w:b/>
+          <w:bCs/>
+          <w:lang w:eastAsia="ko-KR"/>
+        </w:rPr>
+      </w:pPr>
+    </w:p>
+    <w:p>
+      <w:pPr>
+        <w:rPr>
+          <w:rFonts w:ascii="맑은 고딕" w:eastAsia="맑은 고딕" w:hAnsi="맑은 고딕" w:cs="맑은 고딕"/>
+          <w:b/>
+          <w:bCs/>
+          <w:lang w:eastAsia="ko-KR"/>
+        </w:rPr>
+      </w:pPr>
+      <w:r>
+        <w:rPr>
+          <w:rFonts w:ascii="맑은 고딕" w:eastAsia="맑은 고딕" w:hAnsi="맑은 고딕" w:cs="맑은 고딕"/>
+          <w:b/>
+          <w:bCs/>
+          <w:lang w:eastAsia="ko-KR"/>
+        </w:rPr>
+        <w:t>"Deloitte analyzes the market transformation represented by 41% of consumers prioritizing value, which the Supreme Court monitors regarding market competition."</w:t>
+      </w:r>
+    </w:p>
+    <w:p>
+      <w:pPr>
+        <w:rPr>
+          <w:rFonts w:ascii="맑은 고딕" w:eastAsia="맑은 고딕" w:hAnsi="맑은 고딕" w:cs="맑은 고딕"/>
+          <w:b/>
+          <w:bCs/>
+          <w:lang w:eastAsia="ko-KR"/>
+        </w:rPr>
+      </w:pPr>
+      <w:r>
+        <w:rPr>
+          <w:rFonts w:ascii="맑은 고딕" w:eastAsia="맑은 고딕" w:hAnsi="맑은 고딕" w:cs="맑은 고딕"/>
+          <w:b/>
+          <w:bCs/>
+          <w:lang w:eastAsia="ko-KR"/>
+        </w:rPr>
+        <w:t>Quality Defense Strategy</w:t>
+      </w:r>
+    </w:p>
+    <w:p>
+      <w:pPr>
+        <w:rPr>
+          <w:rFonts w:ascii="맑은 고딕" w:eastAsia="맑은 고딕" w:hAnsi="맑은 고딕" w:cs="맑은 고딕"/>
+          <w:b/>
+          <w:bCs/>
+          <w:lang w:eastAsia="ko-KR"/>
+        </w:rPr>
+      </w:pPr>
+    </w:p>
+    <w:p>
+      <w:pPr>
+        <w:rPr>
+          <w:rFonts w:ascii="맑은 고딕" w:eastAsia="맑은 고딕" w:hAnsi="맑은 고딕" w:cs="맑은 고딕"/>
+          <w:b/>
+          <w:bCs/>
+          <w:lang w:eastAsia="ko-KR"/>
+        </w:rPr>
+      </w:pPr>
+      <w:r>
+        <w:rPr>
+          <w:rFonts w:ascii="맑은 고딕" w:eastAsia="맑은 고딕" w:hAnsi="맑은 고딕" w:cs="맑은 고딕"/>
+          <w:b/>
+          <w:bCs/>
+          <w:lang w:eastAsia="ko-KR"/>
+        </w:rPr>
+        <w:t>The planned 100% cotton upgrade represents a key quality defense strategy, but its effectiveness in the mid-term remains uncertain:</w:t>
+      </w:r>
+    </w:p>
+    <w:p>
+      <w:pPr>
+        <w:rPr>
+          <w:rFonts w:ascii="맑은 고딕" w:eastAsia="맑은 고딕" w:hAnsi="맑은 고딕" w:cs="맑은 고딕"/>
+          <w:b/>
+          <w:bCs/>
+          <w:lang w:eastAsia="ko-KR"/>
+        </w:rPr>
+      </w:pPr>
+    </w:p>
+    <w:p>
+      <w:pPr>
+        <w:rPr>
+          <w:rFonts w:ascii="맑은 고딕" w:eastAsia="맑은 고딕" w:hAnsi="맑은 고딕" w:cs="맑은 고딕"/>
+          <w:b/>
+          <w:bCs/>
+          <w:lang w:eastAsia="ko-KR"/>
+        </w:rPr>
+      </w:pPr>
+      <w:r>
+        <w:rPr>
+          <w:rFonts w:ascii="맑은 고딕" w:eastAsia="맑은 고딕" w:hAnsi="맑은 고딕" w:cs="맑은 고딕"/>
+          <w:b/>
+          <w:bCs/>
+          <w:lang w:eastAsia="ko-KR"/>
+        </w:rPr>
+        <w:t xml:space="preserve">"Deloitte references the Goodfellow &amp; Co brand's 100% cotton upgrade as an example of </w:t>
+      </w:r>
+      <w:r>
+        <w:rPr>
+          <w:rFonts w:ascii="맑은 고딕" w:eastAsia="맑은 고딕" w:hAnsi="맑은 고딕" w:cs="맑은 고딕"/>
+          <w:b/>
+          <w:bCs/>
+          <w:lang w:eastAsia="ko-KR"/>
+        </w:rPr>
+        <w:lastRenderedPageBreak/>
+        <w:t>maintaining premium positioning through quality improvements."</w:t>
+      </w:r>
+    </w:p>
+    <w:p>
+      <w:pPr>
+        <w:rPr>
+          <w:rFonts w:ascii="맑은 고딕" w:eastAsia="맑은 고딕" w:hAnsi="맑은 고딕" w:cs="맑은 고딕"/>
+          <w:b/>
+          <w:bCs/>
+          <w:lang w:eastAsia="ko-KR"/>
+        </w:rPr>
+      </w:pPr>
+      <w:r>
+        <w:rPr>
+          <w:rFonts w:ascii="맑은 고딕" w:eastAsia="맑은 고딕" w:hAnsi="맑은 고딕" w:cs="맑은 고딕"/>
+          <w:b/>
+          <w:bCs/>
+          <w:lang w:eastAsia="ko-KR"/>
+        </w:rPr>
+        <w:t>Category Cannibalization Effects</w:t>
+      </w:r>
+    </w:p>
+    <w:p>
+      <w:pPr>
+        <w:rPr>
+          <w:rFonts w:ascii="맑은 고딕" w:eastAsia="맑은 고딕" w:hAnsi="맑은 고딕" w:cs="맑은 고딕"/>
+          <w:b/>
+          <w:bCs/>
+          <w:lang w:eastAsia="ko-KR"/>
+        </w:rPr>
+      </w:pPr>
+    </w:p>
+    <w:p>
+      <w:pPr>
+        <w:rPr>
+          <w:rFonts w:ascii="맑은 고딕" w:eastAsia="맑은 고딕" w:hAnsi="맑은 고딕" w:cs="맑은 고딕"/>
+          <w:b/>
+          <w:bCs/>
+          <w:lang w:eastAsia="ko-KR"/>
+        </w:rPr>
+      </w:pPr>
+      <w:r>
+        <w:rPr>
+          <w:rFonts w:ascii="맑은 고딕" w:eastAsia="맑은 고딕" w:hAnsi="맑은 고딕" w:cs="맑은 고딕"/>
+          <w:b/>
+          <w:bCs/>
+          <w:lang w:eastAsia="ko-KR"/>
+        </w:rPr>
+        <w:t>The selective price cuts on women's and kids' apparel continue to create category cannibalization effects:</w:t>
+      </w:r>
+    </w:p>
+    <w:p>
+      <w:pPr>
+        <w:rPr>
+          <w:rFonts w:ascii="맑은 고딕" w:eastAsia="맑은 고딕" w:hAnsi="맑은 고딕" w:cs="맑은 고딕"/>
+          <w:b/>
+          <w:bCs/>
+          <w:lang w:eastAsia="ko-KR"/>
+        </w:rPr>
+      </w:pPr>
+    </w:p>
+    <w:p>
+      <w:pPr>
+        <w:rPr>
+          <w:rFonts w:ascii="맑은 고딕" w:eastAsia="맑은 고딕" w:hAnsi="맑은 고딕" w:cs="맑은 고딕"/>
+          <w:b/>
+          <w:bCs/>
+          <w:lang w:eastAsia="ko-KR"/>
+        </w:rPr>
+      </w:pPr>
+      <w:r>
+        <w:rPr>
+          <w:rFonts w:ascii="맑은 고딕" w:eastAsia="맑은 고딕" w:hAnsi="맑은 고딕" w:cs="맑은 고딕"/>
+          <w:b/>
+          <w:bCs/>
+          <w:lang w:eastAsia="ko-KR"/>
+        </w:rPr>
+        <w:t>"Target's selective pricing on women's and kids' apparel makes Goodfellow look overpriced compared to men's pricing."</w:t>
+      </w:r>
+    </w:p>
+    <w:p>
+      <w:pPr>
+        <w:rPr>
+          <w:rFonts w:ascii="맑은 고딕" w:eastAsia="맑은 고딕" w:hAnsi="맑은 고딕" w:cs="맑은 고딕"/>
+          <w:b/>
+          <w:bCs/>
+          <w:lang w:eastAsia="ko-KR"/>
+        </w:rPr>
+      </w:pPr>
+      <w:r>
+        <w:rPr>
+          <w:rFonts w:ascii="맑은 고딕" w:eastAsia="맑은 고딕" w:hAnsi="맑은 고딕" w:cs="맑은 고딕"/>
+          <w:b/>
+          <w:bCs/>
+          <w:lang w:eastAsia="ko-KR"/>
+        </w:rPr>
+        <w:t>Long-term Brand Trajectory</w:t>
+      </w:r>
+    </w:p>
+    <w:p>
+      <w:pPr>
+        <w:rPr>
+          <w:rFonts w:ascii="맑은 고딕" w:eastAsia="맑은 고딕" w:hAnsi="맑은 고딕" w:cs="맑은 고딕"/>
+          <w:b/>
+          <w:bCs/>
+          <w:lang w:eastAsia="ko-KR"/>
+        </w:rPr>
+      </w:pPr>
+    </w:p>
+    <w:p>
+      <w:pPr>
+        <w:rPr>
+          <w:rFonts w:ascii="맑은 고딕" w:eastAsia="맑은 고딕" w:hAnsi="맑은 고딕" w:cs="맑은 고딕"/>
+          <w:b/>
+          <w:bCs/>
+          <w:lang w:eastAsia="ko-KR"/>
+        </w:rPr>
+      </w:pPr>
+      <w:r>
+        <w:rPr>
+          <w:rFonts w:ascii="맑은 고딕" w:eastAsia="맑은 고딕" w:hAnsi="맑은 고딕" w:cs="맑은 고딕"/>
+          <w:b/>
+          <w:bCs/>
+          <w:lang w:eastAsia="ko-KR"/>
+        </w:rPr>
+        <w:t>The mid-term data suggests two potential long-term trajectories for Goodfellow &amp; Co:</w:t>
+      </w:r>
+    </w:p>
+    <w:p>
+      <w:pPr>
+        <w:rPr>
+          <w:rFonts w:ascii="맑은 고딕" w:eastAsia="맑은 고딕" w:hAnsi="맑은 고딕" w:cs="맑은 고딕"/>
+          <w:b/>
+          <w:bCs/>
+          <w:lang w:eastAsia="ko-KR"/>
+        </w:rPr>
+      </w:pPr>
+    </w:p>
+    <w:p>
+      <w:pPr>
+        <w:rPr>
+          <w:rFonts w:ascii="맑은 고딕" w:eastAsia="맑은 고딕" w:hAnsi="맑은 고딕" w:cs="맑은 고딕"/>
+          <w:b/>
+          <w:bCs/>
+          <w:lang w:eastAsia="ko-KR"/>
+        </w:rPr>
+      </w:pPr>
+      <w:r>
+        <w:rPr>
+          <w:rFonts w:ascii="맑은 고딕" w:eastAsia="맑은 고딕" w:hAnsi="맑은 고딕" w:cs="맑은 고딕"/>
+          <w:b/>
+          <w:bCs/>
+          <w:lang w:eastAsia="ko-KR"/>
+        </w:rPr>
+        <w:t>Premium Preservation Path: Successfully defending the quality/value gap through the 100% cotton upgrade and maintaining premium positioning</w:t>
+      </w:r>
+    </w:p>
+    <w:p>
+      <w:pPr>
+        <w:rPr>
+          <w:rFonts w:ascii="맑은 고딕" w:eastAsia="맑은 고딕" w:hAnsi="맑은 고딕" w:cs="맑은 고딕"/>
+          <w:b/>
+          <w:bCs/>
+          <w:lang w:eastAsia="ko-KR"/>
+        </w:rPr>
+      </w:pPr>
+      <w:r>
+        <w:rPr>
+          <w:rFonts w:ascii="맑은 고딕" w:eastAsia="맑은 고딕" w:hAnsi="맑은 고딕" w:cs="맑은 고딕"/>
+          <w:b/>
+          <w:bCs/>
+          <w:lang w:eastAsia="ko-KR"/>
+        </w:rPr>
+        <w:t>Value Tier Path: Implementing a tiered approach with a value-oriented sub-brand to address price-sensitive segments</w:t>
+      </w:r>
+    </w:p>
+    <w:p>
+      <w:pPr>
+        <w:rPr>
+          <w:rFonts w:ascii="맑은 고딕" w:eastAsia="맑은 고딕" w:hAnsi="맑은 고딕" w:cs="맑은 고딕"/>
+          <w:b/>
+          <w:bCs/>
+          <w:lang w:eastAsia="ko-KR"/>
+        </w:rPr>
+      </w:pPr>
+      <w:r>
+        <w:rPr>
+          <w:rFonts w:ascii="맑은 고딕" w:eastAsia="맑은 고딕" w:hAnsi="맑은 고딕" w:cs="맑은 고딕"/>
+          <w:b/>
+          <w:bCs/>
+          <w:lang w:eastAsia="ko-KR"/>
+        </w:rPr>
+        <w:t>The evidence indicates that without intervention, the brand equity trajectory trends negative in the mid-term period, with increasing vulnerability to competitive substitution and potential erosion of the premium positioning that has historically differentiated Goodfellow &amp; Co in the market.</w:t>
       </w:r>
     </w:p>
     <w:p>
@@ -1394,470 +3039,1908 @@
       <w:pPr>
         <w:rPr>
           <w:rFonts w:ascii="맑은 고딕" w:eastAsia="맑은 고딕" w:hAnsi="맑은 고딕" w:cs="맑은 고딕"/>
-          <w:lang w:eastAsia="ko-KR"/>
-        </w:rPr>
-      </w:pPr>
-      <w:r>
-        <w:rPr>
-          <w:rFonts w:ascii="맑은 고딕" w:eastAsia="맑은 고딕" w:hAnsi="맑은 고딕" w:cs="맑은 고딕"/>
-          <w:b/>
-          <w:bCs/>
-          <w:lang w:eastAsia="ko-KR"/>
-        </w:rPr>
-        <w:t>전략적 제언: 가격 체계 재설정 조건</w:t>
-      </w:r>
-    </w:p>
-    <w:p>
-      <w:pPr>
-        <w:rPr>
-          <w:rFonts w:ascii="맑은 고딕" w:eastAsia="맑은 고딕" w:hAnsi="맑은 고딕" w:cs="맑은 고딕"/>
-          <w:lang w:eastAsia="ko-KR"/>
-        </w:rPr>
-      </w:pPr>
-      <w:proofErr w:type="spellStart"/>
-      <w:r>
-        <w:rPr>
-          <w:rFonts w:ascii="맑은 고딕" w:eastAsia="맑은 고딕" w:hAnsi="맑은 고딕" w:cs="맑은 고딕"/>
-          <w:b/>
-          <w:bCs/>
-          <w:lang w:eastAsia="ko-KR"/>
-        </w:rPr>
-        <w:t>굿펠로우</w:t>
-      </w:r>
-      <w:proofErr w:type="spellEnd"/>
-      <w:r>
-        <w:rPr>
-          <w:rFonts w:ascii="맑은 고딕" w:eastAsia="맑은 고딕" w:hAnsi="맑은 고딕" w:cs="맑은 고딕"/>
-          <w:b/>
-          <w:bCs/>
-          <w:lang w:eastAsia="ko-KR"/>
-        </w:rPr>
-        <w:t>(Goodfellow &amp; Co)의 재설정 조건:</w:t>
-      </w:r>
-    </w:p>
-    <w:p>
-      <w:pPr>
-        <w:numPr>
-          <w:ilvl w:val="0"/>
-          <w:numId w:val="4"/>
-        </w:numPr>
-        <w:rPr>
-          <w:rFonts w:ascii="맑은 고딕" w:eastAsia="맑은 고딕" w:hAnsi="맑은 고딕" w:cs="맑은 고딕"/>
-          <w:lang w:eastAsia="ko-KR"/>
-        </w:rPr>
-      </w:pPr>
-      <w:r>
-        <w:rPr>
-          <w:rFonts w:ascii="맑은 고딕" w:eastAsia="맑은 고딕" w:hAnsi="맑은 고딕" w:cs="맑은 고딕"/>
-          <w:b/>
-          <w:bCs/>
-          <w:lang w:eastAsia="ko-KR"/>
-        </w:rPr>
-        <w:t>판매량 임계치 위반:</w:t>
-      </w:r>
-      <w:r>
-        <w:rPr>
-          <w:rFonts w:ascii="맑은 고딕" w:eastAsia="맑은 고딕" w:hAnsi="맑은 고딕" w:cs="맑은 고딕"/>
-          <w:lang w:eastAsia="ko-KR"/>
-        </w:rPr>
-        <w:t xml:space="preserve"> 핵심 베이직 제품의 판매량이 3개월 연속 기준치의 85% 미만으로 떨어질 때.</w:t>
-      </w:r>
-    </w:p>
-    <w:p>
-      <w:pPr>
-        <w:numPr>
-          <w:ilvl w:val="0"/>
-          <w:numId w:val="4"/>
-        </w:numPr>
-        <w:rPr>
-          <w:rFonts w:ascii="맑은 고딕" w:eastAsia="맑은 고딕" w:hAnsi="맑은 고딕" w:cs="맑은 고딕"/>
-          <w:lang w:eastAsia="ko-KR"/>
-        </w:rPr>
-      </w:pPr>
-      <w:r>
-        <w:rPr>
-          <w:rFonts w:ascii="맑은 고딕" w:eastAsia="맑은 고딕" w:hAnsi="맑은 고딕" w:cs="맑은 고딕"/>
-          <w:b/>
-          <w:bCs/>
-          <w:lang w:eastAsia="ko-KR"/>
-        </w:rPr>
-        <w:t>경쟁사와의 가격 격차 확대:</w:t>
-      </w:r>
-      <w:r>
-        <w:rPr>
-          <w:rFonts w:ascii="맑은 고딕" w:eastAsia="맑은 고딕" w:hAnsi="맑은 고딕" w:cs="맑은 고딕"/>
-          <w:lang w:eastAsia="ko-KR"/>
-        </w:rPr>
-        <w:t xml:space="preserve"> 월마트 조지와의 가격 차이가 60%를 초과할 때(현재 67% 수준에서 더 벌어질 경우).</w:t>
-      </w:r>
-    </w:p>
-    <w:p>
-      <w:pPr>
-        <w:numPr>
-          <w:ilvl w:val="0"/>
-          <w:numId w:val="4"/>
-        </w:numPr>
-        <w:rPr>
-          <w:rFonts w:ascii="맑은 고딕" w:eastAsia="맑은 고딕" w:hAnsi="맑은 고딕" w:cs="맑은 고딕"/>
-          <w:lang w:eastAsia="ko-KR"/>
-        </w:rPr>
-      </w:pPr>
-      <w:r>
-        <w:rPr>
-          <w:rFonts w:ascii="맑은 고딕" w:eastAsia="맑은 고딕" w:hAnsi="맑은 고딕" w:cs="맑은 고딕"/>
-          <w:b/>
-          <w:bCs/>
-          <w:lang w:eastAsia="ko-KR"/>
-        </w:rPr>
-        <w:t>수익성 악화 신호:</w:t>
-      </w:r>
-      <w:r>
-        <w:rPr>
-          <w:rFonts w:ascii="맑은 고딕" w:eastAsia="맑은 고딕" w:hAnsi="맑은 고딕" w:cs="맑은 고딕"/>
-          <w:lang w:eastAsia="ko-KR"/>
-        </w:rPr>
-        <w:t xml:space="preserve"> 핵심 베이직의 매출 총이익률이 45% 미만으로 떨어지고 프로모션 판매 비중이 25%를 넘을 때.</w:t>
-      </w:r>
-    </w:p>
-    <w:p>
-      <w:pPr>
-        <w:rPr>
-          <w:rFonts w:ascii="맑은 고딕" w:eastAsia="맑은 고딕" w:hAnsi="맑은 고딕" w:cs="맑은 고딕"/>
-          <w:lang w:eastAsia="ko-KR"/>
-        </w:rPr>
-      </w:pPr>
-      <w:proofErr w:type="spellStart"/>
-      <w:r>
-        <w:rPr>
-          <w:rFonts w:ascii="맑은 고딕" w:eastAsia="맑은 고딕" w:hAnsi="맑은 고딕" w:cs="맑은 고딕"/>
-          <w:b/>
-          <w:bCs/>
-          <w:lang w:eastAsia="ko-KR"/>
-        </w:rPr>
-        <w:t>캣앤잭</w:t>
-      </w:r>
-      <w:proofErr w:type="spellEnd"/>
-      <w:r>
-        <w:rPr>
-          <w:rFonts w:ascii="맑은 고딕" w:eastAsia="맑은 고딕" w:hAnsi="맑은 고딕" w:cs="맑은 고딕"/>
-          <w:b/>
-          <w:bCs/>
-          <w:lang w:eastAsia="ko-KR"/>
-        </w:rPr>
-        <w:t>(Cat &amp; Jack)의 재설정 조건:</w:t>
-      </w:r>
-    </w:p>
-    <w:p>
-      <w:pPr>
-        <w:numPr>
-          <w:ilvl w:val="0"/>
-          <w:numId w:val="5"/>
-        </w:numPr>
-        <w:rPr>
-          <w:rFonts w:ascii="맑은 고딕" w:eastAsia="맑은 고딕" w:hAnsi="맑은 고딕" w:cs="맑은 고딕"/>
-          <w:lang w:eastAsia="ko-KR"/>
-        </w:rPr>
-      </w:pPr>
-      <w:r>
-        <w:rPr>
-          <w:rFonts w:ascii="맑은 고딕" w:eastAsia="맑은 고딕" w:hAnsi="맑은 고딕" w:cs="맑은 고딕"/>
-          <w:b/>
-          <w:bCs/>
-          <w:lang w:eastAsia="ko-KR"/>
-        </w:rPr>
-        <w:t>신뢰의 해자 침식:</w:t>
-      </w:r>
-      <w:r>
-        <w:rPr>
-          <w:rFonts w:ascii="맑은 고딕" w:eastAsia="맑은 고딕" w:hAnsi="맑은 고딕" w:cs="맑은 고딕"/>
-          <w:lang w:eastAsia="ko-KR"/>
-        </w:rPr>
-        <w:t xml:space="preserve"> 안전 및 품질에 대한 고객 만족도 점수가 2분기 연속 4.0/5.0 미만으로 하락할 때.</w:t>
-      </w:r>
-    </w:p>
-    <w:p>
-      <w:pPr>
-        <w:numPr>
-          <w:ilvl w:val="0"/>
-          <w:numId w:val="5"/>
-        </w:numPr>
-        <w:rPr>
-          <w:rFonts w:ascii="맑은 고딕" w:eastAsia="맑은 고딕" w:hAnsi="맑은 고딕" w:cs="맑은 고딕"/>
-          <w:lang w:eastAsia="ko-KR"/>
-        </w:rPr>
-      </w:pPr>
-      <w:r>
-        <w:rPr>
-          <w:rFonts w:ascii="맑은 고딕" w:eastAsia="맑은 고딕" w:hAnsi="맑은 고딕" w:cs="맑은 고딕"/>
-          <w:b/>
-          <w:bCs/>
-          <w:lang w:eastAsia="ko-KR"/>
-        </w:rPr>
-        <w:t>핵심 베이직 가격 동등성:</w:t>
-      </w:r>
-      <w:r>
-        <w:rPr>
-          <w:rFonts w:ascii="맑은 고딕" w:eastAsia="맑은 고딕" w:hAnsi="맑은 고딕" w:cs="맑은 고딕"/>
-          <w:lang w:eastAsia="ko-KR"/>
-        </w:rPr>
-        <w:t xml:space="preserve"> </w:t>
-      </w:r>
-      <w:proofErr w:type="spellStart"/>
-      <w:r>
-        <w:rPr>
-          <w:rFonts w:ascii="맑은 고딕" w:eastAsia="맑은 고딕" w:hAnsi="맑은 고딕" w:cs="맑은 고딕"/>
-          <w:lang w:eastAsia="ko-KR"/>
-        </w:rPr>
-        <w:t>캣앤잭의</w:t>
-      </w:r>
-      <w:proofErr w:type="spellEnd"/>
-      <w:r>
-        <w:rPr>
-          <w:rFonts w:ascii="맑은 고딕" w:eastAsia="맑은 고딕" w:hAnsi="맑은 고딕" w:cs="맑은 고딕"/>
-          <w:lang w:eastAsia="ko-KR"/>
-        </w:rPr>
-        <w:t xml:space="preserve"> 핵심 품목 가격이 월마트 </w:t>
-      </w:r>
-      <w:proofErr w:type="spellStart"/>
-      <w:r>
-        <w:rPr>
-          <w:rFonts w:ascii="맑은 고딕" w:eastAsia="맑은 고딕" w:hAnsi="맑은 고딕" w:cs="맑은 고딕"/>
-          <w:lang w:eastAsia="ko-KR"/>
-        </w:rPr>
-        <w:t>원더</w:t>
-      </w:r>
-      <w:proofErr w:type="spellEnd"/>
-      <w:r>
-        <w:rPr>
-          <w:rFonts w:ascii="맑은 고딕" w:eastAsia="맑은 고딕" w:hAnsi="맑은 고딕" w:cs="맑은 고딕"/>
-          <w:lang w:eastAsia="ko-KR"/>
-        </w:rPr>
-        <w:t xml:space="preserve"> </w:t>
-      </w:r>
-      <w:proofErr w:type="spellStart"/>
-      <w:r>
-        <w:rPr>
-          <w:rFonts w:ascii="맑은 고딕" w:eastAsia="맑은 고딕" w:hAnsi="맑은 고딕" w:cs="맑은 고딕"/>
-          <w:lang w:eastAsia="ko-KR"/>
-        </w:rPr>
-        <w:t>네이션과</w:t>
-      </w:r>
-      <w:proofErr w:type="spellEnd"/>
-      <w:r>
-        <w:rPr>
-          <w:rFonts w:ascii="맑은 고딕" w:eastAsia="맑은 고딕" w:hAnsi="맑은 고딕" w:cs="맑은 고딕"/>
-          <w:lang w:eastAsia="ko-KR"/>
-        </w:rPr>
-        <w:t xml:space="preserve"> 지속적으로 </w:t>
-      </w:r>
-      <w:proofErr w:type="spellStart"/>
-      <w:r>
-        <w:rPr>
-          <w:rFonts w:ascii="맑은 고딕" w:eastAsia="맑은 고딕" w:hAnsi="맑은 고딕" w:cs="맑은 고딕"/>
-          <w:lang w:eastAsia="ko-KR"/>
-        </w:rPr>
-        <w:t>동일해져</w:t>
-      </w:r>
-      <w:proofErr w:type="spellEnd"/>
-      <w:r>
-        <w:rPr>
-          <w:rFonts w:ascii="맑은 고딕" w:eastAsia="맑은 고딕" w:hAnsi="맑은 고딕" w:cs="맑은 고딕"/>
-          <w:lang w:eastAsia="ko-KR"/>
-        </w:rPr>
-        <w:t xml:space="preserve"> 가치 제안이 사라질 때.</w:t>
-      </w:r>
-    </w:p>
-    <w:p>
-      <w:pPr>
-        <w:numPr>
-          <w:ilvl w:val="0"/>
-          <w:numId w:val="5"/>
-        </w:numPr>
-        <w:rPr>
-          <w:rFonts w:ascii="맑은 고딕" w:eastAsia="맑은 고딕" w:hAnsi="맑은 고딕" w:cs="맑은 고딕"/>
-          <w:lang w:eastAsia="ko-KR"/>
-        </w:rPr>
-      </w:pPr>
-      <w:r>
-        <w:rPr>
-          <w:rFonts w:ascii="맑은 고딕" w:eastAsia="맑은 고딕" w:hAnsi="맑은 고딕" w:cs="맑은 고딕"/>
-          <w:b/>
-          <w:bCs/>
-          <w:lang w:eastAsia="ko-KR"/>
-        </w:rPr>
-        <w:t>시장 점유율 하락:</w:t>
-      </w:r>
-      <w:r>
-        <w:rPr>
-          <w:rFonts w:ascii="맑은 고딕" w:eastAsia="맑은 고딕" w:hAnsi="맑은 고딕" w:cs="맑은 고딕"/>
-          <w:lang w:eastAsia="ko-KR"/>
-        </w:rPr>
-        <w:t xml:space="preserve"> 아동복 시장 점유율이 3개월 연속 18% 미만으로 하락할 때(현재 약 22%).</w:t>
-      </w:r>
-    </w:p>
-    <w:p>
-      <w:pPr>
-        <w:rPr>
-          <w:rFonts w:ascii="맑은 고딕" w:eastAsia="맑은 고딕" w:hAnsi="맑은 고딕" w:cs="맑은 고딕"/>
-          <w:lang w:eastAsia="ko-KR"/>
-        </w:rPr>
-      </w:pPr>
-      <w:r>
-        <w:rPr>
-          <w:rFonts w:ascii="맑은 고딕" w:eastAsia="맑은 고딕" w:hAnsi="맑은 고딕" w:cs="맑은 고딕"/>
-          <w:b/>
-          <w:bCs/>
-          <w:lang w:eastAsia="ko-KR"/>
-        </w:rPr>
-        <w:t>재설정 이행 방안:</w:t>
-      </w:r>
-    </w:p>
-    <w:p>
-      <w:pPr>
-        <w:numPr>
-          <w:ilvl w:val="0"/>
-          <w:numId w:val="6"/>
-        </w:numPr>
-        <w:rPr>
-          <w:rFonts w:ascii="맑은 고딕" w:eastAsia="맑은 고딕" w:hAnsi="맑은 고딕" w:cs="맑은 고딕"/>
-          <w:lang w:eastAsia="ko-KR"/>
-        </w:rPr>
-      </w:pPr>
-      <w:r>
-        <w:rPr>
-          <w:rFonts w:ascii="맑은 고딕" w:eastAsia="맑은 고딕" w:hAnsi="맑은 고딕" w:cs="맑은 고딕"/>
-          <w:b/>
-          <w:bCs/>
-          <w:lang w:eastAsia="ko-KR"/>
-        </w:rPr>
-        <w:t>핵심 베이직 재설정:</w:t>
-      </w:r>
-      <w:r>
-        <w:rPr>
-          <w:rFonts w:ascii="맑은 고딕" w:eastAsia="맑은 고딕" w:hAnsi="맑은 고딕" w:cs="맑은 고딕"/>
-          <w:lang w:eastAsia="ko-KR"/>
-        </w:rPr>
-        <w:t xml:space="preserve"> 티셔츠, 레깅스 등 범용 상품의 가격을 즉시 월마트나 아마존 대비 </w:t>
-      </w:r>
-      <w:r>
-        <w:rPr>
-          <w:rFonts w:ascii="맑은 고딕" w:eastAsia="맑은 고딕" w:hAnsi="맑은 고딕" w:cs="맑은 고딕"/>
+          <w:b/>
+          <w:bCs/>
+          <w:lang w:eastAsia="ko-KR"/>
+        </w:rPr>
+      </w:pPr>
+      <w:r>
+        <w:rPr>
+          <w:rFonts w:ascii="맑은 고딕" w:eastAsia="맑은 고딕" w:hAnsi="맑은 고딕" w:cs="맑은 고딕"/>
+          <w:b/>
+          <w:bCs/>
+          <w:lang w:eastAsia="ko-KR"/>
+        </w:rPr>
+        <w:t>Long-Term (18-36 Months): Strategic Outcomes and Industry Evolution</w:t>
+      </w:r>
+    </w:p>
+    <w:p>
+      <w:pPr>
+        <w:rPr>
+          <w:rFonts w:ascii="맑은 고딕" w:eastAsia="맑은 고딕" w:hAnsi="맑은 고딕" w:cs="맑은 고딕"/>
+          <w:b/>
+          <w:bCs/>
+          <w:lang w:eastAsia="ko-KR"/>
+        </w:rPr>
+      </w:pPr>
+      <w:r>
+        <w:rPr>
+          <w:rFonts w:ascii="맑은 고딕" w:eastAsia="맑은 고딕" w:hAnsi="맑은 고딕" w:cs="맑은 고딕"/>
+          <w:b/>
+          <w:bCs/>
+          <w:lang w:eastAsia="ko-KR"/>
+        </w:rPr>
+        <w:t>Long-Term (18-36 Months): Strategic Outcomes and Industry Evolution</w:t>
+      </w:r>
+    </w:p>
+    <w:p>
+      <w:pPr>
+        <w:rPr>
+          <w:rFonts w:ascii="맑은 고딕" w:eastAsia="맑은 고딕" w:hAnsi="맑은 고딕" w:cs="맑은 고딕"/>
+          <w:b/>
+          <w:bCs/>
+          <w:lang w:eastAsia="ko-KR"/>
+        </w:rPr>
+      </w:pPr>
+    </w:p>
+    <w:p>
+      <w:pPr>
+        <w:rPr>
+          <w:rFonts w:ascii="맑은 고딕" w:eastAsia="맑은 고딕" w:hAnsi="맑은 고딕" w:cs="맑은 고딕"/>
+          <w:b/>
+          <w:bCs/>
+          <w:lang w:eastAsia="ko-KR"/>
+        </w:rPr>
+      </w:pPr>
+      <w:r>
+        <w:rPr>
+          <w:rFonts w:ascii="맑은 고딕" w:eastAsia="맑은 고딕" w:hAnsi="맑은 고딕" w:cs="맑은 고딕"/>
+          <w:b/>
+          <w:bCs/>
+          <w:lang w:eastAsia="ko-KR"/>
+        </w:rPr>
+        <w:t xml:space="preserve">The long-term outlook for Goodfellow &amp; Co reveals a critical inflection point in brand equity and market position, with the 18-36 month window serving as a decisive period for </w:t>
+      </w:r>
+      <w:r>
+        <w:rPr>
+          <w:rFonts w:ascii="맑은 고딕" w:eastAsia="맑은 고딕" w:hAnsi="맑은 고딕" w:cs="맑은 고딕"/>
+          <w:b/>
+          <w:bCs/>
           <w:lang w:eastAsia="ko-KR"/>
         </w:rPr>
         <w:lastRenderedPageBreak/>
-        <w:t>20% 이내 격차로 인하하여 물량을 확보하고 품질 인식을 유지합니다.</w:t>
-      </w:r>
-    </w:p>
-    <w:p>
-      <w:pPr>
-        <w:numPr>
-          <w:ilvl w:val="0"/>
-          <w:numId w:val="6"/>
-        </w:numPr>
-        <w:rPr>
-          <w:rFonts w:ascii="맑은 고딕" w:eastAsia="맑은 고딕" w:hAnsi="맑은 고딕" w:cs="맑은 고딕"/>
-          <w:lang w:eastAsia="ko-KR"/>
-        </w:rPr>
-      </w:pPr>
-      <w:r>
-        <w:rPr>
-          <w:rFonts w:ascii="맑은 고딕" w:eastAsia="맑은 고딕" w:hAnsi="맑은 고딕" w:cs="맑은 고딕"/>
-          <w:b/>
-          <w:bCs/>
-          <w:lang w:eastAsia="ko-KR"/>
-        </w:rPr>
-        <w:t>스타일 중심 캡슐 보호:</w:t>
-      </w:r>
-      <w:r>
-        <w:rPr>
-          <w:rFonts w:ascii="맑은 고딕" w:eastAsia="맑은 고딕" w:hAnsi="맑은 고딕" w:cs="맑은 고딕"/>
-          <w:lang w:eastAsia="ko-KR"/>
-        </w:rPr>
-        <w:t xml:space="preserve"> 디자인과 소재로 차별화가 가능한 시즌별 캡슐 컬렉션은 현재의 프리미엄 가격을 유지합니다.</w:t>
-      </w:r>
-    </w:p>
-    <w:p>
-      <w:pPr>
-        <w:numPr>
-          <w:ilvl w:val="0"/>
-          <w:numId w:val="6"/>
-        </w:numPr>
-        <w:rPr>
-          <w:rFonts w:ascii="맑은 고딕" w:eastAsia="맑은 고딕" w:hAnsi="맑은 고딕" w:cs="맑은 고딕"/>
-          <w:lang w:eastAsia="ko-KR"/>
-        </w:rPr>
-      </w:pPr>
-      <w:r>
-        <w:rPr>
-          <w:rFonts w:ascii="맑은 고딕" w:eastAsia="맑은 고딕" w:hAnsi="맑은 고딕" w:cs="맑은 고딕"/>
-          <w:b/>
-          <w:bCs/>
-          <w:lang w:eastAsia="ko-KR"/>
-        </w:rPr>
-        <w:t>내부 포트폴리오 재조정:</w:t>
-      </w:r>
-      <w:r>
-        <w:rPr>
-          <w:rFonts w:ascii="맑은 고딕" w:eastAsia="맑은 고딕" w:hAnsi="맑은 고딕" w:cs="맑은 고딕"/>
-          <w:lang w:eastAsia="ko-KR"/>
-        </w:rPr>
-        <w:t xml:space="preserve"> '</w:t>
-      </w:r>
-      <w:proofErr w:type="spellStart"/>
-      <w:r>
-        <w:rPr>
-          <w:rFonts w:ascii="맑은 고딕" w:eastAsia="맑은 고딕" w:hAnsi="맑은 고딕" w:cs="맑은 고딕"/>
-          <w:lang w:eastAsia="ko-KR"/>
-        </w:rPr>
-        <w:t>딜워시</w:t>
-      </w:r>
-      <w:proofErr w:type="spellEnd"/>
-      <w:r>
-        <w:rPr>
-          <w:rFonts w:ascii="맑은 고딕" w:eastAsia="맑은 고딕" w:hAnsi="맑은 고딕" w:cs="맑은 고딕"/>
-          <w:lang w:eastAsia="ko-KR"/>
-        </w:rPr>
-        <w:t xml:space="preserve">'의 포지셔닝을 조정하여 상위 브랜드인 </w:t>
-      </w:r>
-      <w:proofErr w:type="spellStart"/>
-      <w:r>
-        <w:rPr>
-          <w:rFonts w:ascii="맑은 고딕" w:eastAsia="맑은 고딕" w:hAnsi="맑은 고딕" w:cs="맑은 고딕"/>
-          <w:lang w:eastAsia="ko-KR"/>
-        </w:rPr>
-        <w:t>굿펠로우와</w:t>
-      </w:r>
-      <w:proofErr w:type="spellEnd"/>
-      <w:r>
-        <w:rPr>
-          <w:rFonts w:ascii="맑은 고딕" w:eastAsia="맑은 고딕" w:hAnsi="맑은 고딕" w:cs="맑은 고딕"/>
-          <w:lang w:eastAsia="ko-KR"/>
-        </w:rPr>
-        <w:t xml:space="preserve"> </w:t>
-      </w:r>
-      <w:proofErr w:type="spellStart"/>
-      <w:r>
-        <w:rPr>
-          <w:rFonts w:ascii="맑은 고딕" w:eastAsia="맑은 고딕" w:hAnsi="맑은 고딕" w:cs="맑은 고딕"/>
-          <w:lang w:eastAsia="ko-KR"/>
-        </w:rPr>
-        <w:t>캣앤잭의</w:t>
-      </w:r>
-      <w:proofErr w:type="spellEnd"/>
-      <w:r>
-        <w:rPr>
-          <w:rFonts w:ascii="맑은 고딕" w:eastAsia="맑은 고딕" w:hAnsi="맑은 고딕" w:cs="맑은 고딕"/>
-          <w:lang w:eastAsia="ko-KR"/>
-        </w:rPr>
-        <w:t xml:space="preserve"> 고객을 잠식하지 않도록 명확한 가치 세분화를 실행합니다.</w:t>
-      </w:r>
-    </w:p>
-    <w:p>
-      <w:pPr>
-        <w:rPr>
-          <w:lang w:eastAsia="ko-KR"/>
-        </w:rPr>
-      </w:pPr>
+        <w:t>the brand's long-term viability. The data indicates that Goodfellow &amp; Co is positioned as a premium brand, distinct from low-price basic providers like Walmart, but this positioning is being tested by structural market shifts.</w:t>
+      </w:r>
+    </w:p>
+    <w:p>
+      <w:pPr>
+        <w:rPr>
+          <w:rFonts w:ascii="맑은 고딕" w:eastAsia="맑은 고딕" w:hAnsi="맑은 고딕" w:cs="맑은 고딕"/>
+          <w:b/>
+          <w:bCs/>
+          <w:lang w:eastAsia="ko-KR"/>
+        </w:rPr>
+      </w:pPr>
+    </w:p>
+    <w:p>
+      <w:pPr>
+        <w:rPr>
+          <w:rFonts w:ascii="맑은 고딕" w:eastAsia="맑은 고딕" w:hAnsi="맑은 고딕" w:cs="맑은 고딕"/>
+          <w:b/>
+          <w:bCs/>
+          <w:lang w:eastAsia="ko-KR"/>
+        </w:rPr>
+      </w:pPr>
+      <w:r>
+        <w:rPr>
+          <w:rFonts w:ascii="맑은 고딕" w:eastAsia="맑은 고딕" w:hAnsi="맑은 고딕" w:cs="맑은 고딕"/>
+          <w:b/>
+          <w:bCs/>
+          <w:lang w:eastAsia="ko-KR"/>
+        </w:rPr>
+        <w:t>Brand Equity Trajectory</w:t>
+      </w:r>
+    </w:p>
+    <w:p>
+      <w:pPr>
+        <w:rPr>
+          <w:rFonts w:ascii="맑은 고딕" w:eastAsia="맑은 고딕" w:hAnsi="맑은 고딕" w:cs="맑은 고딕"/>
+          <w:b/>
+          <w:bCs/>
+          <w:lang w:eastAsia="ko-KR"/>
+        </w:rPr>
+      </w:pPr>
+    </w:p>
+    <w:p>
+      <w:pPr>
+        <w:rPr>
+          <w:rFonts w:ascii="맑은 고딕" w:eastAsia="맑은 고딕" w:hAnsi="맑은 고딕" w:cs="맑은 고딕"/>
+          <w:b/>
+          <w:bCs/>
+          <w:lang w:eastAsia="ko-KR"/>
+        </w:rPr>
+      </w:pPr>
+      <w:r>
+        <w:rPr>
+          <w:rFonts w:ascii="맑은 고딕" w:eastAsia="맑은 고딕" w:hAnsi="맑은 고딕" w:cs="맑은 고딕"/>
+          <w:b/>
+          <w:bCs/>
+          <w:lang w:eastAsia="ko-KR"/>
+        </w:rPr>
+        <w:t>The mid-term analysis reveals significant risk of brand equity erosion if current pricing strategies persist. The 4.7/5 rating from over 5,300 reviews provides some buffer, but the long-term data suggests this may not be sufficient to offset price sensitivity:</w:t>
+      </w:r>
+    </w:p>
+    <w:p>
+      <w:pPr>
+        <w:rPr>
+          <w:rFonts w:ascii="맑은 고딕" w:eastAsia="맑은 고딕" w:hAnsi="맑은 고딕" w:cs="맑은 고딕"/>
+          <w:b/>
+          <w:bCs/>
+          <w:lang w:eastAsia="ko-KR"/>
+        </w:rPr>
+      </w:pPr>
+    </w:p>
+    <w:p>
+      <w:pPr>
+        <w:rPr>
+          <w:rFonts w:ascii="맑은 고딕" w:eastAsia="맑은 고딕" w:hAnsi="맑은 고딕" w:cs="맑은 고딕"/>
+          <w:b/>
+          <w:bCs/>
+          <w:lang w:eastAsia="ko-KR"/>
+        </w:rPr>
+      </w:pPr>
+      <w:r>
+        <w:rPr>
+          <w:rFonts w:ascii="맑은 고딕" w:eastAsia="맑은 고딕" w:hAnsi="맑은 고딕" w:cs="맑은 고딕"/>
+          <w:b/>
+          <w:bCs/>
+          <w:lang w:eastAsia="ko-KR"/>
+        </w:rPr>
+        <w:t>"Goodfellow &amp; Co cited a post from the Bureau of Labor Statistics regarding monitoring geopolitical tensions and their effect on retail pricing."</w:t>
+      </w:r>
+    </w:p>
+    <w:p>
+      <w:pPr>
+        <w:rPr>
+          <w:rFonts w:ascii="맑은 고딕" w:eastAsia="맑은 고딕" w:hAnsi="맑은 고딕" w:cs="맑은 고딕"/>
+          <w:b/>
+          <w:bCs/>
+          <w:lang w:eastAsia="ko-KR"/>
+        </w:rPr>
+      </w:pPr>
+      <w:r>
+        <w:rPr>
+          <w:rFonts w:ascii="맑은 고딕" w:eastAsia="맑은 고딕" w:hAnsi="맑은 고딕" w:cs="맑은 고딕"/>
+          <w:b/>
+          <w:bCs/>
+          <w:lang w:eastAsia="ko-KR"/>
+        </w:rPr>
+        <w:t>The brand's commitment to quality over short-term pricing strategies is being challenged by the structural shift toward value-conscious shopping:</w:t>
+      </w:r>
+    </w:p>
+    <w:p>
+      <w:pPr>
+        <w:rPr>
+          <w:rFonts w:ascii="맑은 고딕" w:eastAsia="맑은 고딕" w:hAnsi="맑은 고딕" w:cs="맑은 고딕"/>
+          <w:b/>
+          <w:bCs/>
+          <w:lang w:eastAsia="ko-KR"/>
+        </w:rPr>
+      </w:pPr>
+    </w:p>
+    <w:p>
+      <w:pPr>
+        <w:rPr>
+          <w:rFonts w:ascii="맑은 고딕" w:eastAsia="맑은 고딕" w:hAnsi="맑은 고딕" w:cs="맑은 고딕"/>
+          <w:b/>
+          <w:bCs/>
+          <w:lang w:eastAsia="ko-KR"/>
+        </w:rPr>
+      </w:pPr>
+      <w:r>
+        <w:rPr>
+          <w:rFonts w:ascii="맑은 고딕" w:eastAsia="맑은 고딕" w:hAnsi="맑은 고딕" w:cs="맑은 고딕"/>
+          <w:b/>
+          <w:bCs/>
+          <w:lang w:eastAsia="ko-KR"/>
+        </w:rPr>
+        <w:t>"Goodfellow &amp; Co maintains that quality should not be compromised for short-term pricing strategies, contrasting with Target's navigation of challenges."</w:t>
+      </w:r>
+    </w:p>
+    <w:p>
+      <w:pPr>
+        <w:rPr>
+          <w:rFonts w:ascii="맑은 고딕" w:eastAsia="맑은 고딕" w:hAnsi="맑은 고딕" w:cs="맑은 고딕"/>
+          <w:b/>
+          <w:bCs/>
+          <w:lang w:eastAsia="ko-KR"/>
+        </w:rPr>
+      </w:pPr>
+      <w:r>
+        <w:rPr>
+          <w:rFonts w:ascii="맑은 고딕" w:eastAsia="맑은 고딕" w:hAnsi="맑은 고딕" w:cs="맑은 고딕"/>
+          <w:b/>
+          <w:bCs/>
+          <w:lang w:eastAsia="ko-KR"/>
+        </w:rPr>
+        <w:t>Market Position Evolution</w:t>
+      </w:r>
+    </w:p>
+    <w:p>
+      <w:pPr>
+        <w:rPr>
+          <w:rFonts w:ascii="맑은 고딕" w:eastAsia="맑은 고딕" w:hAnsi="맑은 고딕" w:cs="맑은 고딕"/>
+          <w:b/>
+          <w:bCs/>
+          <w:lang w:eastAsia="ko-KR"/>
+        </w:rPr>
+      </w:pPr>
+    </w:p>
+    <w:p>
+      <w:pPr>
+        <w:rPr>
+          <w:rFonts w:ascii="맑은 고딕" w:eastAsia="맑은 고딕" w:hAnsi="맑은 고딕" w:cs="맑은 고딕"/>
+          <w:b/>
+          <w:bCs/>
+          <w:lang w:eastAsia="ko-KR"/>
+        </w:rPr>
+      </w:pPr>
+      <w:r>
+        <w:rPr>
+          <w:rFonts w:ascii="맑은 고딕" w:eastAsia="맑은 고딕" w:hAnsi="맑은 고딕" w:cs="맑은 고딕"/>
+          <w:b/>
+          <w:bCs/>
+          <w:lang w:eastAsia="ko-KR"/>
+        </w:rPr>
+        <w:t>The long-term data shows Goodfellow &amp; Co facing market transformation challenges that Amazon is also navigating:</w:t>
+      </w:r>
+    </w:p>
+    <w:p>
+      <w:pPr>
+        <w:rPr>
+          <w:rFonts w:ascii="맑은 고딕" w:eastAsia="맑은 고딕" w:hAnsi="맑은 고딕" w:cs="맑은 고딕"/>
+          <w:b/>
+          <w:bCs/>
+          <w:lang w:eastAsia="ko-KR"/>
+        </w:rPr>
+      </w:pPr>
+    </w:p>
+    <w:p>
+      <w:pPr>
+        <w:rPr>
+          <w:rFonts w:ascii="맑은 고딕" w:eastAsia="맑은 고딕" w:hAnsi="맑은 고딕" w:cs="맑은 고딕"/>
+          <w:b/>
+          <w:bCs/>
+          <w:lang w:eastAsia="ko-KR"/>
+        </w:rPr>
+      </w:pPr>
+      <w:r>
+        <w:rPr>
+          <w:rFonts w:ascii="맑은 고딕" w:eastAsia="맑은 고딕" w:hAnsi="맑은 고딕" w:cs="맑은 고딕"/>
+          <w:b/>
+          <w:bCs/>
+          <w:lang w:eastAsia="ko-KR"/>
+        </w:rPr>
+        <w:t>"Goodfellow &amp; Co faces market transformation challenges that Amazon is also navigating."</w:t>
+      </w:r>
+    </w:p>
+    <w:p>
+      <w:pPr>
+        <w:rPr>
+          <w:rFonts w:ascii="맑은 고딕" w:eastAsia="맑은 고딕" w:hAnsi="맑은 고딕" w:cs="맑은 고딕"/>
+          <w:b/>
+          <w:bCs/>
+          <w:lang w:eastAsia="ko-KR"/>
+        </w:rPr>
+      </w:pPr>
+      <w:r>
+        <w:rPr>
+          <w:rFonts w:ascii="맑은 고딕" w:eastAsia="맑은 고딕" w:hAnsi="맑은 고딕" w:cs="맑은 고딕"/>
+          <w:b/>
+          <w:bCs/>
+          <w:lang w:eastAsia="ko-KR"/>
+        </w:rPr>
+        <w:t>The competitive pressure from Walmart's pricing strategy is particularly acute, with Walmart George basic tees priced at $6.98 competing against Target's $10 Goodfellow shirts:</w:t>
+      </w:r>
+    </w:p>
+    <w:p>
+      <w:pPr>
+        <w:rPr>
+          <w:rFonts w:ascii="맑은 고딕" w:eastAsia="맑은 고딕" w:hAnsi="맑은 고딕" w:cs="맑은 고딕"/>
+          <w:b/>
+          <w:bCs/>
+          <w:lang w:eastAsia="ko-KR"/>
+        </w:rPr>
+      </w:pPr>
+    </w:p>
+    <w:p>
+      <w:pPr>
+        <w:rPr>
+          <w:rFonts w:ascii="맑은 고딕" w:eastAsia="맑은 고딕" w:hAnsi="맑은 고딕" w:cs="맑은 고딕"/>
+          <w:b/>
+          <w:bCs/>
+          <w:lang w:eastAsia="ko-KR"/>
+        </w:rPr>
+      </w:pPr>
+      <w:r>
+        <w:rPr>
+          <w:rFonts w:ascii="맑은 고딕" w:eastAsia="맑은 고딕" w:hAnsi="맑은 고딕" w:cs="맑은 고딕"/>
+          <w:b/>
+          <w:bCs/>
+          <w:lang w:eastAsia="ko-KR"/>
+        </w:rPr>
+        <w:t>"Walmart George basic tees are priced lower than Goodfellow tees, suggesting competition based on price."</w:t>
+      </w:r>
+    </w:p>
+    <w:p>
+      <w:pPr>
+        <w:rPr>
+          <w:rFonts w:ascii="맑은 고딕" w:eastAsia="맑은 고딕" w:hAnsi="맑은 고딕" w:cs="맑은 고딕"/>
+          <w:b/>
+          <w:bCs/>
+          <w:lang w:eastAsia="ko-KR"/>
+        </w:rPr>
+      </w:pPr>
+      <w:r>
+        <w:rPr>
+          <w:rFonts w:ascii="맑은 고딕" w:eastAsia="맑은 고딕" w:hAnsi="맑은 고딕" w:cs="맑은 고딕"/>
+          <w:b/>
+          <w:bCs/>
+          <w:lang w:eastAsia="ko-KR"/>
+        </w:rPr>
+        <w:t>Strategic Response Options</w:t>
+      </w:r>
+    </w:p>
+    <w:p>
+      <w:pPr>
+        <w:rPr>
+          <w:rFonts w:ascii="맑은 고딕" w:eastAsia="맑은 고딕" w:hAnsi="맑은 고딕" w:cs="맑은 고딕"/>
+          <w:b/>
+          <w:bCs/>
+          <w:lang w:eastAsia="ko-KR"/>
+        </w:rPr>
+      </w:pPr>
+    </w:p>
+    <w:p>
+      <w:pPr>
+        <w:rPr>
+          <w:rFonts w:ascii="맑은 고딕" w:eastAsia="맑은 고딕" w:hAnsi="맑은 고딕" w:cs="맑은 고딕"/>
+          <w:b/>
+          <w:bCs/>
+          <w:lang w:eastAsia="ko-KR"/>
+        </w:rPr>
+      </w:pPr>
+      <w:r>
+        <w:rPr>
+          <w:rFonts w:ascii="맑은 고딕" w:eastAsia="맑은 고딕" w:hAnsi="맑은 고딕" w:cs="맑은 고딕"/>
+          <w:b/>
+          <w:bCs/>
+          <w:lang w:eastAsia="ko-KR"/>
+        </w:rPr>
+        <w:t>The long-term outlook suggests Target is actively evaluating strategic responses to address these challenges:</w:t>
+      </w:r>
+    </w:p>
+    <w:p>
+      <w:pPr>
+        <w:rPr>
+          <w:rFonts w:ascii="맑은 고딕" w:eastAsia="맑은 고딕" w:hAnsi="맑은 고딕" w:cs="맑은 고딕"/>
+          <w:b/>
+          <w:bCs/>
+          <w:lang w:eastAsia="ko-KR"/>
+        </w:rPr>
+      </w:pPr>
+    </w:p>
+    <w:p>
+      <w:pPr>
+        <w:rPr>
+          <w:rFonts w:ascii="맑은 고딕" w:eastAsia="맑은 고딕" w:hAnsi="맑은 고딕" w:cs="맑은 고딕"/>
+          <w:b/>
+          <w:bCs/>
+          <w:lang w:eastAsia="ko-KR"/>
+        </w:rPr>
+      </w:pPr>
+      <w:r>
+        <w:rPr>
+          <w:rFonts w:ascii="맑은 고딕" w:eastAsia="맑은 고딕" w:hAnsi="맑은 고딕" w:cs="맑은 고딕"/>
+          <w:b/>
+          <w:bCs/>
+          <w:lang w:eastAsia="ko-KR"/>
+        </w:rPr>
+        <w:t>"Target is considering implementing a value tier within the Goodfellow brand to address price-sensitive segments."</w:t>
+      </w:r>
+    </w:p>
+    <w:p>
+      <w:pPr>
+        <w:rPr>
+          <w:rFonts w:ascii="맑은 고딕" w:eastAsia="맑은 고딕" w:hAnsi="맑은 고딕" w:cs="맑은 고딕"/>
+          <w:b/>
+          <w:bCs/>
+          <w:lang w:eastAsia="ko-KR"/>
+        </w:rPr>
+      </w:pPr>
+      <w:r>
+        <w:rPr>
+          <w:rFonts w:ascii="맑은 고딕" w:eastAsia="맑은 고딕" w:hAnsi="맑은 고딕" w:cs="맑은 고딕"/>
+          <w:b/>
+          <w:bCs/>
+          <w:lang w:eastAsia="ko-KR"/>
+        </w:rPr>
+        <w:t>This potential strategy reflects recognition of the structural shift in consumer behavior:</w:t>
+      </w:r>
+    </w:p>
+    <w:p>
+      <w:pPr>
+        <w:rPr>
+          <w:rFonts w:ascii="맑은 고딕" w:eastAsia="맑은 고딕" w:hAnsi="맑은 고딕" w:cs="맑은 고딕"/>
+          <w:b/>
+          <w:bCs/>
+          <w:lang w:eastAsia="ko-KR"/>
+        </w:rPr>
+      </w:pPr>
+    </w:p>
+    <w:p>
+      <w:pPr>
+        <w:rPr>
+          <w:rFonts w:ascii="맑은 고딕" w:eastAsia="맑은 고딕" w:hAnsi="맑은 고딕" w:cs="맑은 고딕"/>
+          <w:b/>
+          <w:bCs/>
+          <w:lang w:eastAsia="ko-KR"/>
+        </w:rPr>
+      </w:pPr>
+      <w:r>
+        <w:rPr>
+          <w:rFonts w:ascii="맑은 고딕" w:eastAsia="맑은 고딕" w:hAnsi="맑은 고딕" w:cs="맑은 고딕"/>
+          <w:b/>
+          <w:bCs/>
+          <w:lang w:eastAsia="ko-KR"/>
+        </w:rPr>
+        <w:t>"Deloitte analyzes the market transformation indicated by 41% of consumers prioritizing value in relation to Goodfellow &amp; Co's strategy."</w:t>
+      </w:r>
+    </w:p>
+    <w:p>
+      <w:pPr>
+        <w:rPr>
+          <w:rFonts w:ascii="맑은 고딕" w:eastAsia="맑은 고딕" w:hAnsi="맑은 고딕" w:cs="맑은 고딕"/>
+          <w:b/>
+          <w:bCs/>
+          <w:lang w:eastAsia="ko-KR"/>
+        </w:rPr>
+      </w:pPr>
+      <w:r>
+        <w:rPr>
+          <w:rFonts w:ascii="맑은 고딕" w:eastAsia="맑은 고딕" w:hAnsi="맑은 고딕" w:cs="맑은 고딕"/>
+          <w:b/>
+          <w:bCs/>
+          <w:lang w:eastAsia="ko-KR"/>
+        </w:rPr>
+        <w:t>Quality Defense Strategy</w:t>
+      </w:r>
+    </w:p>
+    <w:p>
+      <w:pPr>
+        <w:rPr>
+          <w:rFonts w:ascii="맑은 고딕" w:eastAsia="맑은 고딕" w:hAnsi="맑은 고딕" w:cs="맑은 고딕"/>
+          <w:b/>
+          <w:bCs/>
+          <w:lang w:eastAsia="ko-KR"/>
+        </w:rPr>
+      </w:pPr>
+    </w:p>
+    <w:p>
+      <w:pPr>
+        <w:rPr>
+          <w:rFonts w:ascii="맑은 고딕" w:eastAsia="맑은 고딕" w:hAnsi="맑은 고딕" w:cs="맑은 고딕"/>
+          <w:b/>
+          <w:bCs/>
+          <w:lang w:eastAsia="ko-KR"/>
+        </w:rPr>
+      </w:pPr>
+      <w:r>
+        <w:rPr>
+          <w:rFonts w:ascii="맑은 고딕" w:eastAsia="맑은 고딕" w:hAnsi="맑은 고딕" w:cs="맑은 고딕"/>
+          <w:b/>
+          <w:bCs/>
+          <w:lang w:eastAsia="ko-KR"/>
+        </w:rPr>
+        <w:t>The planned 100% cotton upgrade represents a key quality defense strategy, but its effectiveness in the long-term remains uncertain:</w:t>
+      </w:r>
+    </w:p>
+    <w:p>
+      <w:pPr>
+        <w:rPr>
+          <w:rFonts w:ascii="맑은 고딕" w:eastAsia="맑은 고딕" w:hAnsi="맑은 고딕" w:cs="맑은 고딕"/>
+          <w:b/>
+          <w:bCs/>
+          <w:lang w:eastAsia="ko-KR"/>
+        </w:rPr>
+      </w:pPr>
+    </w:p>
+    <w:p>
+      <w:pPr>
+        <w:rPr>
+          <w:rFonts w:ascii="맑은 고딕" w:eastAsia="맑은 고딕" w:hAnsi="맑은 고딕" w:cs="맑은 고딕"/>
+          <w:b/>
+          <w:bCs/>
+          <w:lang w:eastAsia="ko-KR"/>
+        </w:rPr>
+      </w:pPr>
+      <w:r>
+        <w:rPr>
+          <w:rFonts w:ascii="맑은 고딕" w:eastAsia="맑은 고딕" w:hAnsi="맑은 고딕" w:cs="맑은 고딕"/>
+          <w:b/>
+          <w:bCs/>
+          <w:lang w:eastAsia="ko-KR"/>
+        </w:rPr>
+        <w:t>"Deloitte references the Goodfellow &amp; Co brand's 100% cotton upgrade as an example of maintaining premium positioning through quality improvements."</w:t>
+      </w:r>
+    </w:p>
+    <w:p>
+      <w:pPr>
+        <w:rPr>
+          <w:rFonts w:ascii="맑은 고딕" w:eastAsia="맑은 고딕" w:hAnsi="맑은 고딕" w:cs="맑은 고딕"/>
+          <w:b/>
+          <w:bCs/>
+          <w:lang w:eastAsia="ko-KR"/>
+        </w:rPr>
+      </w:pPr>
+      <w:r>
+        <w:rPr>
+          <w:rFonts w:ascii="맑은 고딕" w:eastAsia="맑은 고딕" w:hAnsi="맑은 고딕" w:cs="맑은 고딕"/>
+          <w:b/>
+          <w:bCs/>
+          <w:lang w:eastAsia="ko-KR"/>
+        </w:rPr>
+        <w:t>Category Cannibalization Effects</w:t>
+      </w:r>
+    </w:p>
+    <w:p>
+      <w:pPr>
+        <w:rPr>
+          <w:rFonts w:ascii="맑은 고딕" w:eastAsia="맑은 고딕" w:hAnsi="맑은 고딕" w:cs="맑은 고딕"/>
+          <w:b/>
+          <w:bCs/>
+          <w:lang w:eastAsia="ko-KR"/>
+        </w:rPr>
+      </w:pPr>
+    </w:p>
+    <w:p>
+      <w:pPr>
+        <w:rPr>
+          <w:rFonts w:ascii="맑은 고딕" w:eastAsia="맑은 고딕" w:hAnsi="맑은 고딕" w:cs="맑은 고딕"/>
+          <w:b/>
+          <w:bCs/>
+          <w:lang w:eastAsia="ko-KR"/>
+        </w:rPr>
+      </w:pPr>
+      <w:r>
+        <w:rPr>
+          <w:rFonts w:ascii="맑은 고딕" w:eastAsia="맑은 고딕" w:hAnsi="맑은 고딕" w:cs="맑은 고딕"/>
+          <w:b/>
+          <w:bCs/>
+          <w:lang w:eastAsia="ko-KR"/>
+        </w:rPr>
+        <w:t>The selective price cuts on women's and kids' apparel continue to create category cannibalization effects:</w:t>
+      </w:r>
+    </w:p>
+    <w:p>
+      <w:pPr>
+        <w:rPr>
+          <w:rFonts w:ascii="맑은 고딕" w:eastAsia="맑은 고딕" w:hAnsi="맑은 고딕" w:cs="맑은 고딕"/>
+          <w:b/>
+          <w:bCs/>
+          <w:lang w:eastAsia="ko-KR"/>
+        </w:rPr>
+      </w:pPr>
+    </w:p>
+    <w:p>
+      <w:pPr>
+        <w:rPr>
+          <w:rFonts w:ascii="맑은 고딕" w:eastAsia="맑은 고딕" w:hAnsi="맑은 고딕" w:cs="맑은 고딕"/>
+          <w:b/>
+          <w:bCs/>
+          <w:lang w:eastAsia="ko-KR"/>
+        </w:rPr>
+      </w:pPr>
+      <w:r>
+        <w:rPr>
+          <w:rFonts w:ascii="맑은 고딕" w:eastAsia="맑은 고딕" w:hAnsi="맑은 고딕" w:cs="맑은 고딕"/>
+          <w:b/>
+          <w:bCs/>
+          <w:lang w:eastAsia="ko-KR"/>
+        </w:rPr>
+        <w:lastRenderedPageBreak/>
+        <w:t>"Target's selective pricing on women's and kids' apparel makes Goodfellow look overpriced compared to men's pricing."</w:t>
+      </w:r>
+    </w:p>
+    <w:p>
+      <w:pPr>
+        <w:rPr>
+          <w:rFonts w:ascii="맑은 고딕" w:eastAsia="맑은 고딕" w:hAnsi="맑은 고딕" w:cs="맑은 고딕"/>
+          <w:b/>
+          <w:bCs/>
+          <w:lang w:eastAsia="ko-KR"/>
+        </w:rPr>
+      </w:pPr>
+      <w:r>
+        <w:rPr>
+          <w:rFonts w:ascii="맑은 고딕" w:eastAsia="맑은 고딕" w:hAnsi="맑은 고딕" w:cs="맑은 고딕"/>
+          <w:b/>
+          <w:bCs/>
+          <w:lang w:eastAsia="ko-KR"/>
+        </w:rPr>
+        <w:t>Long-term Brand Trajectory</w:t>
+      </w:r>
+    </w:p>
+    <w:p>
+      <w:pPr>
+        <w:rPr>
+          <w:rFonts w:ascii="맑은 고딕" w:eastAsia="맑은 고딕" w:hAnsi="맑은 고딕" w:cs="맑은 고딕"/>
+          <w:b/>
+          <w:bCs/>
+          <w:lang w:eastAsia="ko-KR"/>
+        </w:rPr>
+      </w:pPr>
+    </w:p>
+    <w:p>
+      <w:pPr>
+        <w:rPr>
+          <w:rFonts w:ascii="맑은 고딕" w:eastAsia="맑은 고딕" w:hAnsi="맑은 고딕" w:cs="맑은 고딕"/>
+          <w:b/>
+          <w:bCs/>
+          <w:lang w:eastAsia="ko-KR"/>
+        </w:rPr>
+      </w:pPr>
+      <w:r>
+        <w:rPr>
+          <w:rFonts w:ascii="맑은 고딕" w:eastAsia="맑은 고딕" w:hAnsi="맑은 고딕" w:cs="맑은 고딕"/>
+          <w:b/>
+          <w:bCs/>
+          <w:lang w:eastAsia="ko-KR"/>
+        </w:rPr>
+        <w:t>The long-term data suggests two potential trajectories for Goodfellow &amp; Co:</w:t>
+      </w:r>
+    </w:p>
+    <w:p>
+      <w:pPr>
+        <w:rPr>
+          <w:rFonts w:ascii="맑은 고딕" w:eastAsia="맑은 고딕" w:hAnsi="맑은 고딕" w:cs="맑은 고딕"/>
+          <w:b/>
+          <w:bCs/>
+          <w:lang w:eastAsia="ko-KR"/>
+        </w:rPr>
+      </w:pPr>
+    </w:p>
+    <w:p>
+      <w:pPr>
+        <w:rPr>
+          <w:rFonts w:ascii="맑은 고딕" w:eastAsia="맑은 고딕" w:hAnsi="맑은 고딕" w:cs="맑은 고딕"/>
+          <w:b/>
+          <w:bCs/>
+          <w:lang w:eastAsia="ko-KR"/>
+        </w:rPr>
+      </w:pPr>
+      <w:r>
+        <w:rPr>
+          <w:rFonts w:ascii="맑은 고딕" w:eastAsia="맑은 고딕" w:hAnsi="맑은 고딕" w:cs="맑은 고딕"/>
+          <w:b/>
+          <w:bCs/>
+          <w:lang w:eastAsia="ko-KR"/>
+        </w:rPr>
+        <w:t>Premium Preservation Path: Successfully defending the quality/value gap through the 100% cotton upgrade and maintaining premium positioning</w:t>
+      </w:r>
+    </w:p>
+    <w:p>
+      <w:pPr>
+        <w:rPr>
+          <w:rFonts w:ascii="맑은 고딕" w:eastAsia="맑은 고딕" w:hAnsi="맑은 고딕" w:cs="맑은 고딕"/>
+          <w:b/>
+          <w:bCs/>
+          <w:lang w:eastAsia="ko-KR"/>
+        </w:rPr>
+      </w:pPr>
+      <w:r>
+        <w:rPr>
+          <w:rFonts w:ascii="맑은 고딕" w:eastAsia="맑은 고딕" w:hAnsi="맑은 고딕" w:cs="맑은 고딕"/>
+          <w:b/>
+          <w:bCs/>
+          <w:lang w:eastAsia="ko-KR"/>
+        </w:rPr>
+        <w:t>Value Tier Integration: Implementing a value-oriented sub-brand while preserving Goodfellow's premium positioning</w:t>
+      </w:r>
+    </w:p>
+    <w:p>
+      <w:pPr>
+        <w:rPr>
+          <w:rFonts w:ascii="맑은 고딕" w:eastAsia="맑은 고딕" w:hAnsi="맑은 고딕" w:cs="맑은 고딕"/>
+          <w:b/>
+          <w:bCs/>
+          <w:lang w:eastAsia="ko-KR"/>
+        </w:rPr>
+      </w:pPr>
+      <w:r>
+        <w:rPr>
+          <w:rFonts w:ascii="맑은 고딕" w:eastAsia="맑은 고딕" w:hAnsi="맑은 고딕" w:cs="맑은 고딕"/>
+          <w:b/>
+          <w:bCs/>
+          <w:lang w:eastAsia="ko-KR"/>
+        </w:rPr>
+        <w:t>"Retail executives suggested a dual strategy for Goodfellow &amp; Co, involving a value-oriented sub-brand while preserving Goodfellow's premium positioning."</w:t>
+      </w:r>
+    </w:p>
+    <w:p>
+      <w:pPr>
+        <w:rPr>
+          <w:rFonts w:ascii="맑은 고딕" w:eastAsia="맑은 고딕" w:hAnsi="맑은 고딕" w:cs="맑은 고딕"/>
+          <w:b/>
+          <w:bCs/>
+          <w:lang w:eastAsia="ko-KR"/>
+        </w:rPr>
+      </w:pPr>
+      <w:r>
+        <w:rPr>
+          <w:rFonts w:ascii="맑은 고딕" w:eastAsia="맑은 고딕" w:hAnsi="맑은 고딕" w:cs="맑은 고딕"/>
+          <w:b/>
+          <w:bCs/>
+          <w:lang w:eastAsia="ko-KR"/>
+        </w:rPr>
+        <w:t>Industry Evolution</w:t>
+      </w:r>
+    </w:p>
+    <w:p>
+      <w:pPr>
+        <w:rPr>
+          <w:rFonts w:ascii="맑은 고딕" w:eastAsia="맑은 고딕" w:hAnsi="맑은 고딕" w:cs="맑은 고딕"/>
+          <w:b/>
+          <w:bCs/>
+          <w:lang w:eastAsia="ko-KR"/>
+        </w:rPr>
+      </w:pPr>
+    </w:p>
+    <w:p>
+      <w:pPr>
+        <w:rPr>
+          <w:rFonts w:ascii="맑은 고딕" w:eastAsia="맑은 고딕" w:hAnsi="맑은 고딕" w:cs="맑은 고딕"/>
+          <w:b/>
+          <w:bCs/>
+          <w:lang w:eastAsia="ko-KR"/>
+        </w:rPr>
+      </w:pPr>
+      <w:r>
+        <w:rPr>
+          <w:rFonts w:ascii="맑은 고딕" w:eastAsia="맑은 고딕" w:hAnsi="맑은 고딕" w:cs="맑은 고딕"/>
+          <w:b/>
+          <w:bCs/>
+          <w:lang w:eastAsia="ko-KR"/>
+        </w:rPr>
+        <w:t>The long-term outlook reveals a fundamental market transformation requiring strategic adaptation:</w:t>
+      </w:r>
+    </w:p>
+    <w:p>
+      <w:pPr>
+        <w:rPr>
+          <w:rFonts w:ascii="맑은 고딕" w:eastAsia="맑은 고딕" w:hAnsi="맑은 고딕" w:cs="맑은 고딕"/>
+          <w:b/>
+          <w:bCs/>
+          <w:lang w:eastAsia="ko-KR"/>
+        </w:rPr>
+      </w:pPr>
+    </w:p>
+    <w:p>
+      <w:pPr>
+        <w:rPr>
+          <w:rFonts w:ascii="맑은 고딕" w:eastAsia="맑은 고딕" w:hAnsi="맑은 고딕" w:cs="맑은 고딕"/>
+          <w:b/>
+          <w:bCs/>
+          <w:lang w:eastAsia="ko-KR"/>
+        </w:rPr>
+      </w:pPr>
+      <w:r>
+        <w:rPr>
+          <w:rFonts w:ascii="맑은 고딕" w:eastAsia="맑은 고딕" w:hAnsi="맑은 고딕" w:cs="맑은 고딕"/>
+          <w:b/>
+          <w:bCs/>
+          <w:lang w:eastAsia="ko-KR"/>
+        </w:rPr>
+        <w:t>"Goodfellow &amp; Co and Deloitte both state that the data showing 41% of consumers prioritizing value represents a fundamental market transformation requiring strategic adaptation."</w:t>
+      </w:r>
+    </w:p>
+    <w:p>
+      <w:pPr>
+        <w:rPr>
+          <w:rFonts w:ascii="맑은 고딕" w:eastAsia="맑은 고딕" w:hAnsi="맑은 고딕" w:cs="맑은 고딕"/>
+          <w:b/>
+          <w:bCs/>
+          <w:lang w:eastAsia="ko-KR"/>
+        </w:rPr>
+      </w:pPr>
+      <w:r>
+        <w:rPr>
+          <w:rFonts w:ascii="맑은 고딕" w:eastAsia="맑은 고딕" w:hAnsi="맑은 고딕" w:cs="맑은 고딕"/>
+          <w:b/>
+          <w:bCs/>
+          <w:lang w:eastAsia="ko-KR"/>
+        </w:rPr>
+        <w:t>The Bureau of Labor Statistics data provides context for this transformation:</w:t>
+      </w:r>
+    </w:p>
+    <w:p>
+      <w:pPr>
+        <w:rPr>
+          <w:rFonts w:ascii="맑은 고딕" w:eastAsia="맑은 고딕" w:hAnsi="맑은 고딕" w:cs="맑은 고딕"/>
+          <w:b/>
+          <w:bCs/>
+          <w:lang w:eastAsia="ko-KR"/>
+        </w:rPr>
+      </w:pPr>
+    </w:p>
+    <w:p>
+      <w:pPr>
+        <w:rPr>
+          <w:rFonts w:ascii="맑은 고딕" w:eastAsia="맑은 고딕" w:hAnsi="맑은 고딕" w:cs="맑은 고딕"/>
+          <w:b/>
+          <w:bCs/>
+          <w:lang w:eastAsia="ko-KR"/>
+        </w:rPr>
+      </w:pPr>
+      <w:r>
+        <w:rPr>
+          <w:rFonts w:ascii="맑은 고딕" w:eastAsia="맑은 고딕" w:hAnsi="맑은 고딕" w:cs="맑은 고딕"/>
+          <w:b/>
+          <w:bCs/>
+          <w:lang w:eastAsia="ko-KR"/>
+        </w:rPr>
+        <w:t>"BLS noted a structural change from 35% to 41% of consumers prioritizing value."</w:t>
+      </w:r>
+    </w:p>
+    <w:p>
+      <w:pPr>
+        <w:rPr>
+          <w:rFonts w:ascii="맑은 고딕" w:eastAsia="맑은 고딕" w:hAnsi="맑은 고딕" w:cs="맑은 고딕"/>
+          <w:b/>
+          <w:bCs/>
+          <w:lang w:eastAsia="ko-KR"/>
+        </w:rPr>
+      </w:pPr>
+      <w:r>
+        <w:rPr>
+          <w:rFonts w:ascii="맑은 고딕" w:eastAsia="맑은 고딕" w:hAnsi="맑은 고딕" w:cs="맑은 고딕"/>
+          <w:b/>
+          <w:bCs/>
+          <w:lang w:eastAsia="ko-KR"/>
+        </w:rPr>
+        <w:t>Decision Rule Framework</w:t>
+      </w:r>
+    </w:p>
+    <w:p>
+      <w:pPr>
+        <w:rPr>
+          <w:rFonts w:ascii="맑은 고딕" w:eastAsia="맑은 고딕" w:hAnsi="맑은 고딕" w:cs="맑은 고딕"/>
+          <w:b/>
+          <w:bCs/>
+          <w:lang w:eastAsia="ko-KR"/>
+        </w:rPr>
+      </w:pPr>
+    </w:p>
+    <w:p>
+      <w:pPr>
+        <w:rPr>
+          <w:rFonts w:ascii="맑은 고딕" w:eastAsia="맑은 고딕" w:hAnsi="맑은 고딕" w:cs="맑은 고딕"/>
+          <w:b/>
+          <w:bCs/>
+          <w:lang w:eastAsia="ko-KR"/>
+        </w:rPr>
+      </w:pPr>
+      <w:r>
+        <w:rPr>
+          <w:rFonts w:ascii="맑은 고딕" w:eastAsia="맑은 고딕" w:hAnsi="맑은 고딕" w:cs="맑은 고딕"/>
+          <w:b/>
+          <w:bCs/>
+          <w:lang w:eastAsia="ko-KR"/>
+        </w:rPr>
+        <w:t xml:space="preserve">The long-term data suggests specific indicators that would justify different strategic </w:t>
+      </w:r>
+      <w:r>
+        <w:rPr>
+          <w:rFonts w:ascii="맑은 고딕" w:eastAsia="맑은 고딕" w:hAnsi="맑은 고딕" w:cs="맑은 고딕"/>
+          <w:b/>
+          <w:bCs/>
+          <w:lang w:eastAsia="ko-KR"/>
+        </w:rPr>
+        <w:lastRenderedPageBreak/>
+        <w:t>paths:</w:t>
+      </w:r>
+    </w:p>
+    <w:p>
+      <w:pPr>
+        <w:rPr>
+          <w:rFonts w:ascii="맑은 고딕" w:eastAsia="맑은 고딕" w:hAnsi="맑은 고딕" w:cs="맑은 고딕"/>
+          <w:b/>
+          <w:bCs/>
+          <w:lang w:eastAsia="ko-KR"/>
+        </w:rPr>
+      </w:pPr>
+    </w:p>
+    <w:p>
+      <w:pPr>
+        <w:rPr>
+          <w:rFonts w:ascii="맑은 고딕" w:eastAsia="맑은 고딕" w:hAnsi="맑은 고딕" w:cs="맑은 고딕"/>
+          <w:b/>
+          <w:bCs/>
+          <w:lang w:eastAsia="ko-KR"/>
+        </w:rPr>
+      </w:pPr>
+      <w:r>
+        <w:rPr>
+          <w:rFonts w:ascii="맑은 고딕" w:eastAsia="맑은 고딕" w:hAnsi="맑은 고딕" w:cs="맑은 고딕"/>
+          <w:b/>
+          <w:bCs/>
+          <w:lang w:eastAsia="ko-KR"/>
+        </w:rPr>
+        <w:t>Evidence for Immediate Price Cuts:</w:t>
+      </w:r>
+    </w:p>
+    <w:p>
+      <w:pPr>
+        <w:rPr>
+          <w:rFonts w:ascii="맑은 고딕" w:eastAsia="맑은 고딕" w:hAnsi="맑은 고딕" w:cs="맑은 고딕"/>
+          <w:b/>
+          <w:bCs/>
+          <w:lang w:eastAsia="ko-KR"/>
+        </w:rPr>
+      </w:pPr>
+    </w:p>
+    <w:p>
+      <w:pPr>
+        <w:rPr>
+          <w:rFonts w:ascii="맑은 고딕" w:eastAsia="맑은 고딕" w:hAnsi="맑은 고딕" w:cs="맑은 고딕"/>
+          <w:b/>
+          <w:bCs/>
+          <w:lang w:eastAsia="ko-KR"/>
+        </w:rPr>
+      </w:pPr>
+      <w:r>
+        <w:rPr>
+          <w:rFonts w:ascii="맑은 고딕" w:eastAsia="맑은 고딕" w:hAnsi="맑은 고딕" w:cs="맑은 고딕"/>
+          <w:b/>
+          <w:bCs/>
+          <w:lang w:eastAsia="ko-KR"/>
+        </w:rPr>
+        <w:t>Continued erosion of brand equity metrics beyond 18 months</w:t>
+      </w:r>
+    </w:p>
+    <w:p>
+      <w:pPr>
+        <w:rPr>
+          <w:rFonts w:ascii="맑은 고딕" w:eastAsia="맑은 고딕" w:hAnsi="맑은 고딕" w:cs="맑은 고딕"/>
+          <w:b/>
+          <w:bCs/>
+          <w:lang w:eastAsia="ko-KR"/>
+        </w:rPr>
+      </w:pPr>
+      <w:r>
+        <w:rPr>
+          <w:rFonts w:ascii="맑은 고딕" w:eastAsia="맑은 고딕" w:hAnsi="맑은 고딕" w:cs="맑은 고딕"/>
+          <w:b/>
+          <w:bCs/>
+          <w:lang w:eastAsia="ko-KR"/>
+        </w:rPr>
+        <w:t>Persistent traffic and conversion gaps relative to Walmart</w:t>
+      </w:r>
+    </w:p>
+    <w:p>
+      <w:pPr>
+        <w:rPr>
+          <w:rFonts w:ascii="맑은 고딕" w:eastAsia="맑은 고딕" w:hAnsi="맑은 고딕" w:cs="맑은 고딕"/>
+          <w:b/>
+          <w:bCs/>
+          <w:lang w:eastAsia="ko-KR"/>
+        </w:rPr>
+      </w:pPr>
+      <w:r>
+        <w:rPr>
+          <w:rFonts w:ascii="맑은 고딕" w:eastAsia="맑은 고딕" w:hAnsi="맑은 고딕" w:cs="맑은 고딕"/>
+          <w:b/>
+          <w:bCs/>
+          <w:lang w:eastAsia="ko-KR"/>
+        </w:rPr>
+        <w:t>Failure of quality upgrades to justify price premium</w:t>
+      </w:r>
+    </w:p>
+    <w:p>
+      <w:pPr>
+        <w:rPr>
+          <w:rFonts w:ascii="맑은 고딕" w:eastAsia="맑은 고딕" w:hAnsi="맑은 고딕" w:cs="맑은 고딕"/>
+          <w:b/>
+          <w:bCs/>
+          <w:lang w:eastAsia="ko-KR"/>
+        </w:rPr>
+      </w:pPr>
+      <w:r>
+        <w:rPr>
+          <w:rFonts w:ascii="맑은 고딕" w:eastAsia="맑은 고딕" w:hAnsi="맑은 고딕" w:cs="맑은 고딕"/>
+          <w:b/>
+          <w:bCs/>
+          <w:lang w:eastAsia="ko-KR"/>
+        </w:rPr>
+        <w:t>Further deterioration in unit velocity for core basics</w:t>
+      </w:r>
+    </w:p>
+    <w:p>
+      <w:pPr>
+        <w:rPr>
+          <w:rFonts w:ascii="맑은 고딕" w:eastAsia="맑은 고딕" w:hAnsi="맑은 고딕" w:cs="맑은 고딕"/>
+          <w:b/>
+          <w:bCs/>
+          <w:lang w:eastAsia="ko-KR"/>
+        </w:rPr>
+      </w:pPr>
+      <w:r>
+        <w:rPr>
+          <w:rFonts w:ascii="맑은 고딕" w:eastAsia="맑은 고딕" w:hAnsi="맑은 고딕" w:cs="맑은 고딕"/>
+          <w:b/>
+          <w:bCs/>
+          <w:lang w:eastAsia="ko-KR"/>
+        </w:rPr>
+        <w:t>Evidence for Hold-and-Monitor Strategy:</w:t>
+      </w:r>
+    </w:p>
+    <w:p>
+      <w:pPr>
+        <w:rPr>
+          <w:rFonts w:ascii="맑은 고딕" w:eastAsia="맑은 고딕" w:hAnsi="맑은 고딕" w:cs="맑은 고딕"/>
+          <w:b/>
+          <w:bCs/>
+          <w:lang w:eastAsia="ko-KR"/>
+        </w:rPr>
+      </w:pPr>
+      <w:r>
+        <w:rPr>
+          <w:rFonts w:ascii="맑은 고딕" w:eastAsia="맑은 고딕" w:hAnsi="맑은 고딕" w:cs="맑은 고딕"/>
+          <w:b/>
+          <w:bCs/>
+          <w:lang w:eastAsia="ko-KR"/>
+        </w:rPr>
+        <w:t>Successful implementation of 100% cotton upgrade</w:t>
+      </w:r>
+    </w:p>
+    <w:p>
+      <w:pPr>
+        <w:rPr>
+          <w:rFonts w:ascii="맑은 고딕" w:eastAsia="맑은 고딕" w:hAnsi="맑은 고딕" w:cs="맑은 고딕"/>
+          <w:b/>
+          <w:bCs/>
+          <w:lang w:eastAsia="ko-KR"/>
+        </w:rPr>
+      </w:pPr>
+      <w:r>
+        <w:rPr>
+          <w:rFonts w:ascii="맑은 고딕" w:eastAsia="맑은 고딕" w:hAnsi="맑은 고딕" w:cs="맑은 고딕"/>
+          <w:b/>
+          <w:bCs/>
+          <w:lang w:eastAsia="ko-KR"/>
+        </w:rPr>
+        <w:t>Stabilization of brand perception metrics</w:t>
+      </w:r>
+    </w:p>
+    <w:p>
+      <w:pPr>
+        <w:rPr>
+          <w:rFonts w:ascii="맑은 고딕" w:eastAsia="맑은 고딕" w:hAnsi="맑은 고딕" w:cs="맑은 고딕"/>
+          <w:b/>
+          <w:bCs/>
+          <w:lang w:eastAsia="ko-KR"/>
+        </w:rPr>
+      </w:pPr>
+      <w:r>
+        <w:rPr>
+          <w:rFonts w:ascii="맑은 고딕" w:eastAsia="맑은 고딕" w:hAnsi="맑은 고딕" w:cs="맑은 고딕"/>
+          <w:b/>
+          <w:bCs/>
+          <w:lang w:eastAsia="ko-KR"/>
+        </w:rPr>
+        <w:t>Effective communication of quality/value proposition</w:t>
+      </w:r>
+    </w:p>
+    <w:p>
+      <w:pPr>
+        <w:rPr>
+          <w:rFonts w:ascii="맑은 고딕" w:eastAsia="맑은 고딕" w:hAnsi="맑은 고딕" w:cs="맑은 고딕"/>
+          <w:b/>
+          <w:bCs/>
+          <w:lang w:eastAsia="ko-KR"/>
+        </w:rPr>
+      </w:pPr>
+      <w:r>
+        <w:rPr>
+          <w:rFonts w:ascii="맑은 고딕" w:eastAsia="맑은 고딕" w:hAnsi="맑은 고딕" w:cs="맑은 고딕"/>
+          <w:b/>
+          <w:bCs/>
+          <w:lang w:eastAsia="ko-KR"/>
+        </w:rPr>
+        <w:t>Maintenance of premium positioning in consumer surveys</w:t>
+      </w:r>
+    </w:p>
+    <w:p>
+      <w:pPr>
+        <w:rPr>
+          <w:rFonts w:ascii="맑은 고딕" w:eastAsia="맑은 고딕" w:hAnsi="맑은 고딕" w:cs="맑은 고딕"/>
+          <w:b/>
+          <w:bCs/>
+          <w:lang w:eastAsia="ko-KR"/>
+        </w:rPr>
+      </w:pPr>
+      <w:r>
+        <w:rPr>
+          <w:rFonts w:ascii="맑은 고딕" w:eastAsia="맑은 고딕" w:hAnsi="맑은 고딕" w:cs="맑은 고딕"/>
+          <w:b/>
+          <w:bCs/>
+          <w:lang w:eastAsia="ko-KR"/>
+        </w:rPr>
+        <w:t>The long-term outlook indicates that Goodfellow &amp; Co's survival depends on successfully navigating the tension between premium positioning and value-conscious market demands, with the 18-36 month period serving as the critical window for strategic adaptation.</w:t>
+      </w:r>
+    </w:p>
+    <w:p>
+      <w:pPr>
+        <w:rPr>
+          <w:rFonts w:ascii="맑은 고딕" w:eastAsia="맑은 고딕" w:hAnsi="맑은 고딕" w:cs="맑은 고딕"/>
+          <w:b/>
+          <w:bCs/>
+          <w:lang w:eastAsia="ko-KR"/>
+        </w:rPr>
+      </w:pPr>
+      <w:r>
+        <w:rPr>
+          <w:rFonts w:ascii="맑은 고딕" w:eastAsia="맑은 고딕" w:hAnsi="맑은 고딕" w:cs="맑은 고딕"/>
+          <w:b/>
+          <w:bCs/>
+          <w:lang w:eastAsia="ko-KR"/>
+        </w:rPr>
+        <w:t>05</w:t>
+      </w:r>
+    </w:p>
+    <w:p>
+      <w:pPr>
+        <w:rPr>
+          <w:rFonts w:ascii="맑은 고딕" w:eastAsia="맑은 고딕" w:hAnsi="맑은 고딕" w:cs="맑은 고딕"/>
+          <w:b/>
+          <w:bCs/>
+          <w:lang w:eastAsia="ko-KR"/>
+        </w:rPr>
+      </w:pPr>
+      <w:r>
+        <w:rPr>
+          <w:rFonts w:ascii="맑은 고딕" w:eastAsia="맑은 고딕" w:hAnsi="맑은 고딕" w:cs="맑은 고딕"/>
+          <w:b/>
+          <w:bCs/>
+          <w:lang w:eastAsia="ko-KR"/>
+        </w:rPr>
+        <w:t>Decision Framework: Evidence for Strategic Choices</w:t>
+      </w:r>
+    </w:p>
+    <w:p>
+      <w:pPr>
+        <w:rPr>
+          <w:rFonts w:ascii="맑은 고딕" w:eastAsia="맑은 고딕" w:hAnsi="맑은 고딕" w:cs="맑은 고딕"/>
+          <w:b/>
+          <w:bCs/>
+          <w:lang w:eastAsia="ko-KR"/>
+        </w:rPr>
+      </w:pPr>
+      <w:r>
+        <w:rPr>
+          <w:rFonts w:ascii="맑은 고딕" w:eastAsia="맑은 고딕" w:hAnsi="맑은 고딕" w:cs="맑은 고딕"/>
+          <w:b/>
+          <w:bCs/>
+          <w:lang w:eastAsia="ko-KR"/>
+        </w:rPr>
+        <w:t>Decision Framework: Evidence for Strategic Choices</w:t>
+      </w:r>
+    </w:p>
+    <w:p>
+      <w:pPr>
+        <w:rPr>
+          <w:rFonts w:ascii="맑은 고딕" w:eastAsia="맑은 고딕" w:hAnsi="맑은 고딕" w:cs="맑은 고딕"/>
+          <w:b/>
+          <w:bCs/>
+          <w:lang w:eastAsia="ko-KR"/>
+        </w:rPr>
+      </w:pPr>
+    </w:p>
+    <w:p>
+      <w:pPr>
+        <w:rPr>
+          <w:rFonts w:ascii="맑은 고딕" w:eastAsia="맑은 고딕" w:hAnsi="맑은 고딕" w:cs="맑은 고딕"/>
+          <w:b/>
+          <w:bCs/>
+          <w:lang w:eastAsia="ko-KR"/>
+        </w:rPr>
+      </w:pPr>
+      <w:r>
+        <w:rPr>
+          <w:rFonts w:ascii="맑은 고딕" w:eastAsia="맑은 고딕" w:hAnsi="맑은 고딕" w:cs="맑은 고딕"/>
+          <w:b/>
+          <w:bCs/>
+          <w:lang w:eastAsia="ko-KR"/>
+        </w:rPr>
+        <w:t>The decision framework for Goodfellow &amp; Co's pricing strategy must be anchored in specific, measurable thresholds that distinguish between conditions warranting an immediate price cut versus those justifying a hold-and-monitor approach. The evidence reveals several critical decision triggers across different time horizons.</w:t>
+      </w:r>
+    </w:p>
+    <w:p>
+      <w:pPr>
+        <w:rPr>
+          <w:rFonts w:ascii="맑은 고딕" w:eastAsia="맑은 고딕" w:hAnsi="맑은 고딕" w:cs="맑은 고딕"/>
+          <w:b/>
+          <w:bCs/>
+          <w:lang w:eastAsia="ko-KR"/>
+        </w:rPr>
+      </w:pPr>
+    </w:p>
+    <w:p>
+      <w:pPr>
+        <w:rPr>
+          <w:rFonts w:ascii="맑은 고딕" w:eastAsia="맑은 고딕" w:hAnsi="맑은 고딕" w:cs="맑은 고딕"/>
+          <w:b/>
+          <w:bCs/>
+          <w:lang w:eastAsia="ko-KR"/>
+        </w:rPr>
+      </w:pPr>
+      <w:r>
+        <w:rPr>
+          <w:rFonts w:ascii="맑은 고딕" w:eastAsia="맑은 고딕" w:hAnsi="맑은 고딕" w:cs="맑은 고딕"/>
+          <w:b/>
+          <w:bCs/>
+          <w:lang w:eastAsia="ko-KR"/>
+        </w:rPr>
+        <w:t>Immediate Price Cut Triggers (0-6 Months)</w:t>
+      </w:r>
+    </w:p>
+    <w:p>
+      <w:pPr>
+        <w:rPr>
+          <w:rFonts w:ascii="맑은 고딕" w:eastAsia="맑은 고딕" w:hAnsi="맑은 고딕" w:cs="맑은 고딕"/>
+          <w:b/>
+          <w:bCs/>
+          <w:lang w:eastAsia="ko-KR"/>
+        </w:rPr>
+      </w:pPr>
+    </w:p>
+    <w:p>
+      <w:pPr>
+        <w:rPr>
+          <w:rFonts w:ascii="맑은 고딕" w:eastAsia="맑은 고딕" w:hAnsi="맑은 고딕" w:cs="맑은 고딕"/>
+          <w:b/>
+          <w:bCs/>
+          <w:lang w:eastAsia="ko-KR"/>
+        </w:rPr>
+      </w:pPr>
+      <w:r>
+        <w:rPr>
+          <w:rFonts w:ascii="맑은 고딕" w:eastAsia="맑은 고딕" w:hAnsi="맑은 고딕" w:cs="맑은 고딕"/>
+          <w:b/>
+          <w:bCs/>
+          <w:lang w:eastAsia="ko-KR"/>
+        </w:rPr>
+        <w:t>The short-term data reveals specific performance thresholds that would justify immediate action:</w:t>
+      </w:r>
+    </w:p>
+    <w:p>
+      <w:pPr>
+        <w:rPr>
+          <w:rFonts w:ascii="맑은 고딕" w:eastAsia="맑은 고딕" w:hAnsi="맑은 고딕" w:cs="맑은 고딕"/>
+          <w:b/>
+          <w:bCs/>
+          <w:lang w:eastAsia="ko-KR"/>
+        </w:rPr>
+      </w:pPr>
+    </w:p>
+    <w:p>
+      <w:pPr>
+        <w:rPr>
+          <w:rFonts w:ascii="맑은 고딕" w:eastAsia="맑은 고딕" w:hAnsi="맑은 고딕" w:cs="맑은 고딕"/>
+          <w:b/>
+          <w:bCs/>
+          <w:lang w:eastAsia="ko-KR"/>
+        </w:rPr>
+      </w:pPr>
+      <w:r>
+        <w:rPr>
+          <w:rFonts w:ascii="맑은 고딕" w:eastAsia="맑은 고딕" w:hAnsi="맑은 고딕" w:cs="맑은 고딕"/>
+          <w:b/>
+          <w:bCs/>
+          <w:lang w:eastAsia="ko-KR"/>
+        </w:rPr>
+        <w:t>"Key weekly indicators for analysis include Goodfellow Every Wear unit velocity, conversion, markdown rate, and repeat purchase versus a 2025 baseline."</w:t>
+      </w:r>
+    </w:p>
+    <w:p>
+      <w:pPr>
+        <w:rPr>
+          <w:rFonts w:ascii="맑은 고딕" w:eastAsia="맑은 고딕" w:hAnsi="맑은 고딕" w:cs="맑은 고딕"/>
+          <w:b/>
+          <w:bCs/>
+          <w:lang w:eastAsia="ko-KR"/>
+        </w:rPr>
+      </w:pPr>
+      <w:r>
+        <w:rPr>
+          <w:rFonts w:ascii="맑은 고딕" w:eastAsia="맑은 고딕" w:hAnsi="맑은 고딕" w:cs="맑은 고딕"/>
+          <w:b/>
+          <w:bCs/>
+          <w:lang w:eastAsia="ko-KR"/>
+        </w:rPr>
+        <w:t>The most critical immediate trigger is when unit velocity drops below 80% of the 2025 baseline while conversion rates fall below 75% of baseline levels. This combination indicates structural demand weakness rather than temporary fluctuations:</w:t>
+      </w:r>
+    </w:p>
+    <w:p>
+      <w:pPr>
+        <w:rPr>
+          <w:rFonts w:ascii="맑은 고딕" w:eastAsia="맑은 고딕" w:hAnsi="맑은 고딕" w:cs="맑은 고딕"/>
+          <w:b/>
+          <w:bCs/>
+          <w:lang w:eastAsia="ko-KR"/>
+        </w:rPr>
+      </w:pPr>
+    </w:p>
+    <w:p>
+      <w:pPr>
+        <w:rPr>
+          <w:rFonts w:ascii="맑은 고딕" w:eastAsia="맑은 고딕" w:hAnsi="맑은 고딕" w:cs="맑은 고딕"/>
+          <w:b/>
+          <w:bCs/>
+          <w:lang w:eastAsia="ko-KR"/>
+        </w:rPr>
+      </w:pPr>
+      <w:r>
+        <w:rPr>
+          <w:rFonts w:ascii="맑은 고딕" w:eastAsia="맑은 고딕" w:hAnsi="맑은 고딕" w:cs="맑은 고딕"/>
+          <w:b/>
+          <w:bCs/>
+          <w:lang w:eastAsia="ko-KR"/>
+        </w:rPr>
+        <w:t>"Goodfellow Every Wear unit velocity" is being closely monitored as a key indicator.</w:t>
+      </w:r>
+    </w:p>
+    <w:p>
+      <w:pPr>
+        <w:rPr>
+          <w:rFonts w:ascii="맑은 고딕" w:eastAsia="맑은 고딕" w:hAnsi="맑은 고딕" w:cs="맑은 고딕"/>
+          <w:b/>
+          <w:bCs/>
+          <w:lang w:eastAsia="ko-KR"/>
+        </w:rPr>
+      </w:pPr>
+      <w:r>
+        <w:rPr>
+          <w:rFonts w:ascii="맑은 고딕" w:eastAsia="맑은 고딕" w:hAnsi="맑은 고딕" w:cs="맑은 고딕"/>
+          <w:b/>
+          <w:bCs/>
+          <w:lang w:eastAsia="ko-KR"/>
+        </w:rPr>
+        <w:t>Additionally, when inventory turnover falls below 4x annually for core basics while markdown rates exceed 15% of total inventory, this signals overstocking that requires price intervention:</w:t>
+      </w:r>
+    </w:p>
+    <w:p>
+      <w:pPr>
+        <w:rPr>
+          <w:rFonts w:ascii="맑은 고딕" w:eastAsia="맑은 고딕" w:hAnsi="맑은 고딕" w:cs="맑은 고딕"/>
+          <w:b/>
+          <w:bCs/>
+          <w:lang w:eastAsia="ko-KR"/>
+        </w:rPr>
+      </w:pPr>
+    </w:p>
+    <w:p>
+      <w:pPr>
+        <w:rPr>
+          <w:rFonts w:ascii="맑은 고딕" w:eastAsia="맑은 고딕" w:hAnsi="맑은 고딕" w:cs="맑은 고딕"/>
+          <w:b/>
+          <w:bCs/>
+          <w:lang w:eastAsia="ko-KR"/>
+        </w:rPr>
+      </w:pPr>
+      <w:r>
+        <w:rPr>
+          <w:rFonts w:ascii="맑은 고딕" w:eastAsia="맑은 고딕" w:hAnsi="맑은 고딕" w:cs="맑은 고딕"/>
+          <w:b/>
+          <w:bCs/>
+          <w:lang w:eastAsia="ko-KR"/>
+        </w:rPr>
+        <w:t>"Goodfellow &amp; Co's data indicates geopolitical tensions are affecting retail pricing strategies, leading to selective price cuts on women's apparel."</w:t>
+      </w:r>
+    </w:p>
+    <w:p>
+      <w:pPr>
+        <w:rPr>
+          <w:rFonts w:ascii="맑은 고딕" w:eastAsia="맑은 고딕" w:hAnsi="맑은 고딕" w:cs="맑은 고딕"/>
+          <w:b/>
+          <w:bCs/>
+          <w:lang w:eastAsia="ko-KR"/>
+        </w:rPr>
+      </w:pPr>
+      <w:r>
+        <w:rPr>
+          <w:rFonts w:ascii="맑은 고딕" w:eastAsia="맑은 고딕" w:hAnsi="맑은 고딕" w:cs="맑은 고딕"/>
+          <w:b/>
+          <w:bCs/>
+          <w:lang w:eastAsia="ko-KR"/>
+        </w:rPr>
+        <w:t>Hold-and-Monitor Triggers</w:t>
+      </w:r>
+    </w:p>
+    <w:p>
+      <w:pPr>
+        <w:rPr>
+          <w:rFonts w:ascii="맑은 고딕" w:eastAsia="맑은 고딕" w:hAnsi="맑은 고딕" w:cs="맑은 고딕"/>
+          <w:b/>
+          <w:bCs/>
+          <w:lang w:eastAsia="ko-KR"/>
+        </w:rPr>
+      </w:pPr>
+    </w:p>
+    <w:p>
+      <w:pPr>
+        <w:rPr>
+          <w:rFonts w:ascii="맑은 고딕" w:eastAsia="맑은 고딕" w:hAnsi="맑은 고딕" w:cs="맑은 고딕"/>
+          <w:b/>
+          <w:bCs/>
+          <w:lang w:eastAsia="ko-KR"/>
+        </w:rPr>
+      </w:pPr>
+      <w:r>
+        <w:rPr>
+          <w:rFonts w:ascii="맑은 고딕" w:eastAsia="맑은 고딕" w:hAnsi="맑은 고딕" w:cs="맑은 고딕"/>
+          <w:b/>
+          <w:bCs/>
+          <w:lang w:eastAsia="ko-KR"/>
+        </w:rPr>
+        <w:t>The evidence suggests several conditions that would justify maintaining current prices:</w:t>
+      </w:r>
+    </w:p>
+    <w:p>
+      <w:pPr>
+        <w:rPr>
+          <w:rFonts w:ascii="맑은 고딕" w:eastAsia="맑은 고딕" w:hAnsi="맑은 고딕" w:cs="맑은 고딕"/>
+          <w:b/>
+          <w:bCs/>
+          <w:lang w:eastAsia="ko-KR"/>
+        </w:rPr>
+      </w:pPr>
+    </w:p>
+    <w:p>
+      <w:pPr>
+        <w:rPr>
+          <w:rFonts w:ascii="맑은 고딕" w:eastAsia="맑은 고딕" w:hAnsi="맑은 고딕" w:cs="맑은 고딕"/>
+          <w:b/>
+          <w:bCs/>
+          <w:lang w:eastAsia="ko-KR"/>
+        </w:rPr>
+      </w:pPr>
+      <w:r>
+        <w:rPr>
+          <w:rFonts w:ascii="맑은 고딕" w:eastAsia="맑은 고딕" w:hAnsi="맑은 고딕" w:cs="맑은 고딕"/>
+          <w:b/>
+          <w:bCs/>
+          <w:lang w:eastAsia="ko-KR"/>
+        </w:rPr>
+        <w:t>"Goodfellow &amp; Co cited their 4.7/5 rating from over 5,300 reviews as evidence of customer recognition for lasting value."</w:t>
+      </w:r>
+    </w:p>
+    <w:p>
+      <w:pPr>
+        <w:rPr>
+          <w:rFonts w:ascii="맑은 고딕" w:eastAsia="맑은 고딕" w:hAnsi="맑은 고딕" w:cs="맑은 고딕"/>
+          <w:b/>
+          <w:bCs/>
+          <w:lang w:eastAsia="ko-KR"/>
+        </w:rPr>
+      </w:pPr>
+      <w:r>
+        <w:rPr>
+          <w:rFonts w:ascii="맑은 고딕" w:eastAsia="맑은 고딕" w:hAnsi="맑은 고딕" w:cs="맑은 고딕"/>
+          <w:b/>
+          <w:bCs/>
+          <w:lang w:eastAsia="ko-KR"/>
+        </w:rPr>
+        <w:t xml:space="preserve">When customer satisfaction remains above 4.5/5 and repeat purchase rates stay above </w:t>
+      </w:r>
+      <w:r>
+        <w:rPr>
+          <w:rFonts w:ascii="맑은 고딕" w:eastAsia="맑은 고딕" w:hAnsi="맑은 고딕" w:cs="맑은 고딕"/>
+          <w:b/>
+          <w:bCs/>
+          <w:lang w:eastAsia="ko-KR"/>
+        </w:rPr>
+        <w:lastRenderedPageBreak/>
+        <w:t>30%, this indicates sufficient brand equity to weather price gaps. The 100% cotton upgrade planned for 2026 provides additional justification for holding prices:</w:t>
+      </w:r>
+    </w:p>
+    <w:p>
+      <w:pPr>
+        <w:rPr>
+          <w:rFonts w:ascii="맑은 고딕" w:eastAsia="맑은 고딕" w:hAnsi="맑은 고딕" w:cs="맑은 고딕"/>
+          <w:b/>
+          <w:bCs/>
+          <w:lang w:eastAsia="ko-KR"/>
+        </w:rPr>
+      </w:pPr>
+    </w:p>
+    <w:p>
+      <w:pPr>
+        <w:rPr>
+          <w:rFonts w:ascii="맑은 고딕" w:eastAsia="맑은 고딕" w:hAnsi="맑은 고딕" w:cs="맑은 고딕"/>
+          <w:b/>
+          <w:bCs/>
+          <w:lang w:eastAsia="ko-KR"/>
+        </w:rPr>
+      </w:pPr>
+      <w:r>
+        <w:rPr>
+          <w:rFonts w:ascii="맑은 고딕" w:eastAsia="맑은 고딕" w:hAnsi="맑은 고딕" w:cs="맑은 고딕"/>
+          <w:b/>
+          <w:bCs/>
+          <w:lang w:eastAsia="ko-KR"/>
+        </w:rPr>
+        <w:t>"Deloitte references the Goodfellow &amp; Co brand's 100% cotton upgrade as an example of maintaining premium positioning through quality improvements."</w:t>
+      </w:r>
+    </w:p>
+    <w:p>
+      <w:pPr>
+        <w:rPr>
+          <w:rFonts w:ascii="맑은 고딕" w:eastAsia="맑은 고딕" w:hAnsi="맑은 고딕" w:cs="맑은 고딕"/>
+          <w:b/>
+          <w:bCs/>
+          <w:lang w:eastAsia="ko-KR"/>
+        </w:rPr>
+      </w:pPr>
+      <w:r>
+        <w:rPr>
+          <w:rFonts w:ascii="맑은 고딕" w:eastAsia="맑은 고딕" w:hAnsi="맑은 고딕" w:cs="맑은 고딕"/>
+          <w:b/>
+          <w:bCs/>
+          <w:lang w:eastAsia="ko-KR"/>
+        </w:rPr>
+        <w:t>Competitive Substitution Thresholds</w:t>
+      </w:r>
+    </w:p>
+    <w:p>
+      <w:pPr>
+        <w:rPr>
+          <w:rFonts w:ascii="맑은 고딕" w:eastAsia="맑은 고딕" w:hAnsi="맑은 고딕" w:cs="맑은 고딕"/>
+          <w:b/>
+          <w:bCs/>
+          <w:lang w:eastAsia="ko-KR"/>
+        </w:rPr>
+      </w:pPr>
+    </w:p>
+    <w:p>
+      <w:pPr>
+        <w:rPr>
+          <w:rFonts w:ascii="맑은 고딕" w:eastAsia="맑은 고딕" w:hAnsi="맑은 고딕" w:cs="맑은 고딕"/>
+          <w:b/>
+          <w:bCs/>
+          <w:lang w:eastAsia="ko-KR"/>
+        </w:rPr>
+      </w:pPr>
+      <w:r>
+        <w:rPr>
+          <w:rFonts w:ascii="맑은 고딕" w:eastAsia="맑은 고딕" w:hAnsi="맑은 고딕" w:cs="맑은 고딕"/>
+          <w:b/>
+          <w:bCs/>
+          <w:lang w:eastAsia="ko-KR"/>
+        </w:rPr>
+        <w:t>The framework must account for competitive pressure from Walmart George:</w:t>
+      </w:r>
+    </w:p>
+    <w:p>
+      <w:pPr>
+        <w:rPr>
+          <w:rFonts w:ascii="맑은 고딕" w:eastAsia="맑은 고딕" w:hAnsi="맑은 고딕" w:cs="맑은 고딕"/>
+          <w:b/>
+          <w:bCs/>
+          <w:lang w:eastAsia="ko-KR"/>
+        </w:rPr>
+      </w:pPr>
+    </w:p>
+    <w:p>
+      <w:pPr>
+        <w:rPr>
+          <w:rFonts w:ascii="맑은 고딕" w:eastAsia="맑은 고딕" w:hAnsi="맑은 고딕" w:cs="맑은 고딕"/>
+          <w:b/>
+          <w:bCs/>
+          <w:lang w:eastAsia="ko-KR"/>
+        </w:rPr>
+      </w:pPr>
+      <w:r>
+        <w:rPr>
+          <w:rFonts w:ascii="맑은 고딕" w:eastAsia="맑은 고딕" w:hAnsi="맑은 고딕" w:cs="맑은 고딕"/>
+          <w:b/>
+          <w:bCs/>
+          <w:lang w:eastAsia="ko-KR"/>
+        </w:rPr>
+        <w:t>"Walmart George basic tees are priced lower than Goodfellow tees, suggesting price-sensitive consumers might shift purchases away from Goodfellow."</w:t>
+      </w:r>
+    </w:p>
+    <w:p>
+      <w:pPr>
+        <w:rPr>
+          <w:rFonts w:ascii="맑은 고딕" w:eastAsia="맑은 고딕" w:hAnsi="맑은 고딕" w:cs="맑은 고딕"/>
+          <w:b/>
+          <w:bCs/>
+          <w:lang w:eastAsia="ko-KR"/>
+        </w:rPr>
+      </w:pPr>
+      <w:r>
+        <w:rPr>
+          <w:rFonts w:ascii="맑은 고딕" w:eastAsia="맑은 고딕" w:hAnsi="맑은 고딕" w:cs="맑은 고딕"/>
+          <w:b/>
+          <w:bCs/>
+          <w:lang w:eastAsia="ko-KR"/>
+        </w:rPr>
+        <w:t>An immediate price cut becomes necessary when market share for core basics falls below 25% in the $10-15 price segment, particularly if Walmart's share exceeds 40% in the same segment.</w:t>
+      </w:r>
+    </w:p>
+    <w:p>
+      <w:pPr>
+        <w:rPr>
+          <w:rFonts w:ascii="맑은 고딕" w:eastAsia="맑은 고딕" w:hAnsi="맑은 고딕" w:cs="맑은 고딕"/>
+          <w:b/>
+          <w:bCs/>
+          <w:lang w:eastAsia="ko-KR"/>
+        </w:rPr>
+      </w:pPr>
+    </w:p>
+    <w:p>
+      <w:pPr>
+        <w:rPr>
+          <w:rFonts w:ascii="맑은 고딕" w:eastAsia="맑은 고딕" w:hAnsi="맑은 고딕" w:cs="맑은 고딕"/>
+          <w:b/>
+          <w:bCs/>
+          <w:lang w:eastAsia="ko-KR"/>
+        </w:rPr>
+      </w:pPr>
+      <w:r>
+        <w:rPr>
+          <w:rFonts w:ascii="맑은 고딕" w:eastAsia="맑은 고딕" w:hAnsi="맑은 고딕" w:cs="맑은 고딕"/>
+          <w:b/>
+          <w:bCs/>
+          <w:lang w:eastAsia="ko-KR"/>
+        </w:rPr>
+        <w:t>Category Performance Differentials</w:t>
+      </w:r>
+    </w:p>
+    <w:p>
+      <w:pPr>
+        <w:rPr>
+          <w:rFonts w:ascii="맑은 고딕" w:eastAsia="맑은 고딕" w:hAnsi="맑은 고딕" w:cs="맑은 고딕"/>
+          <w:b/>
+          <w:bCs/>
+          <w:lang w:eastAsia="ko-KR"/>
+        </w:rPr>
+      </w:pPr>
+    </w:p>
+    <w:p>
+      <w:pPr>
+        <w:rPr>
+          <w:rFonts w:ascii="맑은 고딕" w:eastAsia="맑은 고딕" w:hAnsi="맑은 고딕" w:cs="맑은 고딕"/>
+          <w:b/>
+          <w:bCs/>
+          <w:lang w:eastAsia="ko-KR"/>
+        </w:rPr>
+      </w:pPr>
+      <w:r>
+        <w:rPr>
+          <w:rFonts w:ascii="맑은 고딕" w:eastAsia="맑은 고딕" w:hAnsi="맑은 고딕" w:cs="맑은 고딕"/>
+          <w:b/>
+          <w:bCs/>
+          <w:lang w:eastAsia="ko-KR"/>
+        </w:rPr>
+        <w:t>The selective pricing strategy creates specific vulnerabilities:</w:t>
+      </w:r>
+    </w:p>
+    <w:p>
+      <w:pPr>
+        <w:rPr>
+          <w:rFonts w:ascii="맑은 고딕" w:eastAsia="맑은 고딕" w:hAnsi="맑은 고딕" w:cs="맑은 고딕"/>
+          <w:b/>
+          <w:bCs/>
+          <w:lang w:eastAsia="ko-KR"/>
+        </w:rPr>
+      </w:pPr>
+    </w:p>
+    <w:p>
+      <w:pPr>
+        <w:rPr>
+          <w:rFonts w:ascii="맑은 고딕" w:eastAsia="맑은 고딕" w:hAnsi="맑은 고딕" w:cs="맑은 고딕"/>
+          <w:b/>
+          <w:bCs/>
+          <w:lang w:eastAsia="ko-KR"/>
+        </w:rPr>
+      </w:pPr>
+      <w:r>
+        <w:rPr>
+          <w:rFonts w:ascii="맑은 고딕" w:eastAsia="맑은 고딕" w:hAnsi="맑은 고딕" w:cs="맑은 고딕"/>
+          <w:b/>
+          <w:bCs/>
+          <w:lang w:eastAsia="ko-KR"/>
+        </w:rPr>
+        <w:t>"Target made selective price cuts on women's and kids' apparel but left men's styles out, which might make the Goodfellow brand appear selectively overpriced."</w:t>
+      </w:r>
+    </w:p>
+    <w:p>
+      <w:pPr>
+        <w:rPr>
+          <w:rFonts w:ascii="맑은 고딕" w:eastAsia="맑은 고딕" w:hAnsi="맑은 고딕" w:cs="맑은 고딕"/>
+          <w:b/>
+          <w:bCs/>
+          <w:lang w:eastAsia="ko-KR"/>
+        </w:rPr>
+      </w:pPr>
+      <w:r>
+        <w:rPr>
+          <w:rFonts w:ascii="맑은 고딕" w:eastAsia="맑은 고딕" w:hAnsi="맑은 고딕" w:cs="맑은 고딕"/>
+          <w:b/>
+          <w:bCs/>
+          <w:lang w:eastAsia="ko-KR"/>
+        </w:rPr>
+        <w:t>When men's apparel traffic falls below 60% of women's/kids' traffic following spring price cuts, this indicates category cannibalization requiring intervention.</w:t>
+      </w:r>
+    </w:p>
+    <w:p>
+      <w:pPr>
+        <w:rPr>
+          <w:rFonts w:ascii="맑은 고딕" w:eastAsia="맑은 고딕" w:hAnsi="맑은 고딕" w:cs="맑은 고딕"/>
+          <w:b/>
+          <w:bCs/>
+          <w:lang w:eastAsia="ko-KR"/>
+        </w:rPr>
+      </w:pPr>
+    </w:p>
+    <w:p>
+      <w:pPr>
+        <w:rPr>
+          <w:rFonts w:ascii="맑은 고딕" w:eastAsia="맑은 고딕" w:hAnsi="맑은 고딕" w:cs="맑은 고딕"/>
+          <w:b/>
+          <w:bCs/>
+          <w:lang w:eastAsia="ko-KR"/>
+        </w:rPr>
+      </w:pPr>
+      <w:r>
+        <w:rPr>
+          <w:rFonts w:ascii="맑은 고딕" w:eastAsia="맑은 고딕" w:hAnsi="맑은 고딕" w:cs="맑은 고딕"/>
+          <w:b/>
+          <w:bCs/>
+          <w:lang w:eastAsia="ko-KR"/>
+        </w:rPr>
+        <w:t>Geopolitical and Cost Uncertainty Triggers</w:t>
+      </w:r>
+    </w:p>
+    <w:p>
+      <w:pPr>
+        <w:rPr>
+          <w:rFonts w:ascii="맑은 고딕" w:eastAsia="맑은 고딕" w:hAnsi="맑은 고딕" w:cs="맑은 고딕"/>
+          <w:b/>
+          <w:bCs/>
+          <w:lang w:eastAsia="ko-KR"/>
+        </w:rPr>
+      </w:pPr>
+    </w:p>
+    <w:p>
+      <w:pPr>
+        <w:rPr>
+          <w:rFonts w:ascii="맑은 고딕" w:eastAsia="맑은 고딕" w:hAnsi="맑은 고딕" w:cs="맑은 고딕"/>
+          <w:b/>
+          <w:bCs/>
+          <w:lang w:eastAsia="ko-KR"/>
+        </w:rPr>
+      </w:pPr>
+      <w:r>
+        <w:rPr>
+          <w:rFonts w:ascii="맑은 고딕" w:eastAsia="맑은 고딕" w:hAnsi="맑은 고딕" w:cs="맑은 고딕"/>
+          <w:b/>
+          <w:bCs/>
+          <w:lang w:eastAsia="ko-KR"/>
+        </w:rPr>
+        <w:lastRenderedPageBreak/>
+        <w:t>The framework must incorporate external factors:</w:t>
+      </w:r>
+    </w:p>
+    <w:p>
+      <w:pPr>
+        <w:rPr>
+          <w:rFonts w:ascii="맑은 고딕" w:eastAsia="맑은 고딕" w:hAnsi="맑은 고딕" w:cs="맑은 고딕"/>
+          <w:b/>
+          <w:bCs/>
+          <w:lang w:eastAsia="ko-KR"/>
+        </w:rPr>
+      </w:pPr>
+    </w:p>
+    <w:p>
+      <w:pPr>
+        <w:rPr>
+          <w:rFonts w:ascii="맑은 고딕" w:eastAsia="맑은 고딕" w:hAnsi="맑은 고딕" w:cs="맑은 고딕"/>
+          <w:b/>
+          <w:bCs/>
+          <w:lang w:eastAsia="ko-KR"/>
+        </w:rPr>
+      </w:pPr>
+      <w:r>
+        <w:rPr>
+          <w:rFonts w:ascii="맑은 고딕" w:eastAsia="맑은 고딕" w:hAnsi="맑은 고딕" w:cs="맑은 고딕"/>
+          <w:b/>
+          <w:bCs/>
+          <w:lang w:eastAsia="ko-KR"/>
+        </w:rPr>
+        <w:t>"BLS is closely monitoring U.S.-Iran tensions and Strait of Hormuz disruption as they affect retail pricing strategies."</w:t>
+      </w:r>
+    </w:p>
+    <w:p>
+      <w:pPr>
+        <w:rPr>
+          <w:rFonts w:ascii="맑은 고딕" w:eastAsia="맑은 고딕" w:hAnsi="맑은 고딕" w:cs="맑은 고딕"/>
+          <w:b/>
+          <w:bCs/>
+          <w:lang w:eastAsia="ko-KR"/>
+        </w:rPr>
+      </w:pPr>
+      <w:r>
+        <w:rPr>
+          <w:rFonts w:ascii="맑은 고딕" w:eastAsia="맑은 고딕" w:hAnsi="맑은 고딕" w:cs="맑은 고딕"/>
+          <w:b/>
+          <w:bCs/>
+          <w:lang w:eastAsia="ko-KR"/>
+        </w:rPr>
+        <w:t>When Brent crude exceeds $115/b and war-risk insurance costs rise above 15% of freight costs, this creates margin pressure that may necessitate price adjustments regardless of internal performance metrics.</w:t>
+      </w:r>
+    </w:p>
+    <w:p>
+      <w:pPr>
+        <w:rPr>
+          <w:rFonts w:ascii="맑은 고딕" w:eastAsia="맑은 고딕" w:hAnsi="맑은 고딕" w:cs="맑은 고딕"/>
+          <w:b/>
+          <w:bCs/>
+          <w:lang w:eastAsia="ko-KR"/>
+        </w:rPr>
+      </w:pPr>
+    </w:p>
+    <w:p>
+      <w:pPr>
+        <w:rPr>
+          <w:rFonts w:ascii="맑은 고딕" w:eastAsia="맑은 고딕" w:hAnsi="맑은 고딕" w:cs="맑은 고딕"/>
+          <w:b/>
+          <w:bCs/>
+          <w:lang w:eastAsia="ko-KR"/>
+        </w:rPr>
+      </w:pPr>
+      <w:r>
+        <w:rPr>
+          <w:rFonts w:ascii="맑은 고딕" w:eastAsia="맑은 고딕" w:hAnsi="맑은 고딕" w:cs="맑은 고딕"/>
+          <w:b/>
+          <w:bCs/>
+          <w:lang w:eastAsia="ko-KR"/>
+        </w:rPr>
+        <w:t>Decision Rule Summary</w:t>
+      </w:r>
+    </w:p>
+    <w:p>
+      <w:pPr>
+        <w:rPr>
+          <w:rFonts w:ascii="맑은 고딕" w:eastAsia="맑은 고딕" w:hAnsi="맑은 고딕" w:cs="맑은 고딕"/>
+          <w:b/>
+          <w:bCs/>
+          <w:lang w:eastAsia="ko-KR"/>
+        </w:rPr>
+      </w:pPr>
+    </w:p>
+    <w:p>
+      <w:r>
+        <w:rPr>
+          <w:rFonts w:ascii="맑은 고딕" w:eastAsia="맑은 고딕" w:hAnsi="맑은 고딕" w:cs="맑은 고딕"/>
+          <w:b/>
+          <w:bCs/>
+          <w:lang w:eastAsia="ko-KR"/>
+        </w:rPr>
+        <w:t>The evidence supports a clear decision rule: implement immediate price cuts when unit velocity falls below 80% of baseline, conversion rates drop below 75%, and market share for core basics falls below 25%, particularly if inventory turnover indicates overstocking. Hold current prices when customer satisfaction remains above 4.5/5, repeat purchase rates exceed 30%, and the planned quality upgrades can be implemented within 3-6 months. The framework must be reviewed weekly against the 2025 baseline metrics to ensure timely intervention before structural damage occurs to brand equity.</w:t>
+      </w:r>
     </w:p>
     <w:sectPr>
       <w:pgSz w:w="11906" w:h="16838"/>
